--- a/understanding.docx
+++ b/understanding.docx
@@ -1,95 +1,5913 @@
 
 <file path=word/document.xml><?xml version="1.0" encoding="utf-8"?>
-<w:document xmlns:wpc="http://schemas.microsoft.com/office/word/2010/wordprocessingCanvas" xmlns:mc="http://schemas.openxmlformats.org/markup-compatibility/2006" xmlns:o="urn:schemas-microsoft-com:office:office" xmlns:r="http://schemas.openxmlformats.org/officeDocument/2006/relationships" xmlns:m="http://schemas.openxmlformats.org/officeDocument/2006/math" xmlns:v="urn:schemas-microsoft-com:vml" xmlns:wp14="http://schemas.microsoft.com/office/word/2010/wordprocessingDrawing" xmlns:wp="http://schemas.openxmlformats.org/drawingml/2006/wordprocessingDrawing" xmlns:w10="urn:schemas-microsoft-com:office:word" xmlns:w="http://schemas.openxmlformats.org/wordprocessingml/2006/main" xmlns:w14="http://schemas.microsoft.com/office/word/2010/wordml" xmlns:wpg="http://schemas.microsoft.com/office/word/2010/wordprocessingGroup" xmlns:wpi="http://schemas.microsoft.com/office/word/2010/wordprocessingInk" xmlns:wne="http://schemas.microsoft.com/office/word/2006/wordml" xmlns:wps="http://schemas.microsoft.com/office/word/2010/wordprocessingShape" mc:Ignorable="w14 wp14">
+<w:document xmlns:wpc="http://schemas.microsoft.com/office/word/2010/wordprocessingCanvas" xmlns:cx="http://schemas.microsoft.com/office/drawing/2014/chartex" xmlns:cx1="http://schemas.microsoft.com/office/drawing/2015/9/8/chartex" xmlns:cx2="http://schemas.microsoft.com/office/drawing/2015/10/21/chartex" xmlns:cx3="http://schemas.microsoft.com/office/drawing/2016/5/9/chartex" xmlns:cx4="http://schemas.microsoft.com/office/drawing/2016/5/10/chartex" xmlns:cx5="http://schemas.microsoft.com/office/drawing/2016/5/11/chartex" xmlns:cx6="http://schemas.microsoft.com/office/drawing/2016/5/12/chartex" xmlns:cx7="http://schemas.microsoft.com/office/drawing/2016/5/13/chartex" xmlns:cx8="http://schemas.microsoft.com/office/drawing/2016/5/14/chartex" xmlns:mc="http://schemas.openxmlformats.org/markup-compatibility/2006" xmlns:aink="http://schemas.microsoft.com/office/drawing/2016/ink" xmlns:am3d="http://schemas.microsoft.com/office/drawing/2017/model3d" xmlns:o="urn:schemas-microsoft-com:office:office" xmlns:r="http://schemas.openxmlformats.org/officeDocument/2006/relationships" xmlns:m="http://schemas.openxmlformats.org/officeDocument/2006/math" xmlns:v="urn:schemas-microsoft-com:vml" xmlns:wp14="http://schemas.microsoft.com/office/word/2010/wordprocessingDrawing" xmlns:wp="http://schemas.openxmlformats.org/drawingml/2006/wordprocessingDrawing" xmlns:w10="urn:schemas-microsoft-com:office:word" xmlns:w="http://schemas.openxmlformats.org/wordprocessingml/2006/main" xmlns:w14="http://schemas.microsoft.com/office/word/2010/wordml" xmlns:w15="http://schemas.microsoft.com/office/word/2012/wordml" xmlns:w16cid="http://schemas.microsoft.com/office/word/2016/wordml/cid" xmlns:w16se="http://schemas.microsoft.com/office/word/2015/wordml/symex" xmlns:wpg="http://schemas.microsoft.com/office/word/2010/wordprocessingGroup" xmlns:wpi="http://schemas.microsoft.com/office/word/2010/wordprocessingInk" xmlns:wne="http://schemas.microsoft.com/office/word/2006/wordml" xmlns:wps="http://schemas.microsoft.com/office/word/2010/wordprocessingShape" mc:Ignorable="w14 w15 w16se w16cid wp14">
   <w:body>
     <w:p>
       <w:pPr>
-        <w:rPr>
-          <w:b/>
-          <w:sz w:val="32"/>
-          <w:szCs w:val="32"/>
-        </w:rPr>
-      </w:pPr>
-    </w:p>
-    <w:p>
-      <w:pPr>
-        <w:rPr>
-          <w:b/>
-          <w:sz w:val="32"/>
-          <w:szCs w:val="32"/>
-        </w:rPr>
-      </w:pPr>
+        <w:shd w:val="clear" w:color="auto" w:fill="1E1E1E"/>
+        <w:spacing w:line="285" w:lineRule="atLeast"/>
+        <w:rPr>
+          <w:rFonts w:ascii="Consolas" w:hAnsi="Consolas"/>
+          <w:color w:val="D4D4D4"/>
+          <w:sz w:val="21"/>
+          <w:szCs w:val="21"/>
+        </w:rPr>
+      </w:pPr>
+      <w:r>
+        <w:rPr>
+          <w:b/>
+          <w:sz w:val="28"/>
+          <w:szCs w:val="28"/>
+        </w:rPr>
+        <w:t>products (entry product information</w:t>
+      </w:r>
+      <w:r>
+        <w:rPr>
+          <w:b/>
+          <w:sz w:val="28"/>
+          <w:szCs w:val="28"/>
+        </w:rPr>
+        <w:t xml:space="preserve"> </w:t>
+      </w:r>
+      <w:r>
+        <w:rPr>
+          <w:b/>
+          <w:sz w:val="28"/>
+          <w:szCs w:val="28"/>
+        </w:rPr>
+        <w:t>–</w:t>
+      </w:r>
+      <w:r>
+        <w:rPr>
+          <w:rFonts w:ascii="Consolas" w:hAnsi="Consolas"/>
+          <w:color w:val="D4D4D4"/>
+          <w:sz w:val="21"/>
+          <w:szCs w:val="21"/>
+        </w:rPr>
+        <w:t xml:space="preserve"> </w:t>
+      </w:r>
+    </w:p>
+    <w:p>
+      <w:pPr>
+        <w:shd w:val="clear" w:color="auto" w:fill="1E1E1E"/>
+        <w:spacing w:after="0" w:line="285" w:lineRule="atLeast"/>
+        <w:rPr>
+          <w:rFonts w:ascii="Consolas" w:eastAsia="Times New Roman" w:hAnsi="Consolas" w:cs="Times New Roman"/>
+          <w:color w:val="D4D4D4"/>
+          <w:sz w:val="21"/>
+          <w:szCs w:val="21"/>
+        </w:rPr>
+      </w:pPr>
+      <w:r>
+        <w:rPr>
+          <w:rFonts w:ascii="Consolas" w:eastAsia="Times New Roman" w:hAnsi="Consolas" w:cs="Times New Roman"/>
+          <w:color w:val="9CDCFE"/>
+          <w:sz w:val="21"/>
+          <w:szCs w:val="21"/>
+        </w:rPr>
+        <w:t xml:space="preserve">   </w:t>
+      </w:r>
+      <w:r>
+        <w:rPr>
+          <w:rFonts w:ascii="Consolas" w:eastAsia="Times New Roman" w:hAnsi="Consolas" w:cs="Times New Roman"/>
+          <w:color w:val="9CDCFE"/>
+          <w:sz w:val="21"/>
+          <w:szCs w:val="21"/>
+        </w:rPr>
+        <w:t>$</w:t>
+      </w:r>
+      <w:proofErr w:type="spellStart"/>
+      <w:r>
+        <w:rPr>
+          <w:rFonts w:ascii="Consolas" w:eastAsia="Times New Roman" w:hAnsi="Consolas" w:cs="Times New Roman"/>
+          <w:color w:val="9CDCFE"/>
+          <w:sz w:val="21"/>
+          <w:szCs w:val="21"/>
+        </w:rPr>
+        <w:t>primaryKey</w:t>
+      </w:r>
+      <w:proofErr w:type="spellEnd"/>
+      <w:r>
+        <w:rPr>
+          <w:rFonts w:ascii="Consolas" w:eastAsia="Times New Roman" w:hAnsi="Consolas" w:cs="Times New Roman"/>
+          <w:color w:val="D4D4D4"/>
+          <w:sz w:val="21"/>
+          <w:szCs w:val="21"/>
+        </w:rPr>
+        <w:t xml:space="preserve"> = </w:t>
+      </w:r>
+      <w:r>
+        <w:rPr>
+          <w:rFonts w:ascii="Consolas" w:eastAsia="Times New Roman" w:hAnsi="Consolas" w:cs="Times New Roman"/>
+          <w:color w:val="CE9178"/>
+          <w:sz w:val="21"/>
+          <w:szCs w:val="21"/>
+        </w:rPr>
+        <w:t>'</w:t>
+      </w:r>
+      <w:proofErr w:type="spellStart"/>
+      <w:r>
+        <w:rPr>
+          <w:rFonts w:ascii="Consolas" w:eastAsia="Times New Roman" w:hAnsi="Consolas" w:cs="Times New Roman"/>
+          <w:color w:val="CE9178"/>
+          <w:sz w:val="21"/>
+          <w:szCs w:val="21"/>
+        </w:rPr>
+        <w:t>product_id</w:t>
+      </w:r>
+      <w:proofErr w:type="spellEnd"/>
+      <w:r>
+        <w:rPr>
+          <w:rFonts w:ascii="Consolas" w:eastAsia="Times New Roman" w:hAnsi="Consolas" w:cs="Times New Roman"/>
+          <w:color w:val="CE9178"/>
+          <w:sz w:val="21"/>
+          <w:szCs w:val="21"/>
+        </w:rPr>
+        <w:t>'</w:t>
+      </w:r>
+      <w:r>
+        <w:rPr>
+          <w:rFonts w:ascii="Consolas" w:eastAsia="Times New Roman" w:hAnsi="Consolas" w:cs="Times New Roman"/>
+          <w:color w:val="D4D4D4"/>
+          <w:sz w:val="21"/>
+          <w:szCs w:val="21"/>
+        </w:rPr>
+        <w:t>;</w:t>
+      </w:r>
+    </w:p>
+    <w:p>
+      <w:pPr>
+        <w:shd w:val="clear" w:color="auto" w:fill="1E1E1E"/>
+        <w:spacing w:line="285" w:lineRule="atLeast"/>
+        <w:rPr>
+          <w:rFonts w:ascii="Consolas" w:eastAsia="Times New Roman" w:hAnsi="Consolas" w:cs="Times New Roman"/>
+          <w:color w:val="D4D4D4"/>
+          <w:sz w:val="21"/>
+          <w:szCs w:val="21"/>
+        </w:rPr>
+      </w:pPr>
+      <w:r>
+        <w:rPr>
+          <w:rFonts w:ascii="Consolas" w:eastAsia="Times New Roman" w:hAnsi="Consolas" w:cs="Times New Roman"/>
+          <w:color w:val="D4D4D4"/>
+          <w:sz w:val="21"/>
+          <w:szCs w:val="21"/>
+        </w:rPr>
+        <w:t xml:space="preserve">    </w:t>
+      </w:r>
+      <w:r>
+        <w:rPr>
+          <w:rFonts w:ascii="Consolas" w:eastAsia="Times New Roman" w:hAnsi="Consolas" w:cs="Times New Roman"/>
+          <w:color w:val="6A9955"/>
+          <w:sz w:val="21"/>
+          <w:szCs w:val="21"/>
+        </w:rPr>
+        <w:t>// Product Information</w:t>
+      </w:r>
+    </w:p>
+    <w:p>
+      <w:pPr>
+        <w:shd w:val="clear" w:color="auto" w:fill="1E1E1E"/>
+        <w:spacing w:after="0" w:line="285" w:lineRule="atLeast"/>
+        <w:rPr>
+          <w:rFonts w:ascii="Consolas" w:eastAsia="Times New Roman" w:hAnsi="Consolas" w:cs="Times New Roman"/>
+          <w:color w:val="D4D4D4"/>
+          <w:sz w:val="21"/>
+          <w:szCs w:val="21"/>
+        </w:rPr>
+      </w:pPr>
+      <w:r>
+        <w:rPr>
+          <w:rFonts w:ascii="Consolas" w:eastAsia="Times New Roman" w:hAnsi="Consolas" w:cs="Times New Roman"/>
+          <w:color w:val="D4D4D4"/>
+          <w:sz w:val="21"/>
+          <w:szCs w:val="21"/>
+        </w:rPr>
+        <w:t xml:space="preserve">    </w:t>
+      </w:r>
+      <w:r>
+        <w:rPr>
+          <w:rFonts w:ascii="Consolas" w:eastAsia="Times New Roman" w:hAnsi="Consolas" w:cs="Times New Roman"/>
+          <w:color w:val="CE9178"/>
+          <w:sz w:val="21"/>
+          <w:szCs w:val="21"/>
+        </w:rPr>
+        <w:t>'</w:t>
+      </w:r>
+      <w:proofErr w:type="spellStart"/>
+      <w:r>
+        <w:rPr>
+          <w:rFonts w:ascii="Consolas" w:eastAsia="Times New Roman" w:hAnsi="Consolas" w:cs="Times New Roman"/>
+          <w:color w:val="CE9178"/>
+          <w:sz w:val="21"/>
+          <w:szCs w:val="21"/>
+        </w:rPr>
+        <w:t>product_name</w:t>
+      </w:r>
+      <w:proofErr w:type="spellEnd"/>
+      <w:r>
+        <w:rPr>
+          <w:rFonts w:ascii="Consolas" w:eastAsia="Times New Roman" w:hAnsi="Consolas" w:cs="Times New Roman"/>
+          <w:color w:val="CE9178"/>
+          <w:sz w:val="21"/>
+          <w:szCs w:val="21"/>
+        </w:rPr>
+        <w:t>'</w:t>
+      </w:r>
+      <w:r>
+        <w:rPr>
+          <w:rFonts w:ascii="Consolas" w:eastAsia="Times New Roman" w:hAnsi="Consolas" w:cs="Times New Roman"/>
+          <w:color w:val="D4D4D4"/>
+          <w:sz w:val="21"/>
+          <w:szCs w:val="21"/>
+        </w:rPr>
+        <w:t>,</w:t>
+      </w:r>
+    </w:p>
+    <w:p>
+      <w:pPr>
+        <w:shd w:val="clear" w:color="auto" w:fill="1E1E1E"/>
+        <w:spacing w:after="0" w:line="285" w:lineRule="atLeast"/>
+        <w:rPr>
+          <w:rFonts w:ascii="Consolas" w:eastAsia="Times New Roman" w:hAnsi="Consolas" w:cs="Times New Roman"/>
+          <w:color w:val="D4D4D4"/>
+          <w:sz w:val="21"/>
+          <w:szCs w:val="21"/>
+        </w:rPr>
+      </w:pPr>
+      <w:r>
+        <w:rPr>
+          <w:rFonts w:ascii="Consolas" w:eastAsia="Times New Roman" w:hAnsi="Consolas" w:cs="Times New Roman"/>
+          <w:color w:val="D4D4D4"/>
+          <w:sz w:val="21"/>
+          <w:szCs w:val="21"/>
+        </w:rPr>
+        <w:t xml:space="preserve">    </w:t>
+      </w:r>
+      <w:r>
+        <w:rPr>
+          <w:rFonts w:ascii="Consolas" w:eastAsia="Times New Roman" w:hAnsi="Consolas" w:cs="Times New Roman"/>
+          <w:color w:val="CE9178"/>
+          <w:sz w:val="21"/>
+          <w:szCs w:val="21"/>
+        </w:rPr>
+        <w:t>'</w:t>
+      </w:r>
+      <w:proofErr w:type="spellStart"/>
+      <w:r>
+        <w:rPr>
+          <w:rFonts w:ascii="Consolas" w:eastAsia="Times New Roman" w:hAnsi="Consolas" w:cs="Times New Roman"/>
+          <w:color w:val="CE9178"/>
+          <w:sz w:val="21"/>
+          <w:szCs w:val="21"/>
+        </w:rPr>
+        <w:t>product_category</w:t>
+      </w:r>
+      <w:proofErr w:type="spellEnd"/>
+      <w:r>
+        <w:rPr>
+          <w:rFonts w:ascii="Consolas" w:eastAsia="Times New Roman" w:hAnsi="Consolas" w:cs="Times New Roman"/>
+          <w:color w:val="CE9178"/>
+          <w:sz w:val="21"/>
+          <w:szCs w:val="21"/>
+        </w:rPr>
+        <w:t>'</w:t>
+      </w:r>
+      <w:r>
+        <w:rPr>
+          <w:rFonts w:ascii="Consolas" w:eastAsia="Times New Roman" w:hAnsi="Consolas" w:cs="Times New Roman"/>
+          <w:color w:val="D4D4D4"/>
+          <w:sz w:val="21"/>
+          <w:szCs w:val="21"/>
+        </w:rPr>
+        <w:t>,</w:t>
+      </w:r>
+    </w:p>
+    <w:p>
+      <w:pPr>
+        <w:shd w:val="clear" w:color="auto" w:fill="1E1E1E"/>
+        <w:spacing w:after="0" w:line="285" w:lineRule="atLeast"/>
+        <w:rPr>
+          <w:rFonts w:ascii="Consolas" w:eastAsia="Times New Roman" w:hAnsi="Consolas" w:cs="Times New Roman"/>
+          <w:color w:val="D4D4D4"/>
+          <w:sz w:val="21"/>
+          <w:szCs w:val="21"/>
+        </w:rPr>
+      </w:pPr>
+      <w:r>
+        <w:rPr>
+          <w:rFonts w:ascii="Consolas" w:eastAsia="Times New Roman" w:hAnsi="Consolas" w:cs="Times New Roman"/>
+          <w:color w:val="D4D4D4"/>
+          <w:sz w:val="21"/>
+          <w:szCs w:val="21"/>
+        </w:rPr>
+        <w:t xml:space="preserve">    </w:t>
+      </w:r>
+      <w:r>
+        <w:rPr>
+          <w:rFonts w:ascii="Consolas" w:eastAsia="Times New Roman" w:hAnsi="Consolas" w:cs="Times New Roman"/>
+          <w:color w:val="CE9178"/>
+          <w:sz w:val="21"/>
+          <w:szCs w:val="21"/>
+        </w:rPr>
+        <w:t>'</w:t>
+      </w:r>
+      <w:proofErr w:type="spellStart"/>
+      <w:r>
+        <w:rPr>
+          <w:rFonts w:ascii="Consolas" w:eastAsia="Times New Roman" w:hAnsi="Consolas" w:cs="Times New Roman"/>
+          <w:color w:val="CE9178"/>
+          <w:sz w:val="21"/>
+          <w:szCs w:val="21"/>
+        </w:rPr>
+        <w:t>product_brand</w:t>
+      </w:r>
+      <w:proofErr w:type="spellEnd"/>
+      <w:r>
+        <w:rPr>
+          <w:rFonts w:ascii="Consolas" w:eastAsia="Times New Roman" w:hAnsi="Consolas" w:cs="Times New Roman"/>
+          <w:color w:val="CE9178"/>
+          <w:sz w:val="21"/>
+          <w:szCs w:val="21"/>
+        </w:rPr>
+        <w:t>'</w:t>
+      </w:r>
+      <w:r>
+        <w:rPr>
+          <w:rFonts w:ascii="Consolas" w:eastAsia="Times New Roman" w:hAnsi="Consolas" w:cs="Times New Roman"/>
+          <w:color w:val="D4D4D4"/>
+          <w:sz w:val="21"/>
+          <w:szCs w:val="21"/>
+        </w:rPr>
+        <w:t>,</w:t>
+      </w:r>
+    </w:p>
+    <w:p>
+      <w:pPr>
+        <w:shd w:val="clear" w:color="auto" w:fill="1E1E1E"/>
+        <w:spacing w:after="0" w:line="285" w:lineRule="atLeast"/>
+        <w:rPr>
+          <w:rFonts w:ascii="Consolas" w:eastAsia="Times New Roman" w:hAnsi="Consolas" w:cs="Times New Roman"/>
+          <w:color w:val="D4D4D4"/>
+          <w:sz w:val="21"/>
+          <w:szCs w:val="21"/>
+        </w:rPr>
+      </w:pPr>
+      <w:r>
+        <w:rPr>
+          <w:rFonts w:ascii="Consolas" w:eastAsia="Times New Roman" w:hAnsi="Consolas" w:cs="Times New Roman"/>
+          <w:color w:val="D4D4D4"/>
+          <w:sz w:val="21"/>
+          <w:szCs w:val="21"/>
+        </w:rPr>
+        <w:t xml:space="preserve">    </w:t>
+      </w:r>
+      <w:r>
+        <w:rPr>
+          <w:rFonts w:ascii="Consolas" w:eastAsia="Times New Roman" w:hAnsi="Consolas" w:cs="Times New Roman"/>
+          <w:color w:val="CE9178"/>
+          <w:sz w:val="21"/>
+          <w:szCs w:val="21"/>
+        </w:rPr>
+        <w:t>'</w:t>
+      </w:r>
+      <w:proofErr w:type="spellStart"/>
+      <w:r>
+        <w:rPr>
+          <w:rFonts w:ascii="Consolas" w:eastAsia="Times New Roman" w:hAnsi="Consolas" w:cs="Times New Roman"/>
+          <w:color w:val="CE9178"/>
+          <w:sz w:val="21"/>
+          <w:szCs w:val="21"/>
+        </w:rPr>
+        <w:t>product_group</w:t>
+      </w:r>
+      <w:proofErr w:type="spellEnd"/>
+      <w:r>
+        <w:rPr>
+          <w:rFonts w:ascii="Consolas" w:eastAsia="Times New Roman" w:hAnsi="Consolas" w:cs="Times New Roman"/>
+          <w:color w:val="CE9178"/>
+          <w:sz w:val="21"/>
+          <w:szCs w:val="21"/>
+        </w:rPr>
+        <w:t>'</w:t>
+      </w:r>
+      <w:r>
+        <w:rPr>
+          <w:rFonts w:ascii="Consolas" w:eastAsia="Times New Roman" w:hAnsi="Consolas" w:cs="Times New Roman"/>
+          <w:color w:val="D4D4D4"/>
+          <w:sz w:val="21"/>
+          <w:szCs w:val="21"/>
+        </w:rPr>
+        <w:t>,</w:t>
+      </w:r>
+    </w:p>
+    <w:p>
+      <w:pPr>
+        <w:shd w:val="clear" w:color="auto" w:fill="1E1E1E"/>
+        <w:spacing w:after="0" w:line="285" w:lineRule="atLeast"/>
+        <w:rPr>
+          <w:rFonts w:ascii="Consolas" w:eastAsia="Times New Roman" w:hAnsi="Consolas" w:cs="Times New Roman"/>
+          <w:color w:val="D4D4D4"/>
+          <w:sz w:val="21"/>
+          <w:szCs w:val="21"/>
+        </w:rPr>
+      </w:pPr>
+      <w:r>
+        <w:rPr>
+          <w:rFonts w:ascii="Consolas" w:eastAsia="Times New Roman" w:hAnsi="Consolas" w:cs="Times New Roman"/>
+          <w:color w:val="D4D4D4"/>
+          <w:sz w:val="21"/>
+          <w:szCs w:val="21"/>
+        </w:rPr>
+        <w:t xml:space="preserve">    </w:t>
+      </w:r>
+      <w:r>
+        <w:rPr>
+          <w:rFonts w:ascii="Consolas" w:eastAsia="Times New Roman" w:hAnsi="Consolas" w:cs="Times New Roman"/>
+          <w:color w:val="CE9178"/>
+          <w:sz w:val="21"/>
+          <w:szCs w:val="21"/>
+        </w:rPr>
+        <w:t>'</w:t>
+      </w:r>
+      <w:proofErr w:type="spellStart"/>
+      <w:r>
+        <w:rPr>
+          <w:rFonts w:ascii="Consolas" w:eastAsia="Times New Roman" w:hAnsi="Consolas" w:cs="Times New Roman"/>
+          <w:color w:val="CE9178"/>
+          <w:sz w:val="21"/>
+          <w:szCs w:val="21"/>
+        </w:rPr>
+        <w:t>product_strength</w:t>
+      </w:r>
+      <w:proofErr w:type="spellEnd"/>
+      <w:r>
+        <w:rPr>
+          <w:rFonts w:ascii="Consolas" w:eastAsia="Times New Roman" w:hAnsi="Consolas" w:cs="Times New Roman"/>
+          <w:color w:val="CE9178"/>
+          <w:sz w:val="21"/>
+          <w:szCs w:val="21"/>
+        </w:rPr>
+        <w:t>'</w:t>
+      </w:r>
+      <w:r>
+        <w:rPr>
+          <w:rFonts w:ascii="Consolas" w:eastAsia="Times New Roman" w:hAnsi="Consolas" w:cs="Times New Roman"/>
+          <w:color w:val="D4D4D4"/>
+          <w:sz w:val="21"/>
+          <w:szCs w:val="21"/>
+        </w:rPr>
+        <w:t>,</w:t>
+      </w:r>
+    </w:p>
+    <w:p>
+      <w:pPr>
+        <w:shd w:val="clear" w:color="auto" w:fill="1E1E1E"/>
+        <w:spacing w:after="0" w:line="285" w:lineRule="atLeast"/>
+        <w:rPr>
+          <w:rFonts w:ascii="Consolas" w:eastAsia="Times New Roman" w:hAnsi="Consolas" w:cs="Times New Roman"/>
+          <w:color w:val="D4D4D4"/>
+          <w:sz w:val="21"/>
+          <w:szCs w:val="21"/>
+        </w:rPr>
+      </w:pPr>
+      <w:r>
+        <w:rPr>
+          <w:rFonts w:ascii="Consolas" w:eastAsia="Times New Roman" w:hAnsi="Consolas" w:cs="Times New Roman"/>
+          <w:color w:val="D4D4D4"/>
+          <w:sz w:val="21"/>
+          <w:szCs w:val="21"/>
+        </w:rPr>
+        <w:t xml:space="preserve">    </w:t>
+      </w:r>
+      <w:r>
+        <w:rPr>
+          <w:rFonts w:ascii="Consolas" w:eastAsia="Times New Roman" w:hAnsi="Consolas" w:cs="Times New Roman"/>
+          <w:color w:val="CE9178"/>
+          <w:sz w:val="21"/>
+          <w:szCs w:val="21"/>
+        </w:rPr>
+        <w:t>'</w:t>
+      </w:r>
+      <w:proofErr w:type="spellStart"/>
+      <w:r>
+        <w:rPr>
+          <w:rFonts w:ascii="Consolas" w:eastAsia="Times New Roman" w:hAnsi="Consolas" w:cs="Times New Roman"/>
+          <w:color w:val="CE9178"/>
+          <w:sz w:val="21"/>
+          <w:szCs w:val="21"/>
+        </w:rPr>
+        <w:t>product_unit</w:t>
+      </w:r>
+      <w:proofErr w:type="spellEnd"/>
+      <w:r>
+        <w:rPr>
+          <w:rFonts w:ascii="Consolas" w:eastAsia="Times New Roman" w:hAnsi="Consolas" w:cs="Times New Roman"/>
+          <w:color w:val="CE9178"/>
+          <w:sz w:val="21"/>
+          <w:szCs w:val="21"/>
+        </w:rPr>
+        <w:t>'</w:t>
+      </w:r>
+      <w:r>
+        <w:rPr>
+          <w:rFonts w:ascii="Consolas" w:eastAsia="Times New Roman" w:hAnsi="Consolas" w:cs="Times New Roman"/>
+          <w:color w:val="D4D4D4"/>
+          <w:sz w:val="21"/>
+          <w:szCs w:val="21"/>
+        </w:rPr>
+        <w:t>,</w:t>
+      </w:r>
+    </w:p>
+    <w:p>
+      <w:pPr>
+        <w:shd w:val="clear" w:color="auto" w:fill="1E1E1E"/>
+        <w:spacing w:after="0" w:line="285" w:lineRule="atLeast"/>
+        <w:rPr>
+          <w:rFonts w:ascii="Consolas" w:eastAsia="Times New Roman" w:hAnsi="Consolas" w:cs="Times New Roman"/>
+          <w:color w:val="D4D4D4"/>
+          <w:sz w:val="21"/>
+          <w:szCs w:val="21"/>
+        </w:rPr>
+      </w:pPr>
+      <w:r>
+        <w:rPr>
+          <w:rFonts w:ascii="Consolas" w:eastAsia="Times New Roman" w:hAnsi="Consolas" w:cs="Times New Roman"/>
+          <w:color w:val="D4D4D4"/>
+          <w:sz w:val="21"/>
+          <w:szCs w:val="21"/>
+        </w:rPr>
+        <w:t xml:space="preserve">    </w:t>
+      </w:r>
+      <w:r>
+        <w:rPr>
+          <w:rFonts w:ascii="Consolas" w:eastAsia="Times New Roman" w:hAnsi="Consolas" w:cs="Times New Roman"/>
+          <w:color w:val="6A9955"/>
+          <w:sz w:val="21"/>
+          <w:szCs w:val="21"/>
+        </w:rPr>
+        <w:t>// Inventory</w:t>
+      </w:r>
+    </w:p>
+    <w:p>
+      <w:pPr>
+        <w:shd w:val="clear" w:color="auto" w:fill="1E1E1E"/>
+        <w:spacing w:after="0" w:line="285" w:lineRule="atLeast"/>
+        <w:rPr>
+          <w:rFonts w:ascii="Consolas" w:eastAsia="Times New Roman" w:hAnsi="Consolas" w:cs="Times New Roman"/>
+          <w:color w:val="D4D4D4"/>
+          <w:sz w:val="21"/>
+          <w:szCs w:val="21"/>
+        </w:rPr>
+      </w:pPr>
+      <w:r>
+        <w:rPr>
+          <w:rFonts w:ascii="Consolas" w:eastAsia="Times New Roman" w:hAnsi="Consolas" w:cs="Times New Roman"/>
+          <w:color w:val="D4D4D4"/>
+          <w:sz w:val="21"/>
+          <w:szCs w:val="21"/>
+        </w:rPr>
+        <w:t xml:space="preserve">    </w:t>
+      </w:r>
+      <w:r>
+        <w:rPr>
+          <w:rFonts w:ascii="Consolas" w:eastAsia="Times New Roman" w:hAnsi="Consolas" w:cs="Times New Roman"/>
+          <w:color w:val="CE9178"/>
+          <w:sz w:val="21"/>
+          <w:szCs w:val="21"/>
+        </w:rPr>
+        <w:t>'</w:t>
+      </w:r>
+      <w:proofErr w:type="spellStart"/>
+      <w:r>
+        <w:rPr>
+          <w:rFonts w:ascii="Consolas" w:eastAsia="Times New Roman" w:hAnsi="Consolas" w:cs="Times New Roman"/>
+          <w:color w:val="CE9178"/>
+          <w:sz w:val="21"/>
+          <w:szCs w:val="21"/>
+        </w:rPr>
+        <w:t>sku</w:t>
+      </w:r>
+      <w:proofErr w:type="spellEnd"/>
+      <w:r>
+        <w:rPr>
+          <w:rFonts w:ascii="Consolas" w:eastAsia="Times New Roman" w:hAnsi="Consolas" w:cs="Times New Roman"/>
+          <w:color w:val="CE9178"/>
+          <w:sz w:val="21"/>
+          <w:szCs w:val="21"/>
+        </w:rPr>
+        <w:t>'</w:t>
+      </w:r>
+      <w:r>
+        <w:rPr>
+          <w:rFonts w:ascii="Consolas" w:eastAsia="Times New Roman" w:hAnsi="Consolas" w:cs="Times New Roman"/>
+          <w:color w:val="D4D4D4"/>
+          <w:sz w:val="21"/>
+          <w:szCs w:val="21"/>
+        </w:rPr>
+        <w:t>,</w:t>
+      </w:r>
+    </w:p>
+    <w:p>
+      <w:pPr>
+        <w:shd w:val="clear" w:color="auto" w:fill="1E1E1E"/>
+        <w:spacing w:after="0" w:line="285" w:lineRule="atLeast"/>
+        <w:rPr>
+          <w:rFonts w:ascii="Consolas" w:eastAsia="Times New Roman" w:hAnsi="Consolas" w:cs="Times New Roman"/>
+          <w:color w:val="D4D4D4"/>
+          <w:sz w:val="21"/>
+          <w:szCs w:val="21"/>
+        </w:rPr>
+      </w:pPr>
+      <w:r>
+        <w:rPr>
+          <w:rFonts w:ascii="Consolas" w:eastAsia="Times New Roman" w:hAnsi="Consolas" w:cs="Times New Roman"/>
+          <w:color w:val="D4D4D4"/>
+          <w:sz w:val="21"/>
+          <w:szCs w:val="21"/>
+        </w:rPr>
+        <w:t xml:space="preserve">    </w:t>
+      </w:r>
+      <w:r>
+        <w:rPr>
+          <w:rFonts w:ascii="Consolas" w:eastAsia="Times New Roman" w:hAnsi="Consolas" w:cs="Times New Roman"/>
+          <w:color w:val="CE9178"/>
+          <w:sz w:val="21"/>
+          <w:szCs w:val="21"/>
+        </w:rPr>
+        <w:t>'barcode'</w:t>
+      </w:r>
+      <w:r>
+        <w:rPr>
+          <w:rFonts w:ascii="Consolas" w:eastAsia="Times New Roman" w:hAnsi="Consolas" w:cs="Times New Roman"/>
+          <w:color w:val="D4D4D4"/>
+          <w:sz w:val="21"/>
+          <w:szCs w:val="21"/>
+        </w:rPr>
+        <w:t>,</w:t>
+      </w:r>
+    </w:p>
+    <w:p>
+      <w:pPr>
+        <w:shd w:val="clear" w:color="auto" w:fill="1E1E1E"/>
+        <w:spacing w:after="0" w:line="285" w:lineRule="atLeast"/>
+        <w:rPr>
+          <w:rFonts w:ascii="Consolas" w:eastAsia="Times New Roman" w:hAnsi="Consolas" w:cs="Times New Roman"/>
+          <w:color w:val="D4D4D4"/>
+          <w:sz w:val="21"/>
+          <w:szCs w:val="21"/>
+        </w:rPr>
+      </w:pPr>
+      <w:r>
+        <w:rPr>
+          <w:rFonts w:ascii="Consolas" w:eastAsia="Times New Roman" w:hAnsi="Consolas" w:cs="Times New Roman"/>
+          <w:color w:val="D4D4D4"/>
+          <w:sz w:val="21"/>
+          <w:szCs w:val="21"/>
+        </w:rPr>
+        <w:t xml:space="preserve">    </w:t>
+      </w:r>
+      <w:r>
+        <w:rPr>
+          <w:rFonts w:ascii="Consolas" w:eastAsia="Times New Roman" w:hAnsi="Consolas" w:cs="Times New Roman"/>
+          <w:color w:val="CE9178"/>
+          <w:sz w:val="21"/>
+          <w:szCs w:val="21"/>
+        </w:rPr>
+        <w:t>'</w:t>
+      </w:r>
+      <w:proofErr w:type="spellStart"/>
+      <w:r>
+        <w:rPr>
+          <w:rFonts w:ascii="Consolas" w:eastAsia="Times New Roman" w:hAnsi="Consolas" w:cs="Times New Roman"/>
+          <w:color w:val="CE9178"/>
+          <w:sz w:val="21"/>
+          <w:szCs w:val="21"/>
+        </w:rPr>
+        <w:t>alert_quantity</w:t>
+      </w:r>
+      <w:proofErr w:type="spellEnd"/>
+      <w:r>
+        <w:rPr>
+          <w:rFonts w:ascii="Consolas" w:eastAsia="Times New Roman" w:hAnsi="Consolas" w:cs="Times New Roman"/>
+          <w:color w:val="CE9178"/>
+          <w:sz w:val="21"/>
+          <w:szCs w:val="21"/>
+        </w:rPr>
+        <w:t>'</w:t>
+      </w:r>
+      <w:r>
+        <w:rPr>
+          <w:rFonts w:ascii="Consolas" w:eastAsia="Times New Roman" w:hAnsi="Consolas" w:cs="Times New Roman"/>
+          <w:color w:val="D4D4D4"/>
+          <w:sz w:val="21"/>
+          <w:szCs w:val="21"/>
+        </w:rPr>
+        <w:t>,</w:t>
+      </w:r>
+    </w:p>
+    <w:p>
+      <w:pPr>
+        <w:shd w:val="clear" w:color="auto" w:fill="1E1E1E"/>
+        <w:spacing w:after="0" w:line="285" w:lineRule="atLeast"/>
+        <w:rPr>
+          <w:rFonts w:ascii="Consolas" w:eastAsia="Times New Roman" w:hAnsi="Consolas" w:cs="Times New Roman"/>
+          <w:color w:val="D4D4D4"/>
+          <w:sz w:val="21"/>
+          <w:szCs w:val="21"/>
+        </w:rPr>
+      </w:pPr>
+    </w:p>
+    <w:p>
+      <w:pPr>
+        <w:shd w:val="clear" w:color="auto" w:fill="1E1E1E"/>
+        <w:spacing w:after="0" w:line="285" w:lineRule="atLeast"/>
+        <w:rPr>
+          <w:rFonts w:ascii="Consolas" w:eastAsia="Times New Roman" w:hAnsi="Consolas" w:cs="Times New Roman"/>
+          <w:color w:val="D4D4D4"/>
+          <w:sz w:val="21"/>
+          <w:szCs w:val="21"/>
+        </w:rPr>
+      </w:pPr>
+      <w:r>
+        <w:rPr>
+          <w:rFonts w:ascii="Consolas" w:eastAsia="Times New Roman" w:hAnsi="Consolas" w:cs="Times New Roman"/>
+          <w:color w:val="D4D4D4"/>
+          <w:sz w:val="21"/>
+          <w:szCs w:val="21"/>
+        </w:rPr>
+        <w:t xml:space="preserve">    </w:t>
+      </w:r>
+      <w:r>
+        <w:rPr>
+          <w:rFonts w:ascii="Consolas" w:eastAsia="Times New Roman" w:hAnsi="Consolas" w:cs="Times New Roman"/>
+          <w:color w:val="6A9955"/>
+          <w:sz w:val="21"/>
+          <w:szCs w:val="21"/>
+        </w:rPr>
+        <w:t>// Image</w:t>
+      </w:r>
+    </w:p>
+    <w:p>
+      <w:pPr>
+        <w:shd w:val="clear" w:color="auto" w:fill="1E1E1E"/>
+        <w:spacing w:after="0" w:line="285" w:lineRule="atLeast"/>
+        <w:rPr>
+          <w:rFonts w:ascii="Consolas" w:eastAsia="Times New Roman" w:hAnsi="Consolas" w:cs="Times New Roman"/>
+          <w:color w:val="CE9178"/>
+          <w:sz w:val="21"/>
+          <w:szCs w:val="21"/>
+        </w:rPr>
+      </w:pPr>
+      <w:r>
+        <w:rPr>
+          <w:rFonts w:ascii="Consolas" w:eastAsia="Times New Roman" w:hAnsi="Consolas" w:cs="Times New Roman"/>
+          <w:color w:val="D4D4D4"/>
+          <w:sz w:val="21"/>
+          <w:szCs w:val="21"/>
+        </w:rPr>
+        <w:t xml:space="preserve">    </w:t>
+      </w:r>
+      <w:r>
+        <w:rPr>
+          <w:rFonts w:ascii="Consolas" w:eastAsia="Times New Roman" w:hAnsi="Consolas" w:cs="Times New Roman"/>
+          <w:color w:val="CE9178"/>
+          <w:sz w:val="21"/>
+          <w:szCs w:val="21"/>
+        </w:rPr>
+        <w:t>'</w:t>
+      </w:r>
+      <w:proofErr w:type="spellStart"/>
+      <w:r>
+        <w:rPr>
+          <w:rFonts w:ascii="Consolas" w:eastAsia="Times New Roman" w:hAnsi="Consolas" w:cs="Times New Roman"/>
+          <w:color w:val="CE9178"/>
+          <w:sz w:val="21"/>
+          <w:szCs w:val="21"/>
+        </w:rPr>
+        <w:t>product_image</w:t>
+      </w:r>
+      <w:proofErr w:type="spellEnd"/>
+      <w:r>
+        <w:rPr>
+          <w:rFonts w:ascii="Consolas" w:eastAsia="Times New Roman" w:hAnsi="Consolas" w:cs="Times New Roman"/>
+          <w:color w:val="CE9178"/>
+          <w:sz w:val="21"/>
+          <w:szCs w:val="21"/>
+        </w:rPr>
+        <w:t>'</w:t>
+      </w:r>
+    </w:p>
+    <w:p>
+      <w:pPr>
+        <w:shd w:val="clear" w:color="auto" w:fill="1E1E1E"/>
+        <w:spacing w:after="0" w:line="285" w:lineRule="atLeast"/>
+        <w:rPr>
+          <w:rFonts w:ascii="Consolas" w:eastAsia="Times New Roman" w:hAnsi="Consolas" w:cs="Times New Roman"/>
+          <w:color w:val="D4D4D4"/>
+          <w:sz w:val="21"/>
+          <w:szCs w:val="21"/>
+        </w:rPr>
+      </w:pPr>
+      <w:r>
+        <w:t xml:space="preserve">          ‘</w:t>
+      </w:r>
+      <w:r>
+        <w:t>status</w:t>
+      </w:r>
+      <w:r>
+        <w:t>’</w:t>
+      </w:r>
+    </w:p>
+    <w:p>
+      <w:pPr>
+        <w:pStyle w:val="ListParagraph"/>
+        <w:rPr>
+          <w:b/>
+          <w:sz w:val="28"/>
+          <w:szCs w:val="28"/>
+        </w:rPr>
+      </w:pPr>
+    </w:p>
+    <w:p>
+      <w:pPr>
+        <w:pStyle w:val="ListParagraph"/>
+        <w:rPr>
+          <w:b/>
+          <w:sz w:val="28"/>
+          <w:szCs w:val="28"/>
+        </w:rPr>
+      </w:pPr>
+      <w:proofErr w:type="spellStart"/>
+      <w:r>
+        <w:rPr>
+          <w:b/>
+          <w:sz w:val="28"/>
+          <w:szCs w:val="28"/>
+        </w:rPr>
+        <w:t>product_opening_stock</w:t>
+      </w:r>
+      <w:proofErr w:type="spellEnd"/>
+      <w:r>
+        <w:rPr>
+          <w:b/>
+          <w:sz w:val="28"/>
+          <w:szCs w:val="28"/>
+        </w:rPr>
+        <w:t xml:space="preserve"> –</w:t>
+      </w:r>
+    </w:p>
+    <w:p>
+      <w:pPr>
+        <w:pStyle w:val="ListParagraph"/>
+        <w:rPr>
+          <w:b/>
+          <w:sz w:val="32"/>
+          <w:szCs w:val="32"/>
+        </w:rPr>
+      </w:pPr>
+      <w:r>
+        <w:rPr>
+          <w:b/>
+          <w:sz w:val="32"/>
+          <w:szCs w:val="32"/>
+        </w:rPr>
+        <w:t xml:space="preserve">                            </w:t>
+      </w:r>
+      <w:r>
+        <w:t>stores the initial stock information</w:t>
+      </w:r>
+      <w:r>
+        <w:t>,</w:t>
+      </w:r>
+    </w:p>
+    <w:p>
+      <w:pPr>
+        <w:pStyle w:val="ListParagraph"/>
+        <w:rPr>
+          <w:b/>
+          <w:sz w:val="32"/>
+          <w:szCs w:val="32"/>
+        </w:rPr>
+      </w:pPr>
+      <w:r>
+        <w:t xml:space="preserve">                                         </w:t>
+      </w:r>
+      <w:r>
+        <w:t>one active record per product</w:t>
+      </w:r>
+      <w:r>
+        <w:t>,</w:t>
+      </w:r>
+    </w:p>
+    <w:p>
+      <w:pPr>
+        <w:pStyle w:val="ListParagraph"/>
+      </w:pPr>
+      <w:r>
+        <w:t xml:space="preserve">                                         </w:t>
+      </w:r>
+      <w:r>
+        <w:t>One-time opening stock entry.</w:t>
+      </w:r>
+    </w:p>
+    <w:p>
+      <w:pPr>
+        <w:shd w:val="clear" w:color="auto" w:fill="1E1E1E"/>
+        <w:spacing w:after="0" w:line="285" w:lineRule="atLeast"/>
+        <w:rPr>
+          <w:rFonts w:ascii="Consolas" w:eastAsia="Times New Roman" w:hAnsi="Consolas" w:cs="Times New Roman"/>
+          <w:color w:val="D4D4D4"/>
+          <w:sz w:val="21"/>
+          <w:szCs w:val="21"/>
+        </w:rPr>
+      </w:pPr>
+      <w:r>
+        <w:rPr>
+          <w:rFonts w:ascii="Consolas" w:eastAsia="Times New Roman" w:hAnsi="Consolas" w:cs="Times New Roman"/>
+          <w:color w:val="D4D4D4"/>
+          <w:sz w:val="21"/>
+          <w:szCs w:val="21"/>
+        </w:rPr>
+        <w:t xml:space="preserve">        </w:t>
+      </w:r>
+    </w:p>
+    <w:p>
+      <w:pPr>
+        <w:shd w:val="clear" w:color="auto" w:fill="1E1E1E"/>
+        <w:spacing w:after="0" w:line="285" w:lineRule="atLeast"/>
+        <w:rPr>
+          <w:rFonts w:ascii="Consolas" w:eastAsia="Times New Roman" w:hAnsi="Consolas" w:cs="Times New Roman"/>
+          <w:color w:val="D4D4D4"/>
+          <w:sz w:val="21"/>
+          <w:szCs w:val="21"/>
+        </w:rPr>
+      </w:pPr>
+      <w:r>
+        <w:rPr>
+          <w:rFonts w:ascii="Consolas" w:eastAsia="Times New Roman" w:hAnsi="Consolas" w:cs="Times New Roman"/>
+          <w:color w:val="9CDCFE"/>
+          <w:sz w:val="21"/>
+          <w:szCs w:val="21"/>
+        </w:rPr>
+        <w:t xml:space="preserve">       </w:t>
+      </w:r>
+      <w:r>
+        <w:rPr>
+          <w:rFonts w:ascii="Consolas" w:eastAsia="Times New Roman" w:hAnsi="Consolas" w:cs="Times New Roman"/>
+          <w:color w:val="9CDCFE"/>
+          <w:sz w:val="21"/>
+          <w:szCs w:val="21"/>
+        </w:rPr>
+        <w:t>$</w:t>
+      </w:r>
+      <w:proofErr w:type="spellStart"/>
+      <w:r>
+        <w:rPr>
+          <w:rFonts w:ascii="Consolas" w:eastAsia="Times New Roman" w:hAnsi="Consolas" w:cs="Times New Roman"/>
+          <w:color w:val="9CDCFE"/>
+          <w:sz w:val="21"/>
+          <w:szCs w:val="21"/>
+        </w:rPr>
+        <w:t>primaryKey</w:t>
+      </w:r>
+      <w:proofErr w:type="spellEnd"/>
+      <w:r>
+        <w:rPr>
+          <w:rFonts w:ascii="Consolas" w:eastAsia="Times New Roman" w:hAnsi="Consolas" w:cs="Times New Roman"/>
+          <w:color w:val="D4D4D4"/>
+          <w:sz w:val="21"/>
+          <w:szCs w:val="21"/>
+        </w:rPr>
+        <w:t xml:space="preserve"> </w:t>
+      </w:r>
+      <w:r>
+        <w:rPr>
+          <w:rFonts w:ascii="Consolas" w:eastAsia="Times New Roman" w:hAnsi="Consolas" w:cs="Times New Roman"/>
+          <w:color w:val="D4D4D4"/>
+          <w:sz w:val="21"/>
+          <w:szCs w:val="21"/>
+        </w:rPr>
+        <w:t xml:space="preserve">= </w:t>
+      </w:r>
+      <w:r>
+        <w:rPr>
+          <w:rFonts w:ascii="Consolas" w:eastAsia="Times New Roman" w:hAnsi="Consolas" w:cs="Times New Roman"/>
+          <w:color w:val="CE9178"/>
+          <w:sz w:val="21"/>
+          <w:szCs w:val="21"/>
+        </w:rPr>
+        <w:t>'</w:t>
+      </w:r>
+      <w:proofErr w:type="spellStart"/>
+      <w:r>
+        <w:rPr>
+          <w:rFonts w:ascii="Consolas" w:eastAsia="Times New Roman" w:hAnsi="Consolas" w:cs="Times New Roman"/>
+          <w:color w:val="CE9178"/>
+          <w:sz w:val="21"/>
+          <w:szCs w:val="21"/>
+        </w:rPr>
+        <w:t>opening_stock_id</w:t>
+      </w:r>
+      <w:proofErr w:type="spellEnd"/>
+      <w:r>
+        <w:rPr>
+          <w:rFonts w:ascii="Consolas" w:eastAsia="Times New Roman" w:hAnsi="Consolas" w:cs="Times New Roman"/>
+          <w:color w:val="CE9178"/>
+          <w:sz w:val="21"/>
+          <w:szCs w:val="21"/>
+        </w:rPr>
+        <w:t>'</w:t>
+      </w:r>
+      <w:r>
+        <w:rPr>
+          <w:rFonts w:ascii="Consolas" w:eastAsia="Times New Roman" w:hAnsi="Consolas" w:cs="Times New Roman"/>
+          <w:color w:val="D4D4D4"/>
+          <w:sz w:val="21"/>
+          <w:szCs w:val="21"/>
+        </w:rPr>
+        <w:t>;</w:t>
+      </w:r>
+    </w:p>
+    <w:p>
+      <w:pPr>
+        <w:shd w:val="clear" w:color="auto" w:fill="1E1E1E"/>
+        <w:spacing w:after="0" w:line="285" w:lineRule="atLeast"/>
+        <w:rPr>
+          <w:rFonts w:ascii="Consolas" w:eastAsia="Times New Roman" w:hAnsi="Consolas" w:cs="Times New Roman"/>
+          <w:color w:val="CE9178"/>
+          <w:sz w:val="21"/>
+          <w:szCs w:val="21"/>
+        </w:rPr>
+      </w:pPr>
+    </w:p>
+    <w:p>
+      <w:pPr>
+        <w:shd w:val="clear" w:color="auto" w:fill="1E1E1E"/>
+        <w:spacing w:after="0" w:line="285" w:lineRule="atLeast"/>
+        <w:rPr>
+          <w:rFonts w:ascii="Consolas" w:eastAsia="Times New Roman" w:hAnsi="Consolas" w:cs="Times New Roman"/>
+          <w:color w:val="D4D4D4"/>
+          <w:sz w:val="21"/>
+          <w:szCs w:val="21"/>
+        </w:rPr>
+      </w:pPr>
+      <w:r>
+        <w:rPr>
+          <w:rFonts w:ascii="Consolas" w:eastAsia="Times New Roman" w:hAnsi="Consolas" w:cs="Times New Roman"/>
+          <w:color w:val="CE9178"/>
+          <w:sz w:val="21"/>
+          <w:szCs w:val="21"/>
+        </w:rPr>
+        <w:t xml:space="preserve">       </w:t>
+      </w:r>
+      <w:r>
+        <w:rPr>
+          <w:rFonts w:ascii="Consolas" w:eastAsia="Times New Roman" w:hAnsi="Consolas" w:cs="Times New Roman"/>
+          <w:color w:val="CE9178"/>
+          <w:sz w:val="21"/>
+          <w:szCs w:val="21"/>
+        </w:rPr>
+        <w:t>'</w:t>
+      </w:r>
+      <w:proofErr w:type="spellStart"/>
+      <w:r>
+        <w:rPr>
+          <w:rFonts w:ascii="Consolas" w:eastAsia="Times New Roman" w:hAnsi="Consolas" w:cs="Times New Roman"/>
+          <w:color w:val="CE9178"/>
+          <w:sz w:val="21"/>
+          <w:szCs w:val="21"/>
+        </w:rPr>
+        <w:t>product_id</w:t>
+      </w:r>
+      <w:proofErr w:type="spellEnd"/>
+      <w:r>
+        <w:rPr>
+          <w:rFonts w:ascii="Consolas" w:eastAsia="Times New Roman" w:hAnsi="Consolas" w:cs="Times New Roman"/>
+          <w:color w:val="CE9178"/>
+          <w:sz w:val="21"/>
+          <w:szCs w:val="21"/>
+        </w:rPr>
+        <w:t>'</w:t>
+      </w:r>
+      <w:r>
+        <w:rPr>
+          <w:rFonts w:ascii="Consolas" w:eastAsia="Times New Roman" w:hAnsi="Consolas" w:cs="Times New Roman"/>
+          <w:color w:val="D4D4D4"/>
+          <w:sz w:val="21"/>
+          <w:szCs w:val="21"/>
+        </w:rPr>
+        <w:t>,</w:t>
+      </w:r>
+    </w:p>
+    <w:p>
+      <w:pPr>
+        <w:shd w:val="clear" w:color="auto" w:fill="1E1E1E"/>
+        <w:spacing w:after="0" w:line="285" w:lineRule="atLeast"/>
+        <w:rPr>
+          <w:rFonts w:ascii="Consolas" w:eastAsia="Times New Roman" w:hAnsi="Consolas" w:cs="Times New Roman"/>
+          <w:color w:val="D4D4D4"/>
+          <w:sz w:val="21"/>
+          <w:szCs w:val="21"/>
+        </w:rPr>
+      </w:pPr>
+      <w:r>
+        <w:rPr>
+          <w:rFonts w:ascii="Consolas" w:eastAsia="Times New Roman" w:hAnsi="Consolas" w:cs="Times New Roman"/>
+          <w:color w:val="D4D4D4"/>
+          <w:sz w:val="21"/>
+          <w:szCs w:val="21"/>
+        </w:rPr>
+        <w:t xml:space="preserve">        </w:t>
+      </w:r>
+      <w:r>
+        <w:rPr>
+          <w:rFonts w:ascii="Consolas" w:eastAsia="Times New Roman" w:hAnsi="Consolas" w:cs="Times New Roman"/>
+          <w:color w:val="CE9178"/>
+          <w:sz w:val="21"/>
+          <w:szCs w:val="21"/>
+        </w:rPr>
+        <w:t>'</w:t>
+      </w:r>
+      <w:proofErr w:type="spellStart"/>
+      <w:r>
+        <w:rPr>
+          <w:rFonts w:ascii="Consolas" w:eastAsia="Times New Roman" w:hAnsi="Consolas" w:cs="Times New Roman"/>
+          <w:color w:val="CE9178"/>
+          <w:sz w:val="21"/>
+          <w:szCs w:val="21"/>
+        </w:rPr>
+        <w:t>supplier_id</w:t>
+      </w:r>
+      <w:proofErr w:type="spellEnd"/>
+      <w:r>
+        <w:rPr>
+          <w:rFonts w:ascii="Consolas" w:eastAsia="Times New Roman" w:hAnsi="Consolas" w:cs="Times New Roman"/>
+          <w:color w:val="CE9178"/>
+          <w:sz w:val="21"/>
+          <w:szCs w:val="21"/>
+        </w:rPr>
+        <w:t>'</w:t>
+      </w:r>
+      <w:r>
+        <w:rPr>
+          <w:rFonts w:ascii="Consolas" w:eastAsia="Times New Roman" w:hAnsi="Consolas" w:cs="Times New Roman"/>
+          <w:color w:val="D4D4D4"/>
+          <w:sz w:val="21"/>
+          <w:szCs w:val="21"/>
+        </w:rPr>
+        <w:t>,</w:t>
+      </w:r>
+    </w:p>
+    <w:p>
+      <w:pPr>
+        <w:shd w:val="clear" w:color="auto" w:fill="1E1E1E"/>
+        <w:spacing w:after="0" w:line="285" w:lineRule="atLeast"/>
+        <w:rPr>
+          <w:rFonts w:ascii="Consolas" w:eastAsia="Times New Roman" w:hAnsi="Consolas" w:cs="Times New Roman"/>
+          <w:color w:val="D4D4D4"/>
+          <w:sz w:val="21"/>
+          <w:szCs w:val="21"/>
+        </w:rPr>
+      </w:pPr>
+      <w:r>
+        <w:rPr>
+          <w:rFonts w:ascii="Consolas" w:eastAsia="Times New Roman" w:hAnsi="Consolas" w:cs="Times New Roman"/>
+          <w:color w:val="D4D4D4"/>
+          <w:sz w:val="21"/>
+          <w:szCs w:val="21"/>
+        </w:rPr>
+        <w:t xml:space="preserve">        </w:t>
+      </w:r>
+      <w:r>
+        <w:rPr>
+          <w:rFonts w:ascii="Consolas" w:eastAsia="Times New Roman" w:hAnsi="Consolas" w:cs="Times New Roman"/>
+          <w:color w:val="CE9178"/>
+          <w:sz w:val="21"/>
+          <w:szCs w:val="21"/>
+        </w:rPr>
+        <w:t>'</w:t>
+      </w:r>
+      <w:proofErr w:type="spellStart"/>
+      <w:r>
+        <w:rPr>
+          <w:rFonts w:ascii="Consolas" w:eastAsia="Times New Roman" w:hAnsi="Consolas" w:cs="Times New Roman"/>
+          <w:color w:val="CE9178"/>
+          <w:sz w:val="21"/>
+          <w:szCs w:val="21"/>
+        </w:rPr>
+        <w:t>expiry_date</w:t>
+      </w:r>
+      <w:proofErr w:type="spellEnd"/>
+      <w:r>
+        <w:rPr>
+          <w:rFonts w:ascii="Consolas" w:eastAsia="Times New Roman" w:hAnsi="Consolas" w:cs="Times New Roman"/>
+          <w:color w:val="CE9178"/>
+          <w:sz w:val="21"/>
+          <w:szCs w:val="21"/>
+        </w:rPr>
+        <w:t>'</w:t>
+      </w:r>
+      <w:r>
+        <w:rPr>
+          <w:rFonts w:ascii="Consolas" w:eastAsia="Times New Roman" w:hAnsi="Consolas" w:cs="Times New Roman"/>
+          <w:color w:val="D4D4D4"/>
+          <w:sz w:val="21"/>
+          <w:szCs w:val="21"/>
+        </w:rPr>
+        <w:t>,</w:t>
+      </w:r>
+    </w:p>
+    <w:p>
+      <w:pPr>
+        <w:shd w:val="clear" w:color="auto" w:fill="1E1E1E"/>
+        <w:spacing w:after="0" w:line="285" w:lineRule="atLeast"/>
+        <w:rPr>
+          <w:rFonts w:ascii="Consolas" w:eastAsia="Times New Roman" w:hAnsi="Consolas" w:cs="Times New Roman"/>
+          <w:color w:val="D4D4D4"/>
+          <w:sz w:val="21"/>
+          <w:szCs w:val="21"/>
+        </w:rPr>
+      </w:pPr>
+      <w:r>
+        <w:rPr>
+          <w:rFonts w:ascii="Consolas" w:eastAsia="Times New Roman" w:hAnsi="Consolas" w:cs="Times New Roman"/>
+          <w:color w:val="D4D4D4"/>
+          <w:sz w:val="21"/>
+          <w:szCs w:val="21"/>
+        </w:rPr>
+        <w:t xml:space="preserve">    </w:t>
+      </w:r>
+    </w:p>
+    <w:p>
+      <w:pPr>
+        <w:shd w:val="clear" w:color="auto" w:fill="1E1E1E"/>
+        <w:spacing w:after="0" w:line="285" w:lineRule="atLeast"/>
+        <w:rPr>
+          <w:rFonts w:ascii="Consolas" w:eastAsia="Times New Roman" w:hAnsi="Consolas" w:cs="Times New Roman"/>
+          <w:color w:val="D4D4D4"/>
+          <w:sz w:val="21"/>
+          <w:szCs w:val="21"/>
+        </w:rPr>
+      </w:pPr>
+      <w:r>
+        <w:rPr>
+          <w:rFonts w:ascii="Consolas" w:eastAsia="Times New Roman" w:hAnsi="Consolas" w:cs="Times New Roman"/>
+          <w:color w:val="D4D4D4"/>
+          <w:sz w:val="21"/>
+          <w:szCs w:val="21"/>
+        </w:rPr>
+        <w:t xml:space="preserve">        </w:t>
+      </w:r>
+      <w:r>
+        <w:rPr>
+          <w:rFonts w:ascii="Consolas" w:eastAsia="Times New Roman" w:hAnsi="Consolas" w:cs="Times New Roman"/>
+          <w:color w:val="CE9178"/>
+          <w:sz w:val="21"/>
+          <w:szCs w:val="21"/>
+        </w:rPr>
+        <w:t>'quantity'</w:t>
+      </w:r>
+      <w:r>
+        <w:rPr>
+          <w:rFonts w:ascii="Consolas" w:eastAsia="Times New Roman" w:hAnsi="Consolas" w:cs="Times New Roman"/>
+          <w:color w:val="D4D4D4"/>
+          <w:sz w:val="21"/>
+          <w:szCs w:val="21"/>
+        </w:rPr>
+        <w:t>,</w:t>
+      </w:r>
+    </w:p>
+    <w:p>
+      <w:pPr>
+        <w:shd w:val="clear" w:color="auto" w:fill="1E1E1E"/>
+        <w:spacing w:after="0" w:line="285" w:lineRule="atLeast"/>
+        <w:rPr>
+          <w:rFonts w:ascii="Consolas" w:eastAsia="Times New Roman" w:hAnsi="Consolas" w:cs="Times New Roman"/>
+          <w:color w:val="D4D4D4"/>
+          <w:sz w:val="21"/>
+          <w:szCs w:val="21"/>
+        </w:rPr>
+      </w:pPr>
+      <w:r>
+        <w:rPr>
+          <w:rFonts w:ascii="Consolas" w:eastAsia="Times New Roman" w:hAnsi="Consolas" w:cs="Times New Roman"/>
+          <w:color w:val="D4D4D4"/>
+          <w:sz w:val="21"/>
+          <w:szCs w:val="21"/>
+        </w:rPr>
+        <w:t xml:space="preserve">        </w:t>
+      </w:r>
+      <w:r>
+        <w:rPr>
+          <w:rFonts w:ascii="Consolas" w:eastAsia="Times New Roman" w:hAnsi="Consolas" w:cs="Times New Roman"/>
+          <w:color w:val="CE9178"/>
+          <w:sz w:val="21"/>
+          <w:szCs w:val="21"/>
+        </w:rPr>
+        <w:t>'</w:t>
+      </w:r>
+      <w:proofErr w:type="spellStart"/>
+      <w:r>
+        <w:rPr>
+          <w:rFonts w:ascii="Consolas" w:eastAsia="Times New Roman" w:hAnsi="Consolas" w:cs="Times New Roman"/>
+          <w:color w:val="CE9178"/>
+          <w:sz w:val="21"/>
+          <w:szCs w:val="21"/>
+        </w:rPr>
+        <w:t>bonus_quantity</w:t>
+      </w:r>
+      <w:proofErr w:type="spellEnd"/>
+      <w:r>
+        <w:rPr>
+          <w:rFonts w:ascii="Consolas" w:eastAsia="Times New Roman" w:hAnsi="Consolas" w:cs="Times New Roman"/>
+          <w:color w:val="CE9178"/>
+          <w:sz w:val="21"/>
+          <w:szCs w:val="21"/>
+        </w:rPr>
+        <w:t>'</w:t>
+      </w:r>
+      <w:r>
+        <w:rPr>
+          <w:rFonts w:ascii="Consolas" w:eastAsia="Times New Roman" w:hAnsi="Consolas" w:cs="Times New Roman"/>
+          <w:color w:val="D4D4D4"/>
+          <w:sz w:val="21"/>
+          <w:szCs w:val="21"/>
+        </w:rPr>
+        <w:t>,</w:t>
+      </w:r>
+    </w:p>
+    <w:p>
+      <w:pPr>
+        <w:shd w:val="clear" w:color="auto" w:fill="1E1E1E"/>
+        <w:spacing w:after="0" w:line="285" w:lineRule="atLeast"/>
+        <w:rPr>
+          <w:rFonts w:ascii="Consolas" w:eastAsia="Times New Roman" w:hAnsi="Consolas" w:cs="Times New Roman"/>
+          <w:color w:val="D4D4D4"/>
+          <w:sz w:val="21"/>
+          <w:szCs w:val="21"/>
+        </w:rPr>
+      </w:pPr>
+      <w:r>
+        <w:rPr>
+          <w:rFonts w:ascii="Consolas" w:eastAsia="Times New Roman" w:hAnsi="Consolas" w:cs="Times New Roman"/>
+          <w:color w:val="D4D4D4"/>
+          <w:sz w:val="21"/>
+          <w:szCs w:val="21"/>
+        </w:rPr>
+        <w:t xml:space="preserve">    </w:t>
+      </w:r>
+    </w:p>
+    <w:p>
+      <w:pPr>
+        <w:shd w:val="clear" w:color="auto" w:fill="1E1E1E"/>
+        <w:spacing w:after="0" w:line="285" w:lineRule="atLeast"/>
+        <w:rPr>
+          <w:rFonts w:ascii="Consolas" w:eastAsia="Times New Roman" w:hAnsi="Consolas" w:cs="Times New Roman"/>
+          <w:color w:val="D4D4D4"/>
+          <w:sz w:val="21"/>
+          <w:szCs w:val="21"/>
+        </w:rPr>
+      </w:pPr>
+      <w:r>
+        <w:rPr>
+          <w:rFonts w:ascii="Consolas" w:eastAsia="Times New Roman" w:hAnsi="Consolas" w:cs="Times New Roman"/>
+          <w:color w:val="D4D4D4"/>
+          <w:sz w:val="21"/>
+          <w:szCs w:val="21"/>
+        </w:rPr>
+        <w:t xml:space="preserve">        </w:t>
+      </w:r>
+      <w:r>
+        <w:rPr>
+          <w:rFonts w:ascii="Consolas" w:eastAsia="Times New Roman" w:hAnsi="Consolas" w:cs="Times New Roman"/>
+          <w:color w:val="CE9178"/>
+          <w:sz w:val="21"/>
+          <w:szCs w:val="21"/>
+        </w:rPr>
+        <w:t>'</w:t>
+      </w:r>
+      <w:proofErr w:type="spellStart"/>
+      <w:r>
+        <w:rPr>
+          <w:rFonts w:ascii="Consolas" w:eastAsia="Times New Roman" w:hAnsi="Consolas" w:cs="Times New Roman"/>
+          <w:color w:val="CE9178"/>
+          <w:sz w:val="21"/>
+          <w:szCs w:val="21"/>
+        </w:rPr>
+        <w:t>tax_type</w:t>
+      </w:r>
+      <w:proofErr w:type="spellEnd"/>
+      <w:r>
+        <w:rPr>
+          <w:rFonts w:ascii="Consolas" w:eastAsia="Times New Roman" w:hAnsi="Consolas" w:cs="Times New Roman"/>
+          <w:color w:val="CE9178"/>
+          <w:sz w:val="21"/>
+          <w:szCs w:val="21"/>
+        </w:rPr>
+        <w:t>'</w:t>
+      </w:r>
+      <w:r>
+        <w:rPr>
+          <w:rFonts w:ascii="Consolas" w:eastAsia="Times New Roman" w:hAnsi="Consolas" w:cs="Times New Roman"/>
+          <w:color w:val="D4D4D4"/>
+          <w:sz w:val="21"/>
+          <w:szCs w:val="21"/>
+        </w:rPr>
+        <w:t>,</w:t>
+      </w:r>
+    </w:p>
+    <w:p>
+      <w:pPr>
+        <w:shd w:val="clear" w:color="auto" w:fill="1E1E1E"/>
+        <w:spacing w:after="0" w:line="285" w:lineRule="atLeast"/>
+        <w:rPr>
+          <w:rFonts w:ascii="Consolas" w:eastAsia="Times New Roman" w:hAnsi="Consolas" w:cs="Times New Roman"/>
+          <w:color w:val="D4D4D4"/>
+          <w:sz w:val="21"/>
+          <w:szCs w:val="21"/>
+        </w:rPr>
+      </w:pPr>
+      <w:r>
+        <w:rPr>
+          <w:rFonts w:ascii="Consolas" w:eastAsia="Times New Roman" w:hAnsi="Consolas" w:cs="Times New Roman"/>
+          <w:color w:val="D4D4D4"/>
+          <w:sz w:val="21"/>
+          <w:szCs w:val="21"/>
+        </w:rPr>
+        <w:t xml:space="preserve">        </w:t>
+      </w:r>
+      <w:r>
+        <w:rPr>
+          <w:rFonts w:ascii="Consolas" w:eastAsia="Times New Roman" w:hAnsi="Consolas" w:cs="Times New Roman"/>
+          <w:color w:val="CE9178"/>
+          <w:sz w:val="21"/>
+          <w:szCs w:val="21"/>
+        </w:rPr>
+        <w:t>'</w:t>
+      </w:r>
+      <w:proofErr w:type="spellStart"/>
+      <w:r>
+        <w:rPr>
+          <w:rFonts w:ascii="Consolas" w:eastAsia="Times New Roman" w:hAnsi="Consolas" w:cs="Times New Roman"/>
+          <w:color w:val="CE9178"/>
+          <w:sz w:val="21"/>
+          <w:szCs w:val="21"/>
+        </w:rPr>
+        <w:t>tax_id</w:t>
+      </w:r>
+      <w:proofErr w:type="spellEnd"/>
+      <w:r>
+        <w:rPr>
+          <w:rFonts w:ascii="Consolas" w:eastAsia="Times New Roman" w:hAnsi="Consolas" w:cs="Times New Roman"/>
+          <w:color w:val="CE9178"/>
+          <w:sz w:val="21"/>
+          <w:szCs w:val="21"/>
+        </w:rPr>
+        <w:t>'</w:t>
+      </w:r>
+      <w:r>
+        <w:rPr>
+          <w:rFonts w:ascii="Consolas" w:eastAsia="Times New Roman" w:hAnsi="Consolas" w:cs="Times New Roman"/>
+          <w:color w:val="D4D4D4"/>
+          <w:sz w:val="21"/>
+          <w:szCs w:val="21"/>
+        </w:rPr>
+        <w:t>,</w:t>
+      </w:r>
+    </w:p>
+    <w:p>
+      <w:pPr>
+        <w:shd w:val="clear" w:color="auto" w:fill="1E1E1E"/>
+        <w:spacing w:after="0" w:line="285" w:lineRule="atLeast"/>
+        <w:rPr>
+          <w:rFonts w:ascii="Consolas" w:eastAsia="Times New Roman" w:hAnsi="Consolas" w:cs="Times New Roman"/>
+          <w:color w:val="D4D4D4"/>
+          <w:sz w:val="21"/>
+          <w:szCs w:val="21"/>
+        </w:rPr>
+      </w:pPr>
+      <w:r>
+        <w:rPr>
+          <w:rFonts w:ascii="Consolas" w:eastAsia="Times New Roman" w:hAnsi="Consolas" w:cs="Times New Roman"/>
+          <w:color w:val="D4D4D4"/>
+          <w:sz w:val="21"/>
+          <w:szCs w:val="21"/>
+        </w:rPr>
+        <w:t xml:space="preserve">        </w:t>
+      </w:r>
+      <w:r>
+        <w:rPr>
+          <w:rFonts w:ascii="Consolas" w:eastAsia="Times New Roman" w:hAnsi="Consolas" w:cs="Times New Roman"/>
+          <w:color w:val="CE9178"/>
+          <w:sz w:val="21"/>
+          <w:szCs w:val="21"/>
+        </w:rPr>
+        <w:t>'</w:t>
+      </w:r>
+      <w:proofErr w:type="spellStart"/>
+      <w:r>
+        <w:rPr>
+          <w:rFonts w:ascii="Consolas" w:eastAsia="Times New Roman" w:hAnsi="Consolas" w:cs="Times New Roman"/>
+          <w:color w:val="CE9178"/>
+          <w:sz w:val="21"/>
+          <w:szCs w:val="21"/>
+        </w:rPr>
+        <w:t>tax_percentage</w:t>
+      </w:r>
+      <w:proofErr w:type="spellEnd"/>
+      <w:r>
+        <w:rPr>
+          <w:rFonts w:ascii="Consolas" w:eastAsia="Times New Roman" w:hAnsi="Consolas" w:cs="Times New Roman"/>
+          <w:color w:val="CE9178"/>
+          <w:sz w:val="21"/>
+          <w:szCs w:val="21"/>
+        </w:rPr>
+        <w:t>'</w:t>
+      </w:r>
+      <w:r>
+        <w:rPr>
+          <w:rFonts w:ascii="Consolas" w:eastAsia="Times New Roman" w:hAnsi="Consolas" w:cs="Times New Roman"/>
+          <w:color w:val="D4D4D4"/>
+          <w:sz w:val="21"/>
+          <w:szCs w:val="21"/>
+        </w:rPr>
+        <w:t>,</w:t>
+      </w:r>
+    </w:p>
+    <w:p>
+      <w:pPr>
+        <w:shd w:val="clear" w:color="auto" w:fill="1E1E1E"/>
+        <w:spacing w:after="0" w:line="285" w:lineRule="atLeast"/>
+        <w:rPr>
+          <w:rFonts w:ascii="Consolas" w:eastAsia="Times New Roman" w:hAnsi="Consolas" w:cs="Times New Roman"/>
+          <w:color w:val="D4D4D4"/>
+          <w:sz w:val="21"/>
+          <w:szCs w:val="21"/>
+        </w:rPr>
+      </w:pPr>
+      <w:r>
+        <w:rPr>
+          <w:rFonts w:ascii="Consolas" w:eastAsia="Times New Roman" w:hAnsi="Consolas" w:cs="Times New Roman"/>
+          <w:color w:val="D4D4D4"/>
+          <w:sz w:val="21"/>
+          <w:szCs w:val="21"/>
+        </w:rPr>
+        <w:t xml:space="preserve">        </w:t>
+      </w:r>
+      <w:r>
+        <w:rPr>
+          <w:rFonts w:ascii="Consolas" w:eastAsia="Times New Roman" w:hAnsi="Consolas" w:cs="Times New Roman"/>
+          <w:color w:val="CE9178"/>
+          <w:sz w:val="21"/>
+          <w:szCs w:val="21"/>
+        </w:rPr>
+        <w:t>'</w:t>
+      </w:r>
+      <w:proofErr w:type="spellStart"/>
+      <w:r>
+        <w:rPr>
+          <w:rFonts w:ascii="Consolas" w:eastAsia="Times New Roman" w:hAnsi="Consolas" w:cs="Times New Roman"/>
+          <w:color w:val="CE9178"/>
+          <w:sz w:val="21"/>
+          <w:szCs w:val="21"/>
+        </w:rPr>
+        <w:t>tax_amount</w:t>
+      </w:r>
+      <w:proofErr w:type="spellEnd"/>
+      <w:r>
+        <w:rPr>
+          <w:rFonts w:ascii="Consolas" w:eastAsia="Times New Roman" w:hAnsi="Consolas" w:cs="Times New Roman"/>
+          <w:color w:val="CE9178"/>
+          <w:sz w:val="21"/>
+          <w:szCs w:val="21"/>
+        </w:rPr>
+        <w:t>'</w:t>
+      </w:r>
+      <w:r>
+        <w:rPr>
+          <w:rFonts w:ascii="Consolas" w:eastAsia="Times New Roman" w:hAnsi="Consolas" w:cs="Times New Roman"/>
+          <w:color w:val="D4D4D4"/>
+          <w:sz w:val="21"/>
+          <w:szCs w:val="21"/>
+        </w:rPr>
+        <w:t>,</w:t>
+      </w:r>
+    </w:p>
+    <w:p>
+      <w:pPr>
+        <w:shd w:val="clear" w:color="auto" w:fill="1E1E1E"/>
+        <w:spacing w:after="0" w:line="285" w:lineRule="atLeast"/>
+        <w:rPr>
+          <w:rFonts w:ascii="Consolas" w:eastAsia="Times New Roman" w:hAnsi="Consolas" w:cs="Times New Roman"/>
+          <w:color w:val="D4D4D4"/>
+          <w:sz w:val="21"/>
+          <w:szCs w:val="21"/>
+        </w:rPr>
+      </w:pPr>
+      <w:r>
+        <w:rPr>
+          <w:rFonts w:ascii="Consolas" w:eastAsia="Times New Roman" w:hAnsi="Consolas" w:cs="Times New Roman"/>
+          <w:color w:val="D4D4D4"/>
+          <w:sz w:val="21"/>
+          <w:szCs w:val="21"/>
+        </w:rPr>
+        <w:t xml:space="preserve">    </w:t>
+      </w:r>
+    </w:p>
+    <w:p>
+      <w:pPr>
+        <w:shd w:val="clear" w:color="auto" w:fill="1E1E1E"/>
+        <w:spacing w:after="0" w:line="285" w:lineRule="atLeast"/>
+        <w:rPr>
+          <w:rFonts w:ascii="Consolas" w:eastAsia="Times New Roman" w:hAnsi="Consolas" w:cs="Times New Roman"/>
+          <w:color w:val="D4D4D4"/>
+          <w:sz w:val="21"/>
+          <w:szCs w:val="21"/>
+        </w:rPr>
+      </w:pPr>
+      <w:r>
+        <w:rPr>
+          <w:rFonts w:ascii="Consolas" w:eastAsia="Times New Roman" w:hAnsi="Consolas" w:cs="Times New Roman"/>
+          <w:color w:val="D4D4D4"/>
+          <w:sz w:val="21"/>
+          <w:szCs w:val="21"/>
+        </w:rPr>
+        <w:t xml:space="preserve">        </w:t>
+      </w:r>
+      <w:r>
+        <w:rPr>
+          <w:rFonts w:ascii="Consolas" w:eastAsia="Times New Roman" w:hAnsi="Consolas" w:cs="Times New Roman"/>
+          <w:color w:val="CE9178"/>
+          <w:sz w:val="21"/>
+          <w:szCs w:val="21"/>
+        </w:rPr>
+        <w:t>'</w:t>
+      </w:r>
+      <w:proofErr w:type="spellStart"/>
+      <w:r>
+        <w:rPr>
+          <w:rFonts w:ascii="Consolas" w:eastAsia="Times New Roman" w:hAnsi="Consolas" w:cs="Times New Roman"/>
+          <w:color w:val="CE9178"/>
+          <w:sz w:val="21"/>
+          <w:szCs w:val="21"/>
+        </w:rPr>
+        <w:t>purchase_price_without_vat</w:t>
+      </w:r>
+      <w:proofErr w:type="spellEnd"/>
+      <w:r>
+        <w:rPr>
+          <w:rFonts w:ascii="Consolas" w:eastAsia="Times New Roman" w:hAnsi="Consolas" w:cs="Times New Roman"/>
+          <w:color w:val="CE9178"/>
+          <w:sz w:val="21"/>
+          <w:szCs w:val="21"/>
+        </w:rPr>
+        <w:t>'</w:t>
+      </w:r>
+      <w:r>
+        <w:rPr>
+          <w:rFonts w:ascii="Consolas" w:eastAsia="Times New Roman" w:hAnsi="Consolas" w:cs="Times New Roman"/>
+          <w:color w:val="D4D4D4"/>
+          <w:sz w:val="21"/>
+          <w:szCs w:val="21"/>
+        </w:rPr>
+        <w:t>,</w:t>
+      </w:r>
+    </w:p>
+    <w:p>
+      <w:pPr>
+        <w:shd w:val="clear" w:color="auto" w:fill="1E1E1E"/>
+        <w:spacing w:after="0" w:line="285" w:lineRule="atLeast"/>
+        <w:rPr>
+          <w:rFonts w:ascii="Consolas" w:eastAsia="Times New Roman" w:hAnsi="Consolas" w:cs="Times New Roman"/>
+          <w:color w:val="D4D4D4"/>
+          <w:sz w:val="21"/>
+          <w:szCs w:val="21"/>
+        </w:rPr>
+      </w:pPr>
+      <w:r>
+        <w:rPr>
+          <w:rFonts w:ascii="Consolas" w:eastAsia="Times New Roman" w:hAnsi="Consolas" w:cs="Times New Roman"/>
+          <w:color w:val="D4D4D4"/>
+          <w:sz w:val="21"/>
+          <w:szCs w:val="21"/>
+        </w:rPr>
+        <w:t xml:space="preserve">        </w:t>
+      </w:r>
+      <w:r>
+        <w:rPr>
+          <w:rFonts w:ascii="Consolas" w:eastAsia="Times New Roman" w:hAnsi="Consolas" w:cs="Times New Roman"/>
+          <w:color w:val="CE9178"/>
+          <w:sz w:val="21"/>
+          <w:szCs w:val="21"/>
+        </w:rPr>
+        <w:t>'</w:t>
+      </w:r>
+      <w:proofErr w:type="spellStart"/>
+      <w:r>
+        <w:rPr>
+          <w:rFonts w:ascii="Consolas" w:eastAsia="Times New Roman" w:hAnsi="Consolas" w:cs="Times New Roman"/>
+          <w:color w:val="CE9178"/>
+          <w:sz w:val="21"/>
+          <w:szCs w:val="21"/>
+        </w:rPr>
+        <w:t>purchase_price_with_vat</w:t>
+      </w:r>
+      <w:proofErr w:type="spellEnd"/>
+      <w:r>
+        <w:rPr>
+          <w:rFonts w:ascii="Consolas" w:eastAsia="Times New Roman" w:hAnsi="Consolas" w:cs="Times New Roman"/>
+          <w:color w:val="CE9178"/>
+          <w:sz w:val="21"/>
+          <w:szCs w:val="21"/>
+        </w:rPr>
+        <w:t>'</w:t>
+      </w:r>
+      <w:r>
+        <w:rPr>
+          <w:rFonts w:ascii="Consolas" w:eastAsia="Times New Roman" w:hAnsi="Consolas" w:cs="Times New Roman"/>
+          <w:color w:val="D4D4D4"/>
+          <w:sz w:val="21"/>
+          <w:szCs w:val="21"/>
+        </w:rPr>
+        <w:t>,</w:t>
+      </w:r>
+    </w:p>
+    <w:p>
+      <w:pPr>
+        <w:shd w:val="clear" w:color="auto" w:fill="1E1E1E"/>
+        <w:spacing w:after="0" w:line="285" w:lineRule="atLeast"/>
+        <w:rPr>
+          <w:rFonts w:ascii="Consolas" w:eastAsia="Times New Roman" w:hAnsi="Consolas" w:cs="Times New Roman"/>
+          <w:color w:val="D4D4D4"/>
+          <w:sz w:val="21"/>
+          <w:szCs w:val="21"/>
+        </w:rPr>
+      </w:pPr>
+      <w:r>
+        <w:rPr>
+          <w:rFonts w:ascii="Consolas" w:eastAsia="Times New Roman" w:hAnsi="Consolas" w:cs="Times New Roman"/>
+          <w:color w:val="D4D4D4"/>
+          <w:sz w:val="21"/>
+          <w:szCs w:val="21"/>
+        </w:rPr>
+        <w:t xml:space="preserve">    </w:t>
+      </w:r>
+    </w:p>
+    <w:p>
+      <w:pPr>
+        <w:shd w:val="clear" w:color="auto" w:fill="1E1E1E"/>
+        <w:spacing w:after="0" w:line="285" w:lineRule="atLeast"/>
+        <w:rPr>
+          <w:rFonts w:ascii="Consolas" w:eastAsia="Times New Roman" w:hAnsi="Consolas" w:cs="Times New Roman"/>
+          <w:color w:val="D4D4D4"/>
+          <w:sz w:val="21"/>
+          <w:szCs w:val="21"/>
+        </w:rPr>
+      </w:pPr>
+      <w:r>
+        <w:rPr>
+          <w:rFonts w:ascii="Consolas" w:eastAsia="Times New Roman" w:hAnsi="Consolas" w:cs="Times New Roman"/>
+          <w:color w:val="D4D4D4"/>
+          <w:sz w:val="21"/>
+          <w:szCs w:val="21"/>
+        </w:rPr>
+        <w:t xml:space="preserve">        </w:t>
+      </w:r>
+      <w:r>
+        <w:rPr>
+          <w:rFonts w:ascii="Consolas" w:eastAsia="Times New Roman" w:hAnsi="Consolas" w:cs="Times New Roman"/>
+          <w:color w:val="CE9178"/>
+          <w:sz w:val="21"/>
+          <w:szCs w:val="21"/>
+        </w:rPr>
+        <w:t>'</w:t>
+      </w:r>
+      <w:proofErr w:type="spellStart"/>
+      <w:r>
+        <w:rPr>
+          <w:rFonts w:ascii="Consolas" w:eastAsia="Times New Roman" w:hAnsi="Consolas" w:cs="Times New Roman"/>
+          <w:color w:val="CE9178"/>
+          <w:sz w:val="21"/>
+          <w:szCs w:val="21"/>
+        </w:rPr>
+        <w:t>profit_margin_percent</w:t>
+      </w:r>
+      <w:proofErr w:type="spellEnd"/>
+      <w:r>
+        <w:rPr>
+          <w:rFonts w:ascii="Consolas" w:eastAsia="Times New Roman" w:hAnsi="Consolas" w:cs="Times New Roman"/>
+          <w:color w:val="CE9178"/>
+          <w:sz w:val="21"/>
+          <w:szCs w:val="21"/>
+        </w:rPr>
+        <w:t>'</w:t>
+      </w:r>
+      <w:r>
+        <w:rPr>
+          <w:rFonts w:ascii="Consolas" w:eastAsia="Times New Roman" w:hAnsi="Consolas" w:cs="Times New Roman"/>
+          <w:color w:val="D4D4D4"/>
+          <w:sz w:val="21"/>
+          <w:szCs w:val="21"/>
+        </w:rPr>
+        <w:t>,</w:t>
+      </w:r>
+    </w:p>
+    <w:p>
+      <w:pPr>
+        <w:shd w:val="clear" w:color="auto" w:fill="1E1E1E"/>
+        <w:spacing w:after="0" w:line="285" w:lineRule="atLeast"/>
+        <w:rPr>
+          <w:rFonts w:ascii="Consolas" w:eastAsia="Times New Roman" w:hAnsi="Consolas" w:cs="Times New Roman"/>
+          <w:color w:val="D4D4D4"/>
+          <w:sz w:val="21"/>
+          <w:szCs w:val="21"/>
+        </w:rPr>
+      </w:pPr>
+      <w:r>
+        <w:rPr>
+          <w:rFonts w:ascii="Consolas" w:eastAsia="Times New Roman" w:hAnsi="Consolas" w:cs="Times New Roman"/>
+          <w:color w:val="D4D4D4"/>
+          <w:sz w:val="21"/>
+          <w:szCs w:val="21"/>
+        </w:rPr>
+        <w:t xml:space="preserve">        </w:t>
+      </w:r>
+      <w:r>
+        <w:rPr>
+          <w:rFonts w:ascii="Consolas" w:eastAsia="Times New Roman" w:hAnsi="Consolas" w:cs="Times New Roman"/>
+          <w:color w:val="CE9178"/>
+          <w:sz w:val="21"/>
+          <w:szCs w:val="21"/>
+        </w:rPr>
+        <w:t>'</w:t>
+      </w:r>
+      <w:proofErr w:type="spellStart"/>
+      <w:r>
+        <w:rPr>
+          <w:rFonts w:ascii="Consolas" w:eastAsia="Times New Roman" w:hAnsi="Consolas" w:cs="Times New Roman"/>
+          <w:color w:val="CE9178"/>
+          <w:sz w:val="21"/>
+          <w:szCs w:val="21"/>
+        </w:rPr>
+        <w:t>selling_price</w:t>
+      </w:r>
+      <w:proofErr w:type="spellEnd"/>
+      <w:r>
+        <w:rPr>
+          <w:rFonts w:ascii="Consolas" w:eastAsia="Times New Roman" w:hAnsi="Consolas" w:cs="Times New Roman"/>
+          <w:color w:val="CE9178"/>
+          <w:sz w:val="21"/>
+          <w:szCs w:val="21"/>
+        </w:rPr>
+        <w:t>'</w:t>
+      </w:r>
+      <w:r>
+        <w:rPr>
+          <w:rFonts w:ascii="Consolas" w:eastAsia="Times New Roman" w:hAnsi="Consolas" w:cs="Times New Roman"/>
+          <w:color w:val="D4D4D4"/>
+          <w:sz w:val="21"/>
+          <w:szCs w:val="21"/>
+        </w:rPr>
+        <w:t>,</w:t>
+      </w:r>
+    </w:p>
+    <w:p>
+      <w:pPr>
+        <w:shd w:val="clear" w:color="auto" w:fill="1E1E1E"/>
+        <w:spacing w:after="0" w:line="285" w:lineRule="atLeast"/>
+        <w:rPr>
+          <w:rFonts w:ascii="Consolas" w:eastAsia="Times New Roman" w:hAnsi="Consolas" w:cs="Times New Roman"/>
+          <w:color w:val="D4D4D4"/>
+          <w:sz w:val="21"/>
+          <w:szCs w:val="21"/>
+        </w:rPr>
+      </w:pPr>
+      <w:r>
+        <w:rPr>
+          <w:rFonts w:ascii="Consolas" w:eastAsia="Times New Roman" w:hAnsi="Consolas" w:cs="Times New Roman"/>
+          <w:color w:val="D4D4D4"/>
+          <w:sz w:val="21"/>
+          <w:szCs w:val="21"/>
+        </w:rPr>
+        <w:lastRenderedPageBreak/>
+        <w:t xml:space="preserve">    </w:t>
+      </w:r>
+    </w:p>
+    <w:p>
+      <w:pPr>
+        <w:shd w:val="clear" w:color="auto" w:fill="1E1E1E"/>
+        <w:spacing w:after="0" w:line="285" w:lineRule="atLeast"/>
+        <w:rPr>
+          <w:rFonts w:ascii="Consolas" w:eastAsia="Times New Roman" w:hAnsi="Consolas" w:cs="Times New Roman"/>
+          <w:color w:val="D4D4D4"/>
+          <w:sz w:val="21"/>
+          <w:szCs w:val="21"/>
+        </w:rPr>
+      </w:pPr>
+      <w:r>
+        <w:rPr>
+          <w:rFonts w:ascii="Consolas" w:eastAsia="Times New Roman" w:hAnsi="Consolas" w:cs="Times New Roman"/>
+          <w:color w:val="D4D4D4"/>
+          <w:sz w:val="21"/>
+          <w:szCs w:val="21"/>
+        </w:rPr>
+        <w:t xml:space="preserve">        </w:t>
+      </w:r>
+      <w:r>
+        <w:rPr>
+          <w:rFonts w:ascii="Consolas" w:eastAsia="Times New Roman" w:hAnsi="Consolas" w:cs="Times New Roman"/>
+          <w:color w:val="CE9178"/>
+          <w:sz w:val="21"/>
+          <w:szCs w:val="21"/>
+        </w:rPr>
+        <w:t>'</w:t>
+      </w:r>
+      <w:proofErr w:type="spellStart"/>
+      <w:r>
+        <w:rPr>
+          <w:rFonts w:ascii="Consolas" w:eastAsia="Times New Roman" w:hAnsi="Consolas" w:cs="Times New Roman"/>
+          <w:color w:val="CE9178"/>
+          <w:sz w:val="21"/>
+          <w:szCs w:val="21"/>
+        </w:rPr>
+        <w:t>stock_date</w:t>
+      </w:r>
+      <w:proofErr w:type="spellEnd"/>
+      <w:r>
+        <w:rPr>
+          <w:rFonts w:ascii="Consolas" w:eastAsia="Times New Roman" w:hAnsi="Consolas" w:cs="Times New Roman"/>
+          <w:color w:val="CE9178"/>
+          <w:sz w:val="21"/>
+          <w:szCs w:val="21"/>
+        </w:rPr>
+        <w:t>'</w:t>
+      </w:r>
+      <w:r>
+        <w:rPr>
+          <w:rFonts w:ascii="Consolas" w:eastAsia="Times New Roman" w:hAnsi="Consolas" w:cs="Times New Roman"/>
+          <w:color w:val="D4D4D4"/>
+          <w:sz w:val="21"/>
+          <w:szCs w:val="21"/>
+        </w:rPr>
+        <w:t>,</w:t>
+      </w:r>
+    </w:p>
+    <w:p>
+      <w:pPr>
+        <w:shd w:val="clear" w:color="auto" w:fill="1E1E1E"/>
+        <w:spacing w:after="0" w:line="285" w:lineRule="atLeast"/>
+        <w:rPr>
+          <w:rFonts w:ascii="Consolas" w:eastAsia="Times New Roman" w:hAnsi="Consolas" w:cs="Times New Roman"/>
+          <w:color w:val="D4D4D4"/>
+          <w:sz w:val="21"/>
+          <w:szCs w:val="21"/>
+        </w:rPr>
+      </w:pPr>
+      <w:r>
+        <w:rPr>
+          <w:rFonts w:ascii="Consolas" w:eastAsia="Times New Roman" w:hAnsi="Consolas" w:cs="Times New Roman"/>
+          <w:color w:val="D4D4D4"/>
+          <w:sz w:val="21"/>
+          <w:szCs w:val="21"/>
+        </w:rPr>
+        <w:t xml:space="preserve">        </w:t>
+      </w:r>
+      <w:r>
+        <w:rPr>
+          <w:rFonts w:ascii="Consolas" w:eastAsia="Times New Roman" w:hAnsi="Consolas" w:cs="Times New Roman"/>
+          <w:color w:val="CE9178"/>
+          <w:sz w:val="21"/>
+          <w:szCs w:val="21"/>
+        </w:rPr>
+        <w:t>'remarks'</w:t>
+      </w:r>
+      <w:r>
+        <w:rPr>
+          <w:rFonts w:ascii="Consolas" w:eastAsia="Times New Roman" w:hAnsi="Consolas" w:cs="Times New Roman"/>
+          <w:color w:val="D4D4D4"/>
+          <w:sz w:val="21"/>
+          <w:szCs w:val="21"/>
+        </w:rPr>
+        <w:t>,</w:t>
+      </w:r>
+    </w:p>
+    <w:p>
+      <w:pPr>
+        <w:shd w:val="clear" w:color="auto" w:fill="1E1E1E"/>
+        <w:spacing w:after="0" w:line="285" w:lineRule="atLeast"/>
+        <w:rPr>
+          <w:rFonts w:ascii="Consolas" w:eastAsia="Times New Roman" w:hAnsi="Consolas" w:cs="Times New Roman"/>
+          <w:color w:val="D4D4D4"/>
+          <w:sz w:val="21"/>
+          <w:szCs w:val="21"/>
+        </w:rPr>
+      </w:pPr>
+      <w:r>
+        <w:rPr>
+          <w:rFonts w:ascii="Consolas" w:eastAsia="Times New Roman" w:hAnsi="Consolas" w:cs="Times New Roman"/>
+          <w:color w:val="D4D4D4"/>
+          <w:sz w:val="21"/>
+          <w:szCs w:val="21"/>
+        </w:rPr>
+        <w:t xml:space="preserve">    </w:t>
+      </w:r>
+    </w:p>
+    <w:p>
+      <w:pPr>
+        <w:shd w:val="clear" w:color="auto" w:fill="1E1E1E"/>
+        <w:spacing w:after="0" w:line="285" w:lineRule="atLeast"/>
+        <w:rPr>
+          <w:rFonts w:ascii="Consolas" w:eastAsia="Times New Roman" w:hAnsi="Consolas" w:cs="Times New Roman"/>
+          <w:color w:val="D4D4D4"/>
+          <w:sz w:val="21"/>
+          <w:szCs w:val="21"/>
+        </w:rPr>
+      </w:pPr>
+      <w:r>
+        <w:rPr>
+          <w:rFonts w:ascii="Consolas" w:eastAsia="Times New Roman" w:hAnsi="Consolas" w:cs="Times New Roman"/>
+          <w:color w:val="D4D4D4"/>
+          <w:sz w:val="21"/>
+          <w:szCs w:val="21"/>
+        </w:rPr>
+        <w:t xml:space="preserve">        </w:t>
+      </w:r>
+      <w:r>
+        <w:rPr>
+          <w:rFonts w:ascii="Consolas" w:eastAsia="Times New Roman" w:hAnsi="Consolas" w:cs="Times New Roman"/>
+          <w:color w:val="CE9178"/>
+          <w:sz w:val="21"/>
+          <w:szCs w:val="21"/>
+        </w:rPr>
+        <w:t>'</w:t>
+      </w:r>
+      <w:proofErr w:type="spellStart"/>
+      <w:r>
+        <w:rPr>
+          <w:rFonts w:ascii="Consolas" w:eastAsia="Times New Roman" w:hAnsi="Consolas" w:cs="Times New Roman"/>
+          <w:color w:val="CE9178"/>
+          <w:sz w:val="21"/>
+          <w:szCs w:val="21"/>
+        </w:rPr>
+        <w:t>created_by</w:t>
+      </w:r>
+      <w:proofErr w:type="spellEnd"/>
+      <w:r>
+        <w:rPr>
+          <w:rFonts w:ascii="Consolas" w:eastAsia="Times New Roman" w:hAnsi="Consolas" w:cs="Times New Roman"/>
+          <w:color w:val="CE9178"/>
+          <w:sz w:val="21"/>
+          <w:szCs w:val="21"/>
+        </w:rPr>
+        <w:t>'</w:t>
+      </w:r>
+      <w:r>
+        <w:rPr>
+          <w:rFonts w:ascii="Consolas" w:eastAsia="Times New Roman" w:hAnsi="Consolas" w:cs="Times New Roman"/>
+          <w:color w:val="D4D4D4"/>
+          <w:sz w:val="21"/>
+          <w:szCs w:val="21"/>
+        </w:rPr>
+        <w:t>,</w:t>
+      </w:r>
+    </w:p>
+    <w:p>
+      <w:pPr>
+        <w:shd w:val="clear" w:color="auto" w:fill="1E1E1E"/>
+        <w:spacing w:after="0" w:line="285" w:lineRule="atLeast"/>
+        <w:rPr>
+          <w:rFonts w:ascii="Consolas" w:eastAsia="Times New Roman" w:hAnsi="Consolas" w:cs="Times New Roman"/>
+          <w:color w:val="D4D4D4"/>
+          <w:sz w:val="21"/>
+          <w:szCs w:val="21"/>
+        </w:rPr>
+      </w:pPr>
+      <w:r>
+        <w:rPr>
+          <w:rFonts w:ascii="Consolas" w:eastAsia="Times New Roman" w:hAnsi="Consolas" w:cs="Times New Roman"/>
+          <w:color w:val="D4D4D4"/>
+          <w:sz w:val="21"/>
+          <w:szCs w:val="21"/>
+        </w:rPr>
+        <w:t xml:space="preserve">        </w:t>
+      </w:r>
+      <w:r>
+        <w:rPr>
+          <w:rFonts w:ascii="Consolas" w:eastAsia="Times New Roman" w:hAnsi="Consolas" w:cs="Times New Roman"/>
+          <w:color w:val="CE9178"/>
+          <w:sz w:val="21"/>
+          <w:szCs w:val="21"/>
+        </w:rPr>
+        <w:t>'status'</w:t>
+      </w:r>
+      <w:r>
+        <w:rPr>
+          <w:rFonts w:ascii="Consolas" w:eastAsia="Times New Roman" w:hAnsi="Consolas" w:cs="Times New Roman"/>
+          <w:color w:val="D4D4D4"/>
+          <w:sz w:val="21"/>
+          <w:szCs w:val="21"/>
+        </w:rPr>
+        <w:t>,</w:t>
+      </w:r>
+    </w:p>
+    <w:p>
+      <w:pPr>
+        <w:pStyle w:val="ListParagraph"/>
+        <w:rPr>
+          <w:b/>
+          <w:sz w:val="32"/>
+          <w:szCs w:val="32"/>
+        </w:rPr>
+      </w:pPr>
+    </w:p>
+    <w:p>
+      <w:pPr>
+        <w:pStyle w:val="ListParagraph"/>
+        <w:rPr>
+          <w:b/>
+          <w:sz w:val="32"/>
+          <w:szCs w:val="32"/>
+        </w:rPr>
+      </w:pPr>
+    </w:p>
+    <w:p>
+      <w:pPr>
+        <w:ind w:left="360"/>
+        <w:rPr>
+          <w:b/>
+          <w:sz w:val="28"/>
+          <w:szCs w:val="28"/>
+        </w:rPr>
+      </w:pPr>
+      <w:proofErr w:type="spellStart"/>
+      <w:r>
+        <w:rPr>
+          <w:b/>
+          <w:sz w:val="28"/>
+          <w:szCs w:val="28"/>
+        </w:rPr>
+        <w:t>product_purchase</w:t>
+      </w:r>
+      <w:proofErr w:type="spellEnd"/>
+    </w:p>
+    <w:p>
+      <w:pPr>
+        <w:pStyle w:val="ListParagraph"/>
+        <w:shd w:val="clear" w:color="auto" w:fill="1E1E1E"/>
+        <w:spacing w:after="0" w:line="285" w:lineRule="atLeast"/>
+        <w:rPr>
+          <w:rFonts w:ascii="Consolas" w:eastAsia="Times New Roman" w:hAnsi="Consolas" w:cs="Times New Roman"/>
+          <w:color w:val="D4D4D4"/>
+          <w:sz w:val="21"/>
+          <w:szCs w:val="21"/>
+        </w:rPr>
+      </w:pPr>
+      <w:r>
+        <w:rPr>
+          <w:rFonts w:ascii="Consolas" w:eastAsia="Times New Roman" w:hAnsi="Consolas" w:cs="Times New Roman"/>
+          <w:color w:val="9CDCFE"/>
+          <w:sz w:val="21"/>
+          <w:szCs w:val="21"/>
+        </w:rPr>
+        <w:t>$</w:t>
+      </w:r>
+      <w:proofErr w:type="spellStart"/>
+      <w:r>
+        <w:rPr>
+          <w:rFonts w:ascii="Consolas" w:eastAsia="Times New Roman" w:hAnsi="Consolas" w:cs="Times New Roman"/>
+          <w:color w:val="9CDCFE"/>
+          <w:sz w:val="21"/>
+          <w:szCs w:val="21"/>
+        </w:rPr>
+        <w:t>primaryKey</w:t>
+      </w:r>
+      <w:proofErr w:type="spellEnd"/>
+      <w:r>
+        <w:rPr>
+          <w:rFonts w:ascii="Consolas" w:eastAsia="Times New Roman" w:hAnsi="Consolas" w:cs="Times New Roman"/>
+          <w:color w:val="D4D4D4"/>
+          <w:sz w:val="21"/>
+          <w:szCs w:val="21"/>
+        </w:rPr>
+        <w:t xml:space="preserve"> = </w:t>
+      </w:r>
+      <w:r>
+        <w:rPr>
+          <w:rFonts w:ascii="Consolas" w:eastAsia="Times New Roman" w:hAnsi="Consolas" w:cs="Times New Roman"/>
+          <w:color w:val="CE9178"/>
+          <w:sz w:val="21"/>
+          <w:szCs w:val="21"/>
+        </w:rPr>
+        <w:t>'</w:t>
+      </w:r>
+      <w:proofErr w:type="spellStart"/>
+      <w:r>
+        <w:rPr>
+          <w:rFonts w:ascii="Consolas" w:eastAsia="Times New Roman" w:hAnsi="Consolas" w:cs="Times New Roman"/>
+          <w:color w:val="CE9178"/>
+          <w:sz w:val="21"/>
+          <w:szCs w:val="21"/>
+        </w:rPr>
+        <w:t>purchase_id</w:t>
+      </w:r>
+      <w:proofErr w:type="spellEnd"/>
+      <w:r>
+        <w:rPr>
+          <w:rFonts w:ascii="Consolas" w:eastAsia="Times New Roman" w:hAnsi="Consolas" w:cs="Times New Roman"/>
+          <w:color w:val="CE9178"/>
+          <w:sz w:val="21"/>
+          <w:szCs w:val="21"/>
+        </w:rPr>
+        <w:t>'</w:t>
+      </w:r>
+      <w:r>
+        <w:rPr>
+          <w:rFonts w:ascii="Consolas" w:eastAsia="Times New Roman" w:hAnsi="Consolas" w:cs="Times New Roman"/>
+          <w:color w:val="D4D4D4"/>
+          <w:sz w:val="21"/>
+          <w:szCs w:val="21"/>
+        </w:rPr>
+        <w:t>;</w:t>
+      </w:r>
+    </w:p>
+    <w:p>
+      <w:pPr>
+        <w:pStyle w:val="ListParagraph"/>
+        <w:shd w:val="clear" w:color="auto" w:fill="1E1E1E"/>
+        <w:spacing w:after="0" w:line="285" w:lineRule="atLeast"/>
+        <w:rPr>
+          <w:rFonts w:ascii="Consolas" w:eastAsia="Times New Roman" w:hAnsi="Consolas" w:cs="Times New Roman"/>
+          <w:color w:val="D4D4D4"/>
+          <w:sz w:val="21"/>
+          <w:szCs w:val="21"/>
+        </w:rPr>
+      </w:pPr>
+    </w:p>
+    <w:p>
+      <w:pPr>
+        <w:pStyle w:val="ListParagraph"/>
+        <w:shd w:val="clear" w:color="auto" w:fill="1E1E1E"/>
+        <w:spacing w:after="0" w:line="285" w:lineRule="atLeast"/>
+        <w:rPr>
+          <w:rFonts w:ascii="Consolas" w:eastAsia="Times New Roman" w:hAnsi="Consolas" w:cs="Times New Roman"/>
+          <w:color w:val="D4D4D4"/>
+          <w:sz w:val="21"/>
+          <w:szCs w:val="21"/>
+        </w:rPr>
+      </w:pPr>
+      <w:r>
+        <w:rPr>
+          <w:rFonts w:ascii="Consolas" w:eastAsia="Times New Roman" w:hAnsi="Consolas" w:cs="Times New Roman"/>
+          <w:color w:val="D4D4D4"/>
+          <w:sz w:val="21"/>
+          <w:szCs w:val="21"/>
+        </w:rPr>
+        <w:t xml:space="preserve">    </w:t>
+      </w:r>
+      <w:r>
+        <w:rPr>
+          <w:rFonts w:ascii="Consolas" w:eastAsia="Times New Roman" w:hAnsi="Consolas" w:cs="Times New Roman"/>
+          <w:color w:val="CE9178"/>
+          <w:sz w:val="21"/>
+          <w:szCs w:val="21"/>
+        </w:rPr>
+        <w:t>'</w:t>
+      </w:r>
+      <w:proofErr w:type="spellStart"/>
+      <w:r>
+        <w:rPr>
+          <w:rFonts w:ascii="Consolas" w:eastAsia="Times New Roman" w:hAnsi="Consolas" w:cs="Times New Roman"/>
+          <w:color w:val="CE9178"/>
+          <w:sz w:val="21"/>
+          <w:szCs w:val="21"/>
+        </w:rPr>
+        <w:t>purchase_invoice</w:t>
+      </w:r>
+      <w:proofErr w:type="spellEnd"/>
+      <w:r>
+        <w:rPr>
+          <w:rFonts w:ascii="Consolas" w:eastAsia="Times New Roman" w:hAnsi="Consolas" w:cs="Times New Roman"/>
+          <w:color w:val="CE9178"/>
+          <w:sz w:val="21"/>
+          <w:szCs w:val="21"/>
+        </w:rPr>
+        <w:t>'</w:t>
+      </w:r>
+      <w:r>
+        <w:rPr>
+          <w:rFonts w:ascii="Consolas" w:eastAsia="Times New Roman" w:hAnsi="Consolas" w:cs="Times New Roman"/>
+          <w:color w:val="D4D4D4"/>
+          <w:sz w:val="21"/>
+          <w:szCs w:val="21"/>
+        </w:rPr>
+        <w:t>,</w:t>
+      </w:r>
+    </w:p>
+    <w:p>
+      <w:pPr>
+        <w:pStyle w:val="ListParagraph"/>
+        <w:shd w:val="clear" w:color="auto" w:fill="1E1E1E"/>
+        <w:spacing w:after="0" w:line="285" w:lineRule="atLeast"/>
+        <w:rPr>
+          <w:rFonts w:ascii="Consolas" w:eastAsia="Times New Roman" w:hAnsi="Consolas" w:cs="Times New Roman"/>
+          <w:color w:val="D4D4D4"/>
+          <w:sz w:val="21"/>
+          <w:szCs w:val="21"/>
+        </w:rPr>
+      </w:pPr>
+      <w:r>
+        <w:rPr>
+          <w:rFonts w:ascii="Consolas" w:eastAsia="Times New Roman" w:hAnsi="Consolas" w:cs="Times New Roman"/>
+          <w:color w:val="D4D4D4"/>
+          <w:sz w:val="21"/>
+          <w:szCs w:val="21"/>
+        </w:rPr>
+        <w:t xml:space="preserve">    </w:t>
+      </w:r>
+      <w:r>
+        <w:rPr>
+          <w:rFonts w:ascii="Consolas" w:eastAsia="Times New Roman" w:hAnsi="Consolas" w:cs="Times New Roman"/>
+          <w:color w:val="CE9178"/>
+          <w:sz w:val="21"/>
+          <w:szCs w:val="21"/>
+        </w:rPr>
+        <w:t>'</w:t>
+      </w:r>
+      <w:proofErr w:type="spellStart"/>
+      <w:r>
+        <w:rPr>
+          <w:rFonts w:ascii="Consolas" w:eastAsia="Times New Roman" w:hAnsi="Consolas" w:cs="Times New Roman"/>
+          <w:color w:val="CE9178"/>
+          <w:sz w:val="21"/>
+          <w:szCs w:val="21"/>
+        </w:rPr>
+        <w:t>payment_type</w:t>
+      </w:r>
+      <w:proofErr w:type="spellEnd"/>
+      <w:r>
+        <w:rPr>
+          <w:rFonts w:ascii="Consolas" w:eastAsia="Times New Roman" w:hAnsi="Consolas" w:cs="Times New Roman"/>
+          <w:color w:val="CE9178"/>
+          <w:sz w:val="21"/>
+          <w:szCs w:val="21"/>
+        </w:rPr>
+        <w:t>'</w:t>
+      </w:r>
+      <w:r>
+        <w:rPr>
+          <w:rFonts w:ascii="Consolas" w:eastAsia="Times New Roman" w:hAnsi="Consolas" w:cs="Times New Roman"/>
+          <w:color w:val="D4D4D4"/>
+          <w:sz w:val="21"/>
+          <w:szCs w:val="21"/>
+        </w:rPr>
+        <w:t>,</w:t>
+      </w:r>
+    </w:p>
+    <w:p>
+      <w:pPr>
+        <w:pStyle w:val="ListParagraph"/>
+        <w:shd w:val="clear" w:color="auto" w:fill="1E1E1E"/>
+        <w:spacing w:after="0" w:line="285" w:lineRule="atLeast"/>
+        <w:rPr>
+          <w:rFonts w:ascii="Consolas" w:eastAsia="Times New Roman" w:hAnsi="Consolas" w:cs="Times New Roman"/>
+          <w:color w:val="D4D4D4"/>
+          <w:sz w:val="21"/>
+          <w:szCs w:val="21"/>
+        </w:rPr>
+      </w:pPr>
+      <w:r>
+        <w:rPr>
+          <w:rFonts w:ascii="Consolas" w:eastAsia="Times New Roman" w:hAnsi="Consolas" w:cs="Times New Roman"/>
+          <w:color w:val="D4D4D4"/>
+          <w:sz w:val="21"/>
+          <w:szCs w:val="21"/>
+        </w:rPr>
+        <w:t xml:space="preserve">    </w:t>
+      </w:r>
+      <w:r>
+        <w:rPr>
+          <w:rFonts w:ascii="Consolas" w:eastAsia="Times New Roman" w:hAnsi="Consolas" w:cs="Times New Roman"/>
+          <w:color w:val="CE9178"/>
+          <w:sz w:val="21"/>
+          <w:szCs w:val="21"/>
+        </w:rPr>
+        <w:t>'</w:t>
+      </w:r>
+      <w:proofErr w:type="spellStart"/>
+      <w:r>
+        <w:rPr>
+          <w:rFonts w:ascii="Consolas" w:eastAsia="Times New Roman" w:hAnsi="Consolas" w:cs="Times New Roman"/>
+          <w:color w:val="CE9178"/>
+          <w:sz w:val="21"/>
+          <w:szCs w:val="21"/>
+        </w:rPr>
+        <w:t>supplier_id</w:t>
+      </w:r>
+      <w:proofErr w:type="spellEnd"/>
+      <w:r>
+        <w:rPr>
+          <w:rFonts w:ascii="Consolas" w:eastAsia="Times New Roman" w:hAnsi="Consolas" w:cs="Times New Roman"/>
+          <w:color w:val="CE9178"/>
+          <w:sz w:val="21"/>
+          <w:szCs w:val="21"/>
+        </w:rPr>
+        <w:t>'</w:t>
+      </w:r>
+      <w:r>
+        <w:rPr>
+          <w:rFonts w:ascii="Consolas" w:eastAsia="Times New Roman" w:hAnsi="Consolas" w:cs="Times New Roman"/>
+          <w:color w:val="D4D4D4"/>
+          <w:sz w:val="21"/>
+          <w:szCs w:val="21"/>
+        </w:rPr>
+        <w:t>,</w:t>
+      </w:r>
+    </w:p>
+    <w:p>
+      <w:pPr>
+        <w:pStyle w:val="ListParagraph"/>
+        <w:shd w:val="clear" w:color="auto" w:fill="1E1E1E"/>
+        <w:spacing w:after="0" w:line="285" w:lineRule="atLeast"/>
+        <w:rPr>
+          <w:rFonts w:ascii="Consolas" w:eastAsia="Times New Roman" w:hAnsi="Consolas" w:cs="Times New Roman"/>
+          <w:color w:val="D4D4D4"/>
+          <w:sz w:val="21"/>
+          <w:szCs w:val="21"/>
+        </w:rPr>
+      </w:pPr>
+      <w:r>
+        <w:rPr>
+          <w:rFonts w:ascii="Consolas" w:eastAsia="Times New Roman" w:hAnsi="Consolas" w:cs="Times New Roman"/>
+          <w:color w:val="D4D4D4"/>
+          <w:sz w:val="21"/>
+          <w:szCs w:val="21"/>
+        </w:rPr>
+        <w:t xml:space="preserve">    </w:t>
+      </w:r>
+      <w:r>
+        <w:rPr>
+          <w:rFonts w:ascii="Consolas" w:eastAsia="Times New Roman" w:hAnsi="Consolas" w:cs="Times New Roman"/>
+          <w:color w:val="CE9178"/>
+          <w:sz w:val="21"/>
+          <w:szCs w:val="21"/>
+        </w:rPr>
+        <w:t>'</w:t>
+      </w:r>
+      <w:proofErr w:type="spellStart"/>
+      <w:r>
+        <w:rPr>
+          <w:rFonts w:ascii="Consolas" w:eastAsia="Times New Roman" w:hAnsi="Consolas" w:cs="Times New Roman"/>
+          <w:color w:val="CE9178"/>
+          <w:sz w:val="21"/>
+          <w:szCs w:val="21"/>
+        </w:rPr>
+        <w:t>invoice_total</w:t>
+      </w:r>
+      <w:proofErr w:type="spellEnd"/>
+      <w:r>
+        <w:rPr>
+          <w:rFonts w:ascii="Consolas" w:eastAsia="Times New Roman" w:hAnsi="Consolas" w:cs="Times New Roman"/>
+          <w:color w:val="CE9178"/>
+          <w:sz w:val="21"/>
+          <w:szCs w:val="21"/>
+        </w:rPr>
+        <w:t>'</w:t>
+      </w:r>
+      <w:r>
+        <w:rPr>
+          <w:rFonts w:ascii="Consolas" w:eastAsia="Times New Roman" w:hAnsi="Consolas" w:cs="Times New Roman"/>
+          <w:color w:val="D4D4D4"/>
+          <w:sz w:val="21"/>
+          <w:szCs w:val="21"/>
+        </w:rPr>
+        <w:t>,</w:t>
+      </w:r>
+    </w:p>
+    <w:p>
+      <w:pPr>
+        <w:pStyle w:val="ListParagraph"/>
+        <w:shd w:val="clear" w:color="auto" w:fill="1E1E1E"/>
+        <w:spacing w:after="0" w:line="285" w:lineRule="atLeast"/>
+        <w:rPr>
+          <w:rFonts w:ascii="Consolas" w:eastAsia="Times New Roman" w:hAnsi="Consolas" w:cs="Times New Roman"/>
+          <w:color w:val="D4D4D4"/>
+          <w:sz w:val="21"/>
+          <w:szCs w:val="21"/>
+        </w:rPr>
+      </w:pPr>
+      <w:r>
+        <w:rPr>
+          <w:rFonts w:ascii="Consolas" w:eastAsia="Times New Roman" w:hAnsi="Consolas" w:cs="Times New Roman"/>
+          <w:color w:val="D4D4D4"/>
+          <w:sz w:val="21"/>
+          <w:szCs w:val="21"/>
+        </w:rPr>
+        <w:t xml:space="preserve">    </w:t>
+      </w:r>
+      <w:r>
+        <w:rPr>
+          <w:rFonts w:ascii="Consolas" w:eastAsia="Times New Roman" w:hAnsi="Consolas" w:cs="Times New Roman"/>
+          <w:color w:val="CE9178"/>
+          <w:sz w:val="21"/>
+          <w:szCs w:val="21"/>
+        </w:rPr>
+        <w:t>'</w:t>
+      </w:r>
+      <w:proofErr w:type="spellStart"/>
+      <w:r>
+        <w:rPr>
+          <w:rFonts w:ascii="Consolas" w:eastAsia="Times New Roman" w:hAnsi="Consolas" w:cs="Times New Roman"/>
+          <w:color w:val="CE9178"/>
+          <w:sz w:val="21"/>
+          <w:szCs w:val="21"/>
+        </w:rPr>
+        <w:t>discount_amount_on_invoice_total</w:t>
+      </w:r>
+      <w:proofErr w:type="spellEnd"/>
+      <w:r>
+        <w:rPr>
+          <w:rFonts w:ascii="Consolas" w:eastAsia="Times New Roman" w:hAnsi="Consolas" w:cs="Times New Roman"/>
+          <w:color w:val="CE9178"/>
+          <w:sz w:val="21"/>
+          <w:szCs w:val="21"/>
+        </w:rPr>
+        <w:t>'</w:t>
+      </w:r>
+      <w:r>
+        <w:rPr>
+          <w:rFonts w:ascii="Consolas" w:eastAsia="Times New Roman" w:hAnsi="Consolas" w:cs="Times New Roman"/>
+          <w:color w:val="D4D4D4"/>
+          <w:sz w:val="21"/>
+          <w:szCs w:val="21"/>
+        </w:rPr>
+        <w:t>,</w:t>
+      </w:r>
+    </w:p>
+    <w:p>
+      <w:pPr>
+        <w:pStyle w:val="ListParagraph"/>
+        <w:shd w:val="clear" w:color="auto" w:fill="1E1E1E"/>
+        <w:spacing w:after="0" w:line="285" w:lineRule="atLeast"/>
+        <w:rPr>
+          <w:rFonts w:ascii="Consolas" w:eastAsia="Times New Roman" w:hAnsi="Consolas" w:cs="Times New Roman"/>
+          <w:color w:val="D4D4D4"/>
+          <w:sz w:val="21"/>
+          <w:szCs w:val="21"/>
+        </w:rPr>
+      </w:pPr>
+      <w:r>
+        <w:rPr>
+          <w:rFonts w:ascii="Consolas" w:eastAsia="Times New Roman" w:hAnsi="Consolas" w:cs="Times New Roman"/>
+          <w:color w:val="D4D4D4"/>
+          <w:sz w:val="21"/>
+          <w:szCs w:val="21"/>
+        </w:rPr>
+        <w:t xml:space="preserve">    </w:t>
+      </w:r>
+      <w:r>
+        <w:rPr>
+          <w:rFonts w:ascii="Consolas" w:eastAsia="Times New Roman" w:hAnsi="Consolas" w:cs="Times New Roman"/>
+          <w:color w:val="CE9178"/>
+          <w:sz w:val="21"/>
+          <w:szCs w:val="21"/>
+        </w:rPr>
+        <w:t>'</w:t>
+      </w:r>
+      <w:proofErr w:type="spellStart"/>
+      <w:r>
+        <w:rPr>
+          <w:rFonts w:ascii="Consolas" w:eastAsia="Times New Roman" w:hAnsi="Consolas" w:cs="Times New Roman"/>
+          <w:color w:val="CE9178"/>
+          <w:sz w:val="21"/>
+          <w:szCs w:val="21"/>
+        </w:rPr>
+        <w:t>vat_amount_on_invoice_total</w:t>
+      </w:r>
+      <w:proofErr w:type="spellEnd"/>
+      <w:r>
+        <w:rPr>
+          <w:rFonts w:ascii="Consolas" w:eastAsia="Times New Roman" w:hAnsi="Consolas" w:cs="Times New Roman"/>
+          <w:color w:val="CE9178"/>
+          <w:sz w:val="21"/>
+          <w:szCs w:val="21"/>
+        </w:rPr>
+        <w:t>'</w:t>
+      </w:r>
+      <w:r>
+        <w:rPr>
+          <w:rFonts w:ascii="Consolas" w:eastAsia="Times New Roman" w:hAnsi="Consolas" w:cs="Times New Roman"/>
+          <w:color w:val="D4D4D4"/>
+          <w:sz w:val="21"/>
+          <w:szCs w:val="21"/>
+        </w:rPr>
+        <w:t>,</w:t>
+      </w:r>
+    </w:p>
+    <w:p>
+      <w:pPr>
+        <w:pStyle w:val="ListParagraph"/>
+        <w:shd w:val="clear" w:color="auto" w:fill="1E1E1E"/>
+        <w:spacing w:after="0" w:line="285" w:lineRule="atLeast"/>
+        <w:rPr>
+          <w:rFonts w:ascii="Consolas" w:eastAsia="Times New Roman" w:hAnsi="Consolas" w:cs="Times New Roman"/>
+          <w:color w:val="D4D4D4"/>
+          <w:sz w:val="21"/>
+          <w:szCs w:val="21"/>
+        </w:rPr>
+      </w:pPr>
+      <w:r>
+        <w:rPr>
+          <w:rFonts w:ascii="Consolas" w:eastAsia="Times New Roman" w:hAnsi="Consolas" w:cs="Times New Roman"/>
+          <w:color w:val="D4D4D4"/>
+          <w:sz w:val="21"/>
+          <w:szCs w:val="21"/>
+        </w:rPr>
+        <w:t xml:space="preserve">    </w:t>
+      </w:r>
+      <w:r>
+        <w:rPr>
+          <w:rFonts w:ascii="Consolas" w:eastAsia="Times New Roman" w:hAnsi="Consolas" w:cs="Times New Roman"/>
+          <w:color w:val="CE9178"/>
+          <w:sz w:val="21"/>
+          <w:szCs w:val="21"/>
+        </w:rPr>
+        <w:t>'</w:t>
+      </w:r>
+      <w:proofErr w:type="spellStart"/>
+      <w:r>
+        <w:rPr>
+          <w:rFonts w:ascii="Consolas" w:eastAsia="Times New Roman" w:hAnsi="Consolas" w:cs="Times New Roman"/>
+          <w:color w:val="CE9178"/>
+          <w:sz w:val="21"/>
+          <w:szCs w:val="21"/>
+        </w:rPr>
+        <w:t>invoice_net_total</w:t>
+      </w:r>
+      <w:proofErr w:type="spellEnd"/>
+      <w:r>
+        <w:rPr>
+          <w:rFonts w:ascii="Consolas" w:eastAsia="Times New Roman" w:hAnsi="Consolas" w:cs="Times New Roman"/>
+          <w:color w:val="CE9178"/>
+          <w:sz w:val="21"/>
+          <w:szCs w:val="21"/>
+        </w:rPr>
+        <w:t>'</w:t>
+      </w:r>
+      <w:r>
+        <w:rPr>
+          <w:rFonts w:ascii="Consolas" w:eastAsia="Times New Roman" w:hAnsi="Consolas" w:cs="Times New Roman"/>
+          <w:color w:val="D4D4D4"/>
+          <w:sz w:val="21"/>
+          <w:szCs w:val="21"/>
+        </w:rPr>
+        <w:t>,</w:t>
+      </w:r>
+    </w:p>
+    <w:p>
+      <w:pPr>
+        <w:pStyle w:val="ListParagraph"/>
+        <w:shd w:val="clear" w:color="auto" w:fill="1E1E1E"/>
+        <w:spacing w:after="0" w:line="285" w:lineRule="atLeast"/>
+        <w:rPr>
+          <w:rFonts w:ascii="Consolas" w:eastAsia="Times New Roman" w:hAnsi="Consolas" w:cs="Times New Roman"/>
+          <w:color w:val="D4D4D4"/>
+          <w:sz w:val="21"/>
+          <w:szCs w:val="21"/>
+        </w:rPr>
+      </w:pPr>
+      <w:r>
+        <w:rPr>
+          <w:rFonts w:ascii="Consolas" w:eastAsia="Times New Roman" w:hAnsi="Consolas" w:cs="Times New Roman"/>
+          <w:color w:val="D4D4D4"/>
+          <w:sz w:val="21"/>
+          <w:szCs w:val="21"/>
+        </w:rPr>
+        <w:t xml:space="preserve">    </w:t>
+      </w:r>
+      <w:r>
+        <w:rPr>
+          <w:rFonts w:ascii="Consolas" w:eastAsia="Times New Roman" w:hAnsi="Consolas" w:cs="Times New Roman"/>
+          <w:color w:val="CE9178"/>
+          <w:sz w:val="21"/>
+          <w:szCs w:val="21"/>
+        </w:rPr>
+        <w:t>'</w:t>
+      </w:r>
+      <w:proofErr w:type="spellStart"/>
+      <w:r>
+        <w:rPr>
+          <w:rFonts w:ascii="Consolas" w:eastAsia="Times New Roman" w:hAnsi="Consolas" w:cs="Times New Roman"/>
+          <w:color w:val="CE9178"/>
+          <w:sz w:val="21"/>
+          <w:szCs w:val="21"/>
+        </w:rPr>
+        <w:t>paid_amount</w:t>
+      </w:r>
+      <w:proofErr w:type="spellEnd"/>
+      <w:r>
+        <w:rPr>
+          <w:rFonts w:ascii="Consolas" w:eastAsia="Times New Roman" w:hAnsi="Consolas" w:cs="Times New Roman"/>
+          <w:color w:val="CE9178"/>
+          <w:sz w:val="21"/>
+          <w:szCs w:val="21"/>
+        </w:rPr>
+        <w:t>'</w:t>
+      </w:r>
+      <w:r>
+        <w:rPr>
+          <w:rFonts w:ascii="Consolas" w:eastAsia="Times New Roman" w:hAnsi="Consolas" w:cs="Times New Roman"/>
+          <w:color w:val="D4D4D4"/>
+          <w:sz w:val="21"/>
+          <w:szCs w:val="21"/>
+        </w:rPr>
+        <w:t>,</w:t>
+      </w:r>
+    </w:p>
+    <w:p>
+      <w:pPr>
+        <w:pStyle w:val="ListParagraph"/>
+        <w:shd w:val="clear" w:color="auto" w:fill="1E1E1E"/>
+        <w:spacing w:after="0" w:line="285" w:lineRule="atLeast"/>
+        <w:rPr>
+          <w:rFonts w:ascii="Consolas" w:eastAsia="Times New Roman" w:hAnsi="Consolas" w:cs="Times New Roman"/>
+          <w:color w:val="D4D4D4"/>
+          <w:sz w:val="21"/>
+          <w:szCs w:val="21"/>
+        </w:rPr>
+      </w:pPr>
+      <w:r>
+        <w:rPr>
+          <w:rFonts w:ascii="Consolas" w:eastAsia="Times New Roman" w:hAnsi="Consolas" w:cs="Times New Roman"/>
+          <w:color w:val="D4D4D4"/>
+          <w:sz w:val="21"/>
+          <w:szCs w:val="21"/>
+        </w:rPr>
+        <w:t xml:space="preserve">    </w:t>
+      </w:r>
+      <w:r>
+        <w:rPr>
+          <w:rFonts w:ascii="Consolas" w:eastAsia="Times New Roman" w:hAnsi="Consolas" w:cs="Times New Roman"/>
+          <w:color w:val="CE9178"/>
+          <w:sz w:val="21"/>
+          <w:szCs w:val="21"/>
+        </w:rPr>
+        <w:t>'</w:t>
+      </w:r>
+      <w:proofErr w:type="spellStart"/>
+      <w:r>
+        <w:rPr>
+          <w:rFonts w:ascii="Consolas" w:eastAsia="Times New Roman" w:hAnsi="Consolas" w:cs="Times New Roman"/>
+          <w:color w:val="CE9178"/>
+          <w:sz w:val="21"/>
+          <w:szCs w:val="21"/>
+        </w:rPr>
+        <w:t>due_amount</w:t>
+      </w:r>
+      <w:proofErr w:type="spellEnd"/>
+      <w:r>
+        <w:rPr>
+          <w:rFonts w:ascii="Consolas" w:eastAsia="Times New Roman" w:hAnsi="Consolas" w:cs="Times New Roman"/>
+          <w:color w:val="CE9178"/>
+          <w:sz w:val="21"/>
+          <w:szCs w:val="21"/>
+        </w:rPr>
+        <w:t>'</w:t>
+      </w:r>
+      <w:r>
+        <w:rPr>
+          <w:rFonts w:ascii="Consolas" w:eastAsia="Times New Roman" w:hAnsi="Consolas" w:cs="Times New Roman"/>
+          <w:color w:val="D4D4D4"/>
+          <w:sz w:val="21"/>
+          <w:szCs w:val="21"/>
+        </w:rPr>
+        <w:t>,</w:t>
+      </w:r>
+    </w:p>
+    <w:p>
+      <w:pPr>
+        <w:pStyle w:val="ListParagraph"/>
+        <w:shd w:val="clear" w:color="auto" w:fill="1E1E1E"/>
+        <w:spacing w:after="0" w:line="285" w:lineRule="atLeast"/>
+        <w:rPr>
+          <w:rFonts w:ascii="Consolas" w:eastAsia="Times New Roman" w:hAnsi="Consolas" w:cs="Times New Roman"/>
+          <w:color w:val="D4D4D4"/>
+          <w:sz w:val="21"/>
+          <w:szCs w:val="21"/>
+        </w:rPr>
+      </w:pPr>
+      <w:r>
+        <w:rPr>
+          <w:rFonts w:ascii="Consolas" w:eastAsia="Times New Roman" w:hAnsi="Consolas" w:cs="Times New Roman"/>
+          <w:color w:val="D4D4D4"/>
+          <w:sz w:val="21"/>
+          <w:szCs w:val="21"/>
+        </w:rPr>
+        <w:t xml:space="preserve">    </w:t>
+      </w:r>
+      <w:r>
+        <w:rPr>
+          <w:rFonts w:ascii="Consolas" w:eastAsia="Times New Roman" w:hAnsi="Consolas" w:cs="Times New Roman"/>
+          <w:color w:val="CE9178"/>
+          <w:sz w:val="21"/>
+          <w:szCs w:val="21"/>
+        </w:rPr>
+        <w:t>'</w:t>
+      </w:r>
+      <w:proofErr w:type="spellStart"/>
+      <w:r>
+        <w:rPr>
+          <w:rFonts w:ascii="Consolas" w:eastAsia="Times New Roman" w:hAnsi="Consolas" w:cs="Times New Roman"/>
+          <w:color w:val="CE9178"/>
+          <w:sz w:val="21"/>
+          <w:szCs w:val="21"/>
+        </w:rPr>
+        <w:t>purchase_date</w:t>
+      </w:r>
+      <w:proofErr w:type="spellEnd"/>
+      <w:r>
+        <w:rPr>
+          <w:rFonts w:ascii="Consolas" w:eastAsia="Times New Roman" w:hAnsi="Consolas" w:cs="Times New Roman"/>
+          <w:color w:val="CE9178"/>
+          <w:sz w:val="21"/>
+          <w:szCs w:val="21"/>
+        </w:rPr>
+        <w:t>'</w:t>
+      </w:r>
+      <w:r>
+        <w:rPr>
+          <w:rFonts w:ascii="Consolas" w:eastAsia="Times New Roman" w:hAnsi="Consolas" w:cs="Times New Roman"/>
+          <w:color w:val="D4D4D4"/>
+          <w:sz w:val="21"/>
+          <w:szCs w:val="21"/>
+        </w:rPr>
+        <w:t>,</w:t>
+      </w:r>
+    </w:p>
+    <w:p>
+      <w:pPr>
+        <w:pStyle w:val="ListParagraph"/>
+        <w:shd w:val="clear" w:color="auto" w:fill="1E1E1E"/>
+        <w:spacing w:after="0" w:line="285" w:lineRule="atLeast"/>
+        <w:rPr>
+          <w:rFonts w:ascii="Consolas" w:eastAsia="Times New Roman" w:hAnsi="Consolas" w:cs="Times New Roman"/>
+          <w:color w:val="D4D4D4"/>
+          <w:sz w:val="21"/>
+          <w:szCs w:val="21"/>
+        </w:rPr>
+      </w:pPr>
+      <w:r>
+        <w:rPr>
+          <w:rFonts w:ascii="Consolas" w:eastAsia="Times New Roman" w:hAnsi="Consolas" w:cs="Times New Roman"/>
+          <w:color w:val="D4D4D4"/>
+          <w:sz w:val="21"/>
+          <w:szCs w:val="21"/>
+        </w:rPr>
+        <w:t xml:space="preserve">    </w:t>
+      </w:r>
+      <w:r>
+        <w:rPr>
+          <w:rFonts w:ascii="Consolas" w:eastAsia="Times New Roman" w:hAnsi="Consolas" w:cs="Times New Roman"/>
+          <w:color w:val="CE9178"/>
+          <w:sz w:val="21"/>
+          <w:szCs w:val="21"/>
+        </w:rPr>
+        <w:t>'</w:t>
+      </w:r>
+      <w:proofErr w:type="spellStart"/>
+      <w:r>
+        <w:rPr>
+          <w:rFonts w:ascii="Consolas" w:eastAsia="Times New Roman" w:hAnsi="Consolas" w:cs="Times New Roman"/>
+          <w:color w:val="CE9178"/>
+          <w:sz w:val="21"/>
+          <w:szCs w:val="21"/>
+        </w:rPr>
+        <w:t>purchase_by</w:t>
+      </w:r>
+      <w:proofErr w:type="spellEnd"/>
+      <w:r>
+        <w:rPr>
+          <w:rFonts w:ascii="Consolas" w:eastAsia="Times New Roman" w:hAnsi="Consolas" w:cs="Times New Roman"/>
+          <w:color w:val="CE9178"/>
+          <w:sz w:val="21"/>
+          <w:szCs w:val="21"/>
+        </w:rPr>
+        <w:t>'</w:t>
+      </w:r>
+      <w:r>
+        <w:rPr>
+          <w:rFonts w:ascii="Consolas" w:eastAsia="Times New Roman" w:hAnsi="Consolas" w:cs="Times New Roman"/>
+          <w:color w:val="D4D4D4"/>
+          <w:sz w:val="21"/>
+          <w:szCs w:val="21"/>
+        </w:rPr>
+        <w:t>,</w:t>
+      </w:r>
+    </w:p>
+    <w:p>
+      <w:pPr>
+        <w:pStyle w:val="ListParagraph"/>
+        <w:shd w:val="clear" w:color="auto" w:fill="1E1E1E"/>
+        <w:spacing w:after="0" w:line="285" w:lineRule="atLeast"/>
+        <w:rPr>
+          <w:rFonts w:ascii="Consolas" w:eastAsia="Times New Roman" w:hAnsi="Consolas" w:cs="Times New Roman"/>
+          <w:color w:val="D4D4D4"/>
+          <w:sz w:val="21"/>
+          <w:szCs w:val="21"/>
+        </w:rPr>
+      </w:pPr>
+      <w:r>
+        <w:rPr>
+          <w:rFonts w:ascii="Consolas" w:eastAsia="Times New Roman" w:hAnsi="Consolas" w:cs="Times New Roman"/>
+          <w:color w:val="D4D4D4"/>
+          <w:sz w:val="21"/>
+          <w:szCs w:val="21"/>
+        </w:rPr>
+        <w:t xml:space="preserve">    </w:t>
+      </w:r>
+      <w:r>
+        <w:rPr>
+          <w:rFonts w:ascii="Consolas" w:eastAsia="Times New Roman" w:hAnsi="Consolas" w:cs="Times New Roman"/>
+          <w:color w:val="CE9178"/>
+          <w:sz w:val="21"/>
+          <w:szCs w:val="21"/>
+        </w:rPr>
+        <w:t>'status'</w:t>
+      </w:r>
+    </w:p>
+    <w:p>
+      <w:pPr>
+        <w:pStyle w:val="ListParagraph"/>
+        <w:shd w:val="clear" w:color="auto" w:fill="1E1E1E"/>
+        <w:spacing w:after="0" w:line="285" w:lineRule="atLeast"/>
+        <w:rPr>
+          <w:rFonts w:ascii="Consolas" w:eastAsia="Times New Roman" w:hAnsi="Consolas" w:cs="Times New Roman"/>
+          <w:color w:val="D4D4D4"/>
+          <w:sz w:val="21"/>
+          <w:szCs w:val="21"/>
+        </w:rPr>
+      </w:pPr>
+    </w:p>
+    <w:p>
+      <w:pPr>
+        <w:pStyle w:val="ListParagraph"/>
+        <w:rPr>
+          <w:b/>
+          <w:sz w:val="28"/>
+          <w:szCs w:val="28"/>
+        </w:rPr>
+      </w:pPr>
+    </w:p>
+    <w:p>
+      <w:pPr>
+        <w:pStyle w:val="ListParagraph"/>
+        <w:rPr>
+          <w:b/>
+          <w:sz w:val="28"/>
+          <w:szCs w:val="28"/>
+        </w:rPr>
+      </w:pPr>
+      <w:proofErr w:type="spellStart"/>
+      <w:r>
+        <w:rPr>
+          <w:b/>
+          <w:sz w:val="28"/>
+          <w:szCs w:val="28"/>
+        </w:rPr>
+        <w:t>product_purchase_details</w:t>
+      </w:r>
+      <w:proofErr w:type="spellEnd"/>
+    </w:p>
+    <w:p>
+      <w:pPr>
+        <w:pStyle w:val="ListParagraph"/>
+        <w:shd w:val="clear" w:color="auto" w:fill="1E1E1E"/>
+        <w:spacing w:after="0" w:line="285" w:lineRule="atLeast"/>
+        <w:rPr>
+          <w:rFonts w:ascii="Consolas" w:eastAsia="Times New Roman" w:hAnsi="Consolas" w:cs="Times New Roman"/>
+          <w:color w:val="D4D4D4"/>
+          <w:sz w:val="21"/>
+          <w:szCs w:val="21"/>
+        </w:rPr>
+      </w:pPr>
+      <w:r>
+        <w:rPr>
+          <w:rFonts w:ascii="Consolas" w:eastAsia="Times New Roman" w:hAnsi="Consolas" w:cs="Times New Roman"/>
+          <w:color w:val="569CD6"/>
+          <w:sz w:val="21"/>
+          <w:szCs w:val="21"/>
+        </w:rPr>
+        <w:t>protected</w:t>
+      </w:r>
+      <w:r>
+        <w:rPr>
+          <w:rFonts w:ascii="Consolas" w:eastAsia="Times New Roman" w:hAnsi="Consolas" w:cs="Times New Roman"/>
+          <w:color w:val="D4D4D4"/>
+          <w:sz w:val="21"/>
+          <w:szCs w:val="21"/>
+        </w:rPr>
+        <w:t xml:space="preserve"> </w:t>
+      </w:r>
+      <w:r>
+        <w:rPr>
+          <w:rFonts w:ascii="Consolas" w:eastAsia="Times New Roman" w:hAnsi="Consolas" w:cs="Times New Roman"/>
+          <w:color w:val="9CDCFE"/>
+          <w:sz w:val="21"/>
+          <w:szCs w:val="21"/>
+        </w:rPr>
+        <w:t>$</w:t>
+      </w:r>
+      <w:proofErr w:type="spellStart"/>
+      <w:r>
+        <w:rPr>
+          <w:rFonts w:ascii="Consolas" w:eastAsia="Times New Roman" w:hAnsi="Consolas" w:cs="Times New Roman"/>
+          <w:color w:val="9CDCFE"/>
+          <w:sz w:val="21"/>
+          <w:szCs w:val="21"/>
+        </w:rPr>
+        <w:t>primaryKey</w:t>
+      </w:r>
+      <w:proofErr w:type="spellEnd"/>
+      <w:r>
+        <w:rPr>
+          <w:rFonts w:ascii="Consolas" w:eastAsia="Times New Roman" w:hAnsi="Consolas" w:cs="Times New Roman"/>
+          <w:color w:val="D4D4D4"/>
+          <w:sz w:val="21"/>
+          <w:szCs w:val="21"/>
+        </w:rPr>
+        <w:t xml:space="preserve"> = </w:t>
+      </w:r>
+      <w:r>
+        <w:rPr>
+          <w:rFonts w:ascii="Consolas" w:eastAsia="Times New Roman" w:hAnsi="Consolas" w:cs="Times New Roman"/>
+          <w:color w:val="CE9178"/>
+          <w:sz w:val="21"/>
+          <w:szCs w:val="21"/>
+        </w:rPr>
+        <w:t>'</w:t>
+      </w:r>
+      <w:proofErr w:type="spellStart"/>
+      <w:r>
+        <w:rPr>
+          <w:rFonts w:ascii="Consolas" w:eastAsia="Times New Roman" w:hAnsi="Consolas" w:cs="Times New Roman"/>
+          <w:color w:val="CE9178"/>
+          <w:sz w:val="21"/>
+          <w:szCs w:val="21"/>
+        </w:rPr>
+        <w:t>purchase_details_id</w:t>
+      </w:r>
+      <w:proofErr w:type="spellEnd"/>
+      <w:r>
+        <w:rPr>
+          <w:rFonts w:ascii="Consolas" w:eastAsia="Times New Roman" w:hAnsi="Consolas" w:cs="Times New Roman"/>
+          <w:color w:val="CE9178"/>
+          <w:sz w:val="21"/>
+          <w:szCs w:val="21"/>
+        </w:rPr>
+        <w:t>'</w:t>
+      </w:r>
+      <w:r>
+        <w:rPr>
+          <w:rFonts w:ascii="Consolas" w:eastAsia="Times New Roman" w:hAnsi="Consolas" w:cs="Times New Roman"/>
+          <w:color w:val="D4D4D4"/>
+          <w:sz w:val="21"/>
+          <w:szCs w:val="21"/>
+        </w:rPr>
+        <w:t>;</w:t>
+      </w:r>
+    </w:p>
+    <w:p>
+      <w:pPr>
+        <w:pStyle w:val="ListParagraph"/>
+        <w:shd w:val="clear" w:color="auto" w:fill="1E1E1E"/>
+        <w:spacing w:after="0" w:line="285" w:lineRule="atLeast"/>
+        <w:rPr>
+          <w:rFonts w:ascii="Consolas" w:eastAsia="Times New Roman" w:hAnsi="Consolas" w:cs="Times New Roman"/>
+          <w:color w:val="D4D4D4"/>
+          <w:sz w:val="21"/>
+          <w:szCs w:val="21"/>
+        </w:rPr>
+      </w:pPr>
+    </w:p>
+    <w:p>
+      <w:pPr>
+        <w:pStyle w:val="ListParagraph"/>
+        <w:shd w:val="clear" w:color="auto" w:fill="1E1E1E"/>
+        <w:spacing w:after="0" w:line="285" w:lineRule="atLeast"/>
+        <w:rPr>
+          <w:rFonts w:ascii="Consolas" w:eastAsia="Times New Roman" w:hAnsi="Consolas" w:cs="Times New Roman"/>
+          <w:color w:val="D4D4D4"/>
+          <w:sz w:val="21"/>
+          <w:szCs w:val="21"/>
+        </w:rPr>
+      </w:pPr>
+      <w:r>
+        <w:rPr>
+          <w:rFonts w:ascii="Consolas" w:eastAsia="Times New Roman" w:hAnsi="Consolas" w:cs="Times New Roman"/>
+          <w:color w:val="569CD6"/>
+          <w:sz w:val="21"/>
+          <w:szCs w:val="21"/>
+        </w:rPr>
+        <w:t>protected</w:t>
+      </w:r>
+      <w:r>
+        <w:rPr>
+          <w:rFonts w:ascii="Consolas" w:eastAsia="Times New Roman" w:hAnsi="Consolas" w:cs="Times New Roman"/>
+          <w:color w:val="D4D4D4"/>
+          <w:sz w:val="21"/>
+          <w:szCs w:val="21"/>
+        </w:rPr>
+        <w:t xml:space="preserve"> </w:t>
+      </w:r>
+      <w:r>
+        <w:rPr>
+          <w:rFonts w:ascii="Consolas" w:eastAsia="Times New Roman" w:hAnsi="Consolas" w:cs="Times New Roman"/>
+          <w:color w:val="9CDCFE"/>
+          <w:sz w:val="21"/>
+          <w:szCs w:val="21"/>
+        </w:rPr>
+        <w:t>$</w:t>
+      </w:r>
+      <w:proofErr w:type="spellStart"/>
+      <w:r>
+        <w:rPr>
+          <w:rFonts w:ascii="Consolas" w:eastAsia="Times New Roman" w:hAnsi="Consolas" w:cs="Times New Roman"/>
+          <w:color w:val="9CDCFE"/>
+          <w:sz w:val="21"/>
+          <w:szCs w:val="21"/>
+        </w:rPr>
+        <w:t>allowedFields</w:t>
+      </w:r>
+      <w:proofErr w:type="spellEnd"/>
+      <w:r>
+        <w:rPr>
+          <w:rFonts w:ascii="Consolas" w:eastAsia="Times New Roman" w:hAnsi="Consolas" w:cs="Times New Roman"/>
+          <w:color w:val="D4D4D4"/>
+          <w:sz w:val="21"/>
+          <w:szCs w:val="21"/>
+        </w:rPr>
+        <w:t xml:space="preserve"> = [</w:t>
+      </w:r>
+    </w:p>
+    <w:p>
+      <w:pPr>
+        <w:pStyle w:val="ListParagraph"/>
+        <w:shd w:val="clear" w:color="auto" w:fill="1E1E1E"/>
+        <w:spacing w:after="0" w:line="285" w:lineRule="atLeast"/>
+        <w:rPr>
+          <w:rFonts w:ascii="Consolas" w:eastAsia="Times New Roman" w:hAnsi="Consolas" w:cs="Times New Roman"/>
+          <w:color w:val="D4D4D4"/>
+          <w:sz w:val="21"/>
+          <w:szCs w:val="21"/>
+        </w:rPr>
+      </w:pPr>
+      <w:r>
+        <w:rPr>
+          <w:rFonts w:ascii="Consolas" w:eastAsia="Times New Roman" w:hAnsi="Consolas" w:cs="Times New Roman"/>
+          <w:color w:val="D4D4D4"/>
+          <w:sz w:val="21"/>
+          <w:szCs w:val="21"/>
+        </w:rPr>
+        <w:t xml:space="preserve">                            </w:t>
+      </w:r>
+      <w:r>
+        <w:rPr>
+          <w:rFonts w:ascii="Consolas" w:eastAsia="Times New Roman" w:hAnsi="Consolas" w:cs="Times New Roman"/>
+          <w:color w:val="CE9178"/>
+          <w:sz w:val="21"/>
+          <w:szCs w:val="21"/>
+        </w:rPr>
+        <w:t>'</w:t>
+      </w:r>
+      <w:proofErr w:type="spellStart"/>
+      <w:r>
+        <w:rPr>
+          <w:rFonts w:ascii="Consolas" w:eastAsia="Times New Roman" w:hAnsi="Consolas" w:cs="Times New Roman"/>
+          <w:color w:val="CE9178"/>
+          <w:sz w:val="21"/>
+          <w:szCs w:val="21"/>
+        </w:rPr>
+        <w:t>purchase_id</w:t>
+      </w:r>
+      <w:proofErr w:type="spellEnd"/>
+      <w:r>
+        <w:rPr>
+          <w:rFonts w:ascii="Consolas" w:eastAsia="Times New Roman" w:hAnsi="Consolas" w:cs="Times New Roman"/>
+          <w:color w:val="CE9178"/>
+          <w:sz w:val="21"/>
+          <w:szCs w:val="21"/>
+        </w:rPr>
+        <w:t>'</w:t>
+      </w:r>
+      <w:r>
+        <w:rPr>
+          <w:rFonts w:ascii="Consolas" w:eastAsia="Times New Roman" w:hAnsi="Consolas" w:cs="Times New Roman"/>
+          <w:color w:val="D4D4D4"/>
+          <w:sz w:val="21"/>
+          <w:szCs w:val="21"/>
+        </w:rPr>
+        <w:t>,</w:t>
+      </w:r>
+    </w:p>
+    <w:p>
+      <w:pPr>
+        <w:pStyle w:val="ListParagraph"/>
+        <w:shd w:val="clear" w:color="auto" w:fill="1E1E1E"/>
+        <w:spacing w:after="0" w:line="285" w:lineRule="atLeast"/>
+        <w:rPr>
+          <w:rFonts w:ascii="Consolas" w:eastAsia="Times New Roman" w:hAnsi="Consolas" w:cs="Times New Roman"/>
+          <w:color w:val="D4D4D4"/>
+          <w:sz w:val="21"/>
+          <w:szCs w:val="21"/>
+        </w:rPr>
+      </w:pPr>
+      <w:r>
+        <w:rPr>
+          <w:rFonts w:ascii="Consolas" w:eastAsia="Times New Roman" w:hAnsi="Consolas" w:cs="Times New Roman"/>
+          <w:color w:val="D4D4D4"/>
+          <w:sz w:val="21"/>
+          <w:szCs w:val="21"/>
+        </w:rPr>
+        <w:t xml:space="preserve">                            </w:t>
+      </w:r>
+      <w:r>
+        <w:rPr>
+          <w:rFonts w:ascii="Consolas" w:eastAsia="Times New Roman" w:hAnsi="Consolas" w:cs="Times New Roman"/>
+          <w:color w:val="CE9178"/>
+          <w:sz w:val="21"/>
+          <w:szCs w:val="21"/>
+        </w:rPr>
+        <w:t>'</w:t>
+      </w:r>
+      <w:proofErr w:type="spellStart"/>
+      <w:r>
+        <w:rPr>
+          <w:rFonts w:ascii="Consolas" w:eastAsia="Times New Roman" w:hAnsi="Consolas" w:cs="Times New Roman"/>
+          <w:color w:val="CE9178"/>
+          <w:sz w:val="21"/>
+          <w:szCs w:val="21"/>
+        </w:rPr>
+        <w:t>product_id</w:t>
+      </w:r>
+      <w:proofErr w:type="spellEnd"/>
+      <w:r>
+        <w:rPr>
+          <w:rFonts w:ascii="Consolas" w:eastAsia="Times New Roman" w:hAnsi="Consolas" w:cs="Times New Roman"/>
+          <w:color w:val="CE9178"/>
+          <w:sz w:val="21"/>
+          <w:szCs w:val="21"/>
+        </w:rPr>
+        <w:t>'</w:t>
+      </w:r>
+      <w:r>
+        <w:rPr>
+          <w:rFonts w:ascii="Consolas" w:eastAsia="Times New Roman" w:hAnsi="Consolas" w:cs="Times New Roman"/>
+          <w:color w:val="D4D4D4"/>
+          <w:sz w:val="21"/>
+          <w:szCs w:val="21"/>
+        </w:rPr>
+        <w:t>,</w:t>
+      </w:r>
+    </w:p>
+    <w:p>
+      <w:pPr>
+        <w:pStyle w:val="ListParagraph"/>
+        <w:shd w:val="clear" w:color="auto" w:fill="1E1E1E"/>
+        <w:spacing w:after="0" w:line="285" w:lineRule="atLeast"/>
+        <w:rPr>
+          <w:rFonts w:ascii="Consolas" w:eastAsia="Times New Roman" w:hAnsi="Consolas" w:cs="Times New Roman"/>
+          <w:color w:val="D4D4D4"/>
+          <w:sz w:val="21"/>
+          <w:szCs w:val="21"/>
+        </w:rPr>
+      </w:pPr>
+      <w:r>
+        <w:rPr>
+          <w:rFonts w:ascii="Consolas" w:eastAsia="Times New Roman" w:hAnsi="Consolas" w:cs="Times New Roman"/>
+          <w:color w:val="D4D4D4"/>
+          <w:sz w:val="21"/>
+          <w:szCs w:val="21"/>
+        </w:rPr>
+        <w:t xml:space="preserve">                            </w:t>
+      </w:r>
+      <w:r>
+        <w:rPr>
+          <w:rFonts w:ascii="Consolas" w:eastAsia="Times New Roman" w:hAnsi="Consolas" w:cs="Times New Roman"/>
+          <w:color w:val="CE9178"/>
+          <w:sz w:val="21"/>
+          <w:szCs w:val="21"/>
+        </w:rPr>
+        <w:t>'</w:t>
+      </w:r>
+      <w:proofErr w:type="spellStart"/>
+      <w:r>
+        <w:rPr>
+          <w:rFonts w:ascii="Consolas" w:eastAsia="Times New Roman" w:hAnsi="Consolas" w:cs="Times New Roman"/>
+          <w:color w:val="CE9178"/>
+          <w:sz w:val="21"/>
+          <w:szCs w:val="21"/>
+        </w:rPr>
+        <w:t>expiry_date</w:t>
+      </w:r>
+      <w:proofErr w:type="spellEnd"/>
+      <w:r>
+        <w:rPr>
+          <w:rFonts w:ascii="Consolas" w:eastAsia="Times New Roman" w:hAnsi="Consolas" w:cs="Times New Roman"/>
+          <w:color w:val="CE9178"/>
+          <w:sz w:val="21"/>
+          <w:szCs w:val="21"/>
+        </w:rPr>
+        <w:t>'</w:t>
+      </w:r>
+      <w:r>
+        <w:rPr>
+          <w:rFonts w:ascii="Consolas" w:eastAsia="Times New Roman" w:hAnsi="Consolas" w:cs="Times New Roman"/>
+          <w:color w:val="D4D4D4"/>
+          <w:sz w:val="21"/>
+          <w:szCs w:val="21"/>
+        </w:rPr>
+        <w:t>,</w:t>
+      </w:r>
+    </w:p>
+    <w:p>
+      <w:pPr>
+        <w:pStyle w:val="ListParagraph"/>
+        <w:shd w:val="clear" w:color="auto" w:fill="1E1E1E"/>
+        <w:spacing w:after="0" w:line="285" w:lineRule="atLeast"/>
+        <w:rPr>
+          <w:rFonts w:ascii="Consolas" w:eastAsia="Times New Roman" w:hAnsi="Consolas" w:cs="Times New Roman"/>
+          <w:color w:val="D4D4D4"/>
+          <w:sz w:val="21"/>
+          <w:szCs w:val="21"/>
+        </w:rPr>
+      </w:pPr>
+      <w:r>
+        <w:rPr>
+          <w:rFonts w:ascii="Consolas" w:eastAsia="Times New Roman" w:hAnsi="Consolas" w:cs="Times New Roman"/>
+          <w:color w:val="D4D4D4"/>
+          <w:sz w:val="21"/>
+          <w:szCs w:val="21"/>
+        </w:rPr>
+        <w:t xml:space="preserve">                            </w:t>
+      </w:r>
+      <w:r>
+        <w:rPr>
+          <w:rFonts w:ascii="Consolas" w:eastAsia="Times New Roman" w:hAnsi="Consolas" w:cs="Times New Roman"/>
+          <w:color w:val="CE9178"/>
+          <w:sz w:val="21"/>
+          <w:szCs w:val="21"/>
+        </w:rPr>
+        <w:t>'</w:t>
+      </w:r>
+      <w:proofErr w:type="spellStart"/>
+      <w:r>
+        <w:rPr>
+          <w:rFonts w:ascii="Consolas" w:eastAsia="Times New Roman" w:hAnsi="Consolas" w:cs="Times New Roman"/>
+          <w:color w:val="CE9178"/>
+          <w:sz w:val="21"/>
+          <w:szCs w:val="21"/>
+        </w:rPr>
+        <w:t>quantity_per_pack</w:t>
+      </w:r>
+      <w:proofErr w:type="spellEnd"/>
+      <w:r>
+        <w:rPr>
+          <w:rFonts w:ascii="Consolas" w:eastAsia="Times New Roman" w:hAnsi="Consolas" w:cs="Times New Roman"/>
+          <w:color w:val="CE9178"/>
+          <w:sz w:val="21"/>
+          <w:szCs w:val="21"/>
+        </w:rPr>
+        <w:t>'</w:t>
+      </w:r>
+      <w:r>
+        <w:rPr>
+          <w:rFonts w:ascii="Consolas" w:eastAsia="Times New Roman" w:hAnsi="Consolas" w:cs="Times New Roman"/>
+          <w:color w:val="D4D4D4"/>
+          <w:sz w:val="21"/>
+          <w:szCs w:val="21"/>
+        </w:rPr>
+        <w:t>,</w:t>
+      </w:r>
+    </w:p>
+    <w:p>
+      <w:pPr>
+        <w:pStyle w:val="ListParagraph"/>
+        <w:shd w:val="clear" w:color="auto" w:fill="1E1E1E"/>
+        <w:spacing w:after="0" w:line="285" w:lineRule="atLeast"/>
+        <w:rPr>
+          <w:rFonts w:ascii="Consolas" w:eastAsia="Times New Roman" w:hAnsi="Consolas" w:cs="Times New Roman"/>
+          <w:color w:val="D4D4D4"/>
+          <w:sz w:val="21"/>
+          <w:szCs w:val="21"/>
+        </w:rPr>
+      </w:pPr>
+      <w:r>
+        <w:rPr>
+          <w:rFonts w:ascii="Consolas" w:eastAsia="Times New Roman" w:hAnsi="Consolas" w:cs="Times New Roman"/>
+          <w:color w:val="D4D4D4"/>
+          <w:sz w:val="21"/>
+          <w:szCs w:val="21"/>
+        </w:rPr>
+        <w:t xml:space="preserve">                            </w:t>
+      </w:r>
+      <w:r>
+        <w:rPr>
+          <w:rFonts w:ascii="Consolas" w:eastAsia="Times New Roman" w:hAnsi="Consolas" w:cs="Times New Roman"/>
+          <w:color w:val="CE9178"/>
+          <w:sz w:val="21"/>
+          <w:szCs w:val="21"/>
+        </w:rPr>
+        <w:t>'</w:t>
+      </w:r>
+      <w:proofErr w:type="spellStart"/>
+      <w:r>
+        <w:rPr>
+          <w:rFonts w:ascii="Consolas" w:eastAsia="Times New Roman" w:hAnsi="Consolas" w:cs="Times New Roman"/>
+          <w:color w:val="CE9178"/>
+          <w:sz w:val="21"/>
+          <w:szCs w:val="21"/>
+        </w:rPr>
+        <w:t>box_quantity</w:t>
+      </w:r>
+      <w:proofErr w:type="spellEnd"/>
+      <w:r>
+        <w:rPr>
+          <w:rFonts w:ascii="Consolas" w:eastAsia="Times New Roman" w:hAnsi="Consolas" w:cs="Times New Roman"/>
+          <w:color w:val="CE9178"/>
+          <w:sz w:val="21"/>
+          <w:szCs w:val="21"/>
+        </w:rPr>
+        <w:t>'</w:t>
+      </w:r>
+      <w:r>
+        <w:rPr>
+          <w:rFonts w:ascii="Consolas" w:eastAsia="Times New Roman" w:hAnsi="Consolas" w:cs="Times New Roman"/>
+          <w:color w:val="D4D4D4"/>
+          <w:sz w:val="21"/>
+          <w:szCs w:val="21"/>
+        </w:rPr>
+        <w:t>,</w:t>
+      </w:r>
+    </w:p>
+    <w:p>
+      <w:pPr>
+        <w:pStyle w:val="ListParagraph"/>
+        <w:shd w:val="clear" w:color="auto" w:fill="1E1E1E"/>
+        <w:spacing w:after="0" w:line="285" w:lineRule="atLeast"/>
+        <w:rPr>
+          <w:rFonts w:ascii="Consolas" w:eastAsia="Times New Roman" w:hAnsi="Consolas" w:cs="Times New Roman"/>
+          <w:color w:val="D4D4D4"/>
+          <w:sz w:val="21"/>
+          <w:szCs w:val="21"/>
+        </w:rPr>
+      </w:pPr>
+      <w:r>
+        <w:rPr>
+          <w:rFonts w:ascii="Consolas" w:eastAsia="Times New Roman" w:hAnsi="Consolas" w:cs="Times New Roman"/>
+          <w:color w:val="D4D4D4"/>
+          <w:sz w:val="21"/>
+          <w:szCs w:val="21"/>
+        </w:rPr>
+        <w:t xml:space="preserve">                            </w:t>
+      </w:r>
+      <w:r>
+        <w:rPr>
+          <w:rFonts w:ascii="Consolas" w:eastAsia="Times New Roman" w:hAnsi="Consolas" w:cs="Times New Roman"/>
+          <w:color w:val="CE9178"/>
+          <w:sz w:val="21"/>
+          <w:szCs w:val="21"/>
+        </w:rPr>
+        <w:t>'</w:t>
+      </w:r>
+      <w:proofErr w:type="spellStart"/>
+      <w:r>
+        <w:rPr>
+          <w:rFonts w:ascii="Consolas" w:eastAsia="Times New Roman" w:hAnsi="Consolas" w:cs="Times New Roman"/>
+          <w:color w:val="CE9178"/>
+          <w:sz w:val="21"/>
+          <w:szCs w:val="21"/>
+        </w:rPr>
+        <w:t>free_qty</w:t>
+      </w:r>
+      <w:proofErr w:type="spellEnd"/>
+      <w:r>
+        <w:rPr>
+          <w:rFonts w:ascii="Consolas" w:eastAsia="Times New Roman" w:hAnsi="Consolas" w:cs="Times New Roman"/>
+          <w:color w:val="CE9178"/>
+          <w:sz w:val="21"/>
+          <w:szCs w:val="21"/>
+        </w:rPr>
+        <w:t>'</w:t>
+      </w:r>
+      <w:r>
+        <w:rPr>
+          <w:rFonts w:ascii="Consolas" w:eastAsia="Times New Roman" w:hAnsi="Consolas" w:cs="Times New Roman"/>
+          <w:color w:val="D4D4D4"/>
+          <w:sz w:val="21"/>
+          <w:szCs w:val="21"/>
+        </w:rPr>
+        <w:t>,</w:t>
+      </w:r>
+    </w:p>
+    <w:p>
+      <w:pPr>
+        <w:shd w:val="clear" w:color="auto" w:fill="1E1E1E"/>
+        <w:spacing w:after="0" w:line="285" w:lineRule="atLeast"/>
+        <w:ind w:left="360"/>
+        <w:rPr>
+          <w:rFonts w:ascii="Consolas" w:eastAsia="Times New Roman" w:hAnsi="Consolas" w:cs="Times New Roman"/>
+          <w:color w:val="D4D4D4"/>
+          <w:sz w:val="21"/>
+          <w:szCs w:val="21"/>
+        </w:rPr>
+      </w:pPr>
+      <w:r>
+        <w:rPr>
+          <w:rFonts w:ascii="Consolas" w:eastAsia="Times New Roman" w:hAnsi="Consolas" w:cs="Times New Roman"/>
+          <w:color w:val="D4D4D4"/>
+          <w:sz w:val="21"/>
+          <w:szCs w:val="21"/>
+        </w:rPr>
+        <w:t xml:space="preserve">  </w:t>
+      </w:r>
+      <w:r>
+        <w:rPr>
+          <w:rFonts w:ascii="Consolas" w:eastAsia="Times New Roman" w:hAnsi="Consolas" w:cs="Times New Roman"/>
+          <w:color w:val="D4D4D4"/>
+          <w:sz w:val="21"/>
+          <w:szCs w:val="21"/>
+        </w:rPr>
+        <w:t xml:space="preserve">   </w:t>
+      </w:r>
+      <w:r>
+        <w:rPr>
+          <w:rFonts w:ascii="Consolas" w:eastAsia="Times New Roman" w:hAnsi="Consolas" w:cs="Times New Roman"/>
+          <w:color w:val="D4D4D4"/>
+          <w:sz w:val="21"/>
+          <w:szCs w:val="21"/>
+        </w:rPr>
+        <w:t xml:space="preserve">                         </w:t>
+      </w:r>
+      <w:r>
+        <w:rPr>
+          <w:rFonts w:ascii="Consolas" w:eastAsia="Times New Roman" w:hAnsi="Consolas" w:cs="Times New Roman"/>
+          <w:color w:val="CE9178"/>
+          <w:sz w:val="21"/>
+          <w:szCs w:val="21"/>
+        </w:rPr>
+        <w:t>'</w:t>
+      </w:r>
+      <w:proofErr w:type="spellStart"/>
+      <w:r>
+        <w:rPr>
+          <w:rFonts w:ascii="Consolas" w:eastAsia="Times New Roman" w:hAnsi="Consolas" w:cs="Times New Roman"/>
+          <w:color w:val="CE9178"/>
+          <w:sz w:val="21"/>
+          <w:szCs w:val="21"/>
+        </w:rPr>
+        <w:t>base_price_per_unit</w:t>
+      </w:r>
+      <w:proofErr w:type="spellEnd"/>
+      <w:r>
+        <w:rPr>
+          <w:rFonts w:ascii="Consolas" w:eastAsia="Times New Roman" w:hAnsi="Consolas" w:cs="Times New Roman"/>
+          <w:color w:val="CE9178"/>
+          <w:sz w:val="21"/>
+          <w:szCs w:val="21"/>
+        </w:rPr>
+        <w:t>'</w:t>
+      </w:r>
+      <w:r>
+        <w:rPr>
+          <w:rFonts w:ascii="Consolas" w:eastAsia="Times New Roman" w:hAnsi="Consolas" w:cs="Times New Roman"/>
+          <w:color w:val="D4D4D4"/>
+          <w:sz w:val="21"/>
+          <w:szCs w:val="21"/>
+        </w:rPr>
+        <w:t>,</w:t>
+      </w:r>
+    </w:p>
+    <w:p>
+      <w:pPr>
+        <w:pStyle w:val="ListParagraph"/>
+        <w:shd w:val="clear" w:color="auto" w:fill="1E1E1E"/>
+        <w:spacing w:after="0" w:line="285" w:lineRule="atLeast"/>
+        <w:rPr>
+          <w:rFonts w:ascii="Consolas" w:eastAsia="Times New Roman" w:hAnsi="Consolas" w:cs="Times New Roman"/>
+          <w:color w:val="D4D4D4"/>
+          <w:sz w:val="21"/>
+          <w:szCs w:val="21"/>
+        </w:rPr>
+      </w:pPr>
+      <w:r>
+        <w:rPr>
+          <w:rFonts w:ascii="Consolas" w:eastAsia="Times New Roman" w:hAnsi="Consolas" w:cs="Times New Roman"/>
+          <w:color w:val="D4D4D4"/>
+          <w:sz w:val="21"/>
+          <w:szCs w:val="21"/>
+        </w:rPr>
+        <w:t xml:space="preserve">                           </w:t>
+      </w:r>
+      <w:r>
+        <w:rPr>
+          <w:rFonts w:ascii="Consolas" w:eastAsia="Times New Roman" w:hAnsi="Consolas" w:cs="Times New Roman"/>
+          <w:color w:val="CE9178"/>
+          <w:sz w:val="21"/>
+          <w:szCs w:val="21"/>
+        </w:rPr>
+        <w:t>'</w:t>
+      </w:r>
+      <w:proofErr w:type="spellStart"/>
+      <w:r>
+        <w:rPr>
+          <w:rFonts w:ascii="Consolas" w:eastAsia="Times New Roman" w:hAnsi="Consolas" w:cs="Times New Roman"/>
+          <w:color w:val="CE9178"/>
+          <w:sz w:val="21"/>
+          <w:szCs w:val="21"/>
+        </w:rPr>
+        <w:t>tax_id</w:t>
+      </w:r>
+      <w:proofErr w:type="spellEnd"/>
+      <w:r>
+        <w:rPr>
+          <w:rFonts w:ascii="Consolas" w:eastAsia="Times New Roman" w:hAnsi="Consolas" w:cs="Times New Roman"/>
+          <w:color w:val="CE9178"/>
+          <w:sz w:val="21"/>
+          <w:szCs w:val="21"/>
+        </w:rPr>
+        <w:t>'</w:t>
+      </w:r>
+      <w:r>
+        <w:rPr>
+          <w:rFonts w:ascii="Consolas" w:eastAsia="Times New Roman" w:hAnsi="Consolas" w:cs="Times New Roman"/>
+          <w:color w:val="D4D4D4"/>
+          <w:sz w:val="21"/>
+          <w:szCs w:val="21"/>
+        </w:rPr>
+        <w:t>,</w:t>
+      </w:r>
+    </w:p>
+    <w:p>
+      <w:pPr>
+        <w:pStyle w:val="ListParagraph"/>
+        <w:shd w:val="clear" w:color="auto" w:fill="1E1E1E"/>
+        <w:spacing w:after="0" w:line="285" w:lineRule="atLeast"/>
+        <w:rPr>
+          <w:rFonts w:ascii="Consolas" w:eastAsia="Times New Roman" w:hAnsi="Consolas" w:cs="Times New Roman"/>
+          <w:color w:val="D4D4D4"/>
+          <w:sz w:val="21"/>
+          <w:szCs w:val="21"/>
+        </w:rPr>
+      </w:pPr>
+      <w:r>
+        <w:rPr>
+          <w:rFonts w:ascii="Consolas" w:eastAsia="Times New Roman" w:hAnsi="Consolas" w:cs="Times New Roman"/>
+          <w:color w:val="D4D4D4"/>
+          <w:sz w:val="21"/>
+          <w:szCs w:val="21"/>
+        </w:rPr>
+        <w:t xml:space="preserve">                            </w:t>
+      </w:r>
+      <w:r>
+        <w:rPr>
+          <w:rFonts w:ascii="Consolas" w:eastAsia="Times New Roman" w:hAnsi="Consolas" w:cs="Times New Roman"/>
+          <w:color w:val="CE9178"/>
+          <w:sz w:val="21"/>
+          <w:szCs w:val="21"/>
+        </w:rPr>
+        <w:t>'</w:t>
+      </w:r>
+      <w:proofErr w:type="spellStart"/>
+      <w:r>
+        <w:rPr>
+          <w:rFonts w:ascii="Consolas" w:eastAsia="Times New Roman" w:hAnsi="Consolas" w:cs="Times New Roman"/>
+          <w:color w:val="CE9178"/>
+          <w:sz w:val="21"/>
+          <w:szCs w:val="21"/>
+        </w:rPr>
+        <w:t>tax_percentage</w:t>
+      </w:r>
+      <w:proofErr w:type="spellEnd"/>
+      <w:r>
+        <w:rPr>
+          <w:rFonts w:ascii="Consolas" w:eastAsia="Times New Roman" w:hAnsi="Consolas" w:cs="Times New Roman"/>
+          <w:color w:val="CE9178"/>
+          <w:sz w:val="21"/>
+          <w:szCs w:val="21"/>
+        </w:rPr>
+        <w:t>'</w:t>
+      </w:r>
+      <w:r>
+        <w:rPr>
+          <w:rFonts w:ascii="Consolas" w:eastAsia="Times New Roman" w:hAnsi="Consolas" w:cs="Times New Roman"/>
+          <w:color w:val="D4D4D4"/>
+          <w:sz w:val="21"/>
+          <w:szCs w:val="21"/>
+        </w:rPr>
+        <w:t>,</w:t>
+      </w:r>
+    </w:p>
+    <w:p>
+      <w:pPr>
+        <w:pStyle w:val="ListParagraph"/>
+        <w:shd w:val="clear" w:color="auto" w:fill="1E1E1E"/>
+        <w:spacing w:after="0" w:line="285" w:lineRule="atLeast"/>
+        <w:rPr>
+          <w:rFonts w:ascii="Consolas" w:eastAsia="Times New Roman" w:hAnsi="Consolas" w:cs="Times New Roman"/>
+          <w:color w:val="D4D4D4"/>
+          <w:sz w:val="21"/>
+          <w:szCs w:val="21"/>
+        </w:rPr>
+      </w:pPr>
+      <w:r>
+        <w:rPr>
+          <w:rFonts w:ascii="Consolas" w:eastAsia="Times New Roman" w:hAnsi="Consolas" w:cs="Times New Roman"/>
+          <w:color w:val="D4D4D4"/>
+          <w:sz w:val="21"/>
+          <w:szCs w:val="21"/>
+        </w:rPr>
+        <w:t xml:space="preserve">                            </w:t>
+      </w:r>
+      <w:r>
+        <w:rPr>
+          <w:rFonts w:ascii="Consolas" w:eastAsia="Times New Roman" w:hAnsi="Consolas" w:cs="Times New Roman"/>
+          <w:color w:val="CE9178"/>
+          <w:sz w:val="21"/>
+          <w:szCs w:val="21"/>
+        </w:rPr>
+        <w:t>'</w:t>
+      </w:r>
+      <w:proofErr w:type="spellStart"/>
+      <w:r>
+        <w:rPr>
+          <w:rFonts w:ascii="Consolas" w:eastAsia="Times New Roman" w:hAnsi="Consolas" w:cs="Times New Roman"/>
+          <w:color w:val="CE9178"/>
+          <w:sz w:val="21"/>
+          <w:szCs w:val="21"/>
+        </w:rPr>
+        <w:t>product_wise_vat_amount</w:t>
+      </w:r>
+      <w:proofErr w:type="spellEnd"/>
+      <w:r>
+        <w:rPr>
+          <w:rFonts w:ascii="Consolas" w:eastAsia="Times New Roman" w:hAnsi="Consolas" w:cs="Times New Roman"/>
+          <w:color w:val="CE9178"/>
+          <w:sz w:val="21"/>
+          <w:szCs w:val="21"/>
+        </w:rPr>
+        <w:t>'</w:t>
+      </w:r>
+      <w:r>
+        <w:rPr>
+          <w:rFonts w:ascii="Consolas" w:eastAsia="Times New Roman" w:hAnsi="Consolas" w:cs="Times New Roman"/>
+          <w:color w:val="D4D4D4"/>
+          <w:sz w:val="21"/>
+          <w:szCs w:val="21"/>
+        </w:rPr>
+        <w:t>,</w:t>
+      </w:r>
+    </w:p>
+    <w:p>
+      <w:pPr>
+        <w:pStyle w:val="ListParagraph"/>
+        <w:shd w:val="clear" w:color="auto" w:fill="1E1E1E"/>
+        <w:spacing w:after="0" w:line="285" w:lineRule="atLeast"/>
+        <w:rPr>
+          <w:rFonts w:ascii="Consolas" w:eastAsia="Times New Roman" w:hAnsi="Consolas" w:cs="Times New Roman"/>
+          <w:color w:val="D4D4D4"/>
+          <w:sz w:val="21"/>
+          <w:szCs w:val="21"/>
+        </w:rPr>
+      </w:pPr>
+      <w:r>
+        <w:rPr>
+          <w:rFonts w:ascii="Consolas" w:eastAsia="Times New Roman" w:hAnsi="Consolas" w:cs="Times New Roman"/>
+          <w:color w:val="D4D4D4"/>
+          <w:sz w:val="21"/>
+          <w:szCs w:val="21"/>
+        </w:rPr>
+        <w:t xml:space="preserve">                            </w:t>
+      </w:r>
+      <w:r>
+        <w:rPr>
+          <w:rFonts w:ascii="Consolas" w:eastAsia="Times New Roman" w:hAnsi="Consolas" w:cs="Times New Roman"/>
+          <w:color w:val="CE9178"/>
+          <w:sz w:val="21"/>
+          <w:szCs w:val="21"/>
+        </w:rPr>
+        <w:t>'</w:t>
+      </w:r>
+      <w:proofErr w:type="spellStart"/>
+      <w:r>
+        <w:rPr>
+          <w:rFonts w:ascii="Consolas" w:eastAsia="Times New Roman" w:hAnsi="Consolas" w:cs="Times New Roman"/>
+          <w:color w:val="CE9178"/>
+          <w:sz w:val="21"/>
+          <w:szCs w:val="21"/>
+        </w:rPr>
+        <w:t>product_wise_discount_amount</w:t>
+      </w:r>
+      <w:proofErr w:type="spellEnd"/>
+      <w:r>
+        <w:rPr>
+          <w:rFonts w:ascii="Consolas" w:eastAsia="Times New Roman" w:hAnsi="Consolas" w:cs="Times New Roman"/>
+          <w:color w:val="CE9178"/>
+          <w:sz w:val="21"/>
+          <w:szCs w:val="21"/>
+        </w:rPr>
+        <w:t>'</w:t>
+      </w:r>
+      <w:r>
+        <w:rPr>
+          <w:rFonts w:ascii="Consolas" w:eastAsia="Times New Roman" w:hAnsi="Consolas" w:cs="Times New Roman"/>
+          <w:color w:val="D4D4D4"/>
+          <w:sz w:val="21"/>
+          <w:szCs w:val="21"/>
+        </w:rPr>
+        <w:t>,</w:t>
+      </w:r>
+    </w:p>
+    <w:p>
+      <w:pPr>
+        <w:pStyle w:val="ListParagraph"/>
+        <w:shd w:val="clear" w:color="auto" w:fill="1E1E1E"/>
+        <w:spacing w:after="0" w:line="285" w:lineRule="atLeast"/>
+        <w:rPr>
+          <w:rFonts w:ascii="Consolas" w:eastAsia="Times New Roman" w:hAnsi="Consolas" w:cs="Times New Roman"/>
+          <w:color w:val="D4D4D4"/>
+          <w:sz w:val="21"/>
+          <w:szCs w:val="21"/>
+        </w:rPr>
+      </w:pPr>
+      <w:r>
+        <w:rPr>
+          <w:rFonts w:ascii="Consolas" w:eastAsia="Times New Roman" w:hAnsi="Consolas" w:cs="Times New Roman"/>
+          <w:color w:val="D4D4D4"/>
+          <w:sz w:val="21"/>
+          <w:szCs w:val="21"/>
+        </w:rPr>
+        <w:t xml:space="preserve">                            </w:t>
+      </w:r>
+      <w:r>
+        <w:rPr>
+          <w:rFonts w:ascii="Consolas" w:eastAsia="Times New Roman" w:hAnsi="Consolas" w:cs="Times New Roman"/>
+          <w:color w:val="CE9178"/>
+          <w:sz w:val="21"/>
+          <w:szCs w:val="21"/>
+        </w:rPr>
+        <w:t>'</w:t>
+      </w:r>
+      <w:proofErr w:type="spellStart"/>
+      <w:r>
+        <w:rPr>
+          <w:rFonts w:ascii="Consolas" w:eastAsia="Times New Roman" w:hAnsi="Consolas" w:cs="Times New Roman"/>
+          <w:color w:val="CE9178"/>
+          <w:sz w:val="21"/>
+          <w:szCs w:val="21"/>
+        </w:rPr>
+        <w:t>selling_price</w:t>
+      </w:r>
+      <w:proofErr w:type="spellEnd"/>
+      <w:r>
+        <w:rPr>
+          <w:rFonts w:ascii="Consolas" w:eastAsia="Times New Roman" w:hAnsi="Consolas" w:cs="Times New Roman"/>
+          <w:color w:val="CE9178"/>
+          <w:sz w:val="21"/>
+          <w:szCs w:val="21"/>
+        </w:rPr>
+        <w:t>'</w:t>
+      </w:r>
+      <w:r>
+        <w:rPr>
+          <w:rFonts w:ascii="Consolas" w:eastAsia="Times New Roman" w:hAnsi="Consolas" w:cs="Times New Roman"/>
+          <w:color w:val="D4D4D4"/>
+          <w:sz w:val="21"/>
+          <w:szCs w:val="21"/>
+        </w:rPr>
+        <w:t>,</w:t>
+      </w:r>
+    </w:p>
+    <w:p>
+      <w:pPr>
+        <w:pStyle w:val="ListParagraph"/>
+        <w:shd w:val="clear" w:color="auto" w:fill="1E1E1E"/>
+        <w:spacing w:after="0" w:line="285" w:lineRule="atLeast"/>
+        <w:rPr>
+          <w:rFonts w:ascii="Consolas" w:eastAsia="Times New Roman" w:hAnsi="Consolas" w:cs="Times New Roman"/>
+          <w:color w:val="D4D4D4"/>
+          <w:sz w:val="21"/>
+          <w:szCs w:val="21"/>
+        </w:rPr>
+      </w:pPr>
+      <w:r>
+        <w:rPr>
+          <w:rFonts w:ascii="Consolas" w:eastAsia="Times New Roman" w:hAnsi="Consolas" w:cs="Times New Roman"/>
+          <w:color w:val="D4D4D4"/>
+          <w:sz w:val="21"/>
+          <w:szCs w:val="21"/>
+        </w:rPr>
+        <w:t xml:space="preserve">                            </w:t>
+      </w:r>
+      <w:r>
+        <w:rPr>
+          <w:rFonts w:ascii="Consolas" w:eastAsia="Times New Roman" w:hAnsi="Consolas" w:cs="Times New Roman"/>
+          <w:color w:val="CE9178"/>
+          <w:sz w:val="21"/>
+          <w:szCs w:val="21"/>
+        </w:rPr>
+        <w:t>'</w:t>
+      </w:r>
+      <w:proofErr w:type="spellStart"/>
+      <w:r>
+        <w:rPr>
+          <w:rFonts w:ascii="Consolas" w:eastAsia="Times New Roman" w:hAnsi="Consolas" w:cs="Times New Roman"/>
+          <w:color w:val="CE9178"/>
+          <w:sz w:val="21"/>
+          <w:szCs w:val="21"/>
+        </w:rPr>
+        <w:t>purchase_price</w:t>
+      </w:r>
+      <w:proofErr w:type="spellEnd"/>
+      <w:r>
+        <w:rPr>
+          <w:rFonts w:ascii="Consolas" w:eastAsia="Times New Roman" w:hAnsi="Consolas" w:cs="Times New Roman"/>
+          <w:color w:val="CE9178"/>
+          <w:sz w:val="21"/>
+          <w:szCs w:val="21"/>
+        </w:rPr>
+        <w:t>'</w:t>
+      </w:r>
+      <w:r>
+        <w:rPr>
+          <w:rFonts w:ascii="Consolas" w:eastAsia="Times New Roman" w:hAnsi="Consolas" w:cs="Times New Roman"/>
+          <w:color w:val="D4D4D4"/>
+          <w:sz w:val="21"/>
+          <w:szCs w:val="21"/>
+        </w:rPr>
+        <w:t>,</w:t>
+      </w:r>
+    </w:p>
+    <w:p>
+      <w:pPr>
+        <w:pStyle w:val="ListParagraph"/>
+        <w:shd w:val="clear" w:color="auto" w:fill="1E1E1E"/>
+        <w:spacing w:after="0" w:line="285" w:lineRule="atLeast"/>
+        <w:rPr>
+          <w:rFonts w:ascii="Consolas" w:eastAsia="Times New Roman" w:hAnsi="Consolas" w:cs="Times New Roman"/>
+          <w:color w:val="D4D4D4"/>
+          <w:sz w:val="21"/>
+          <w:szCs w:val="21"/>
+        </w:rPr>
+      </w:pPr>
+      <w:r>
+        <w:rPr>
+          <w:rFonts w:ascii="Consolas" w:eastAsia="Times New Roman" w:hAnsi="Consolas" w:cs="Times New Roman"/>
+          <w:color w:val="D4D4D4"/>
+          <w:sz w:val="21"/>
+          <w:szCs w:val="21"/>
+        </w:rPr>
+        <w:lastRenderedPageBreak/>
+        <w:t xml:space="preserve">                            </w:t>
+      </w:r>
+      <w:r>
+        <w:rPr>
+          <w:rFonts w:ascii="Consolas" w:eastAsia="Times New Roman" w:hAnsi="Consolas" w:cs="Times New Roman"/>
+          <w:color w:val="CE9178"/>
+          <w:sz w:val="21"/>
+          <w:szCs w:val="21"/>
+        </w:rPr>
+        <w:t>'</w:t>
+      </w:r>
+      <w:proofErr w:type="spellStart"/>
+      <w:r>
+        <w:rPr>
+          <w:rFonts w:ascii="Consolas" w:eastAsia="Times New Roman" w:hAnsi="Consolas" w:cs="Times New Roman"/>
+          <w:color w:val="CE9178"/>
+          <w:sz w:val="21"/>
+          <w:szCs w:val="21"/>
+        </w:rPr>
+        <w:t>line_total</w:t>
+      </w:r>
+      <w:proofErr w:type="spellEnd"/>
+      <w:r>
+        <w:rPr>
+          <w:rFonts w:ascii="Consolas" w:eastAsia="Times New Roman" w:hAnsi="Consolas" w:cs="Times New Roman"/>
+          <w:color w:val="CE9178"/>
+          <w:sz w:val="21"/>
+          <w:szCs w:val="21"/>
+        </w:rPr>
+        <w:t>'</w:t>
+      </w:r>
+    </w:p>
+    <w:p>
+      <w:pPr>
+        <w:rPr>
+          <w:b/>
+          <w:sz w:val="28"/>
+          <w:szCs w:val="28"/>
+        </w:rPr>
+      </w:pPr>
+    </w:p>
+    <w:p>
+      <w:pPr>
+        <w:pStyle w:val="ListParagraph"/>
+        <w:rPr>
+          <w:b/>
+          <w:sz w:val="32"/>
+          <w:szCs w:val="32"/>
+        </w:rPr>
+      </w:pPr>
+      <w:proofErr w:type="spellStart"/>
+      <w:r>
+        <w:rPr>
+          <w:rStyle w:val="HTMLCode"/>
+          <w:rFonts w:eastAsiaTheme="minorHAnsi"/>
+          <w:b/>
+          <w:sz w:val="28"/>
+          <w:szCs w:val="28"/>
+        </w:rPr>
+        <w:t>stock_ledger</w:t>
+      </w:r>
+      <w:proofErr w:type="spellEnd"/>
+      <w:r>
+        <w:t xml:space="preserve"> → stores </w:t>
+      </w:r>
+      <w:r>
+        <w:rPr>
+          <w:rStyle w:val="Strong"/>
+        </w:rPr>
+        <w:t>every</w:t>
+      </w:r>
+      <w:r>
+        <w:t xml:space="preserve"> stock movement, including the opening stock entry.</w:t>
+      </w:r>
+    </w:p>
+    <w:p>
+      <w:pPr>
+        <w:pStyle w:val="ListParagraph"/>
+      </w:pPr>
+      <w:r>
+        <w:t xml:space="preserve">                      </w:t>
+      </w:r>
+      <w:r>
+        <w:t xml:space="preserve">Current stock → </w:t>
+      </w:r>
+      <w:r>
+        <w:rPr>
+          <w:rStyle w:val="Strong"/>
+        </w:rPr>
+        <w:t>always</w:t>
+      </w:r>
+      <w:r>
+        <w:t xml:space="preserve"> calculated from:</w:t>
+      </w:r>
+      <w:r>
+        <w:t xml:space="preserve">  </w:t>
+      </w:r>
+      <w:r>
+        <w:t xml:space="preserve"> </w:t>
+      </w:r>
+      <w:proofErr w:type="gramStart"/>
+      <w:r>
+        <w:t>SUM(</w:t>
+      </w:r>
+      <w:proofErr w:type="spellStart"/>
+      <w:proofErr w:type="gramEnd"/>
+      <w:r>
+        <w:t>qty_in</w:t>
+      </w:r>
+      <w:proofErr w:type="spellEnd"/>
+      <w:r>
+        <w:t xml:space="preserve"> - </w:t>
+      </w:r>
+      <w:proofErr w:type="spellStart"/>
+      <w:r>
+        <w:t>qty_out</w:t>
+      </w:r>
+      <w:proofErr w:type="spellEnd"/>
+      <w:r>
+        <w:t>)</w:t>
+      </w:r>
+    </w:p>
+    <w:tbl>
+      <w:tblPr>
+        <w:tblW w:w="8606" w:type="dxa"/>
+        <w:tblCellSpacing w:w="15" w:type="dxa"/>
+        <w:tblCellMar>
+          <w:top w:w="15" w:type="dxa"/>
+          <w:left w:w="15" w:type="dxa"/>
+          <w:bottom w:w="15" w:type="dxa"/>
+          <w:right w:w="15" w:type="dxa"/>
+        </w:tblCellMar>
+        <w:tblLook w:val="04A0" w:firstRow="1" w:lastRow="0" w:firstColumn="1" w:lastColumn="0" w:noHBand="0" w:noVBand="1"/>
+      </w:tblPr>
+      <w:tblGrid>
+        <w:gridCol w:w="81"/>
+        <w:gridCol w:w="8578"/>
+      </w:tblGrid>
+      <w:tr>
+        <w:trPr>
+          <w:trHeight w:val="494"/>
+          <w:tblCellSpacing w:w="15" w:type="dxa"/>
+        </w:trPr>
+        <w:tc>
+          <w:tcPr>
+            <w:tcW w:w="0" w:type="auto"/>
+            <w:vAlign w:val="center"/>
+            <w:hideMark/>
+          </w:tcPr>
+          <w:p>
+            <w:pPr>
+              <w:spacing w:after="0" w:line="240" w:lineRule="auto"/>
+              <w:rPr>
+                <w:rFonts w:ascii="Times New Roman" w:eastAsia="Times New Roman" w:hAnsi="Times New Roman" w:cs="Times New Roman"/>
+                <w:sz w:val="24"/>
+                <w:szCs w:val="24"/>
+              </w:rPr>
+            </w:pPr>
+          </w:p>
+        </w:tc>
+        <w:tc>
+          <w:tcPr>
+            <w:tcW w:w="0" w:type="auto"/>
+            <w:vAlign w:val="center"/>
+            <w:hideMark/>
+          </w:tcPr>
+          <w:p>
+            <w:pPr>
+              <w:spacing w:after="0" w:line="240" w:lineRule="auto"/>
+              <w:rPr>
+                <w:rFonts w:ascii="Times New Roman" w:eastAsia="Times New Roman" w:hAnsi="Times New Roman" w:cs="Times New Roman"/>
+                <w:b/>
+                <w:bCs/>
+                <w:sz w:val="24"/>
+                <w:szCs w:val="24"/>
+              </w:rPr>
+            </w:pPr>
+            <w:r>
+              <w:rPr>
+                <w:rFonts w:ascii="Times New Roman" w:eastAsia="Times New Roman" w:hAnsi="Times New Roman" w:cs="Times New Roman"/>
+                <w:b/>
+                <w:bCs/>
+                <w:sz w:val="24"/>
+                <w:szCs w:val="24"/>
+              </w:rPr>
+              <w:t xml:space="preserve">Primary key:     </w:t>
+            </w:r>
+            <w:proofErr w:type="spellStart"/>
+            <w:r>
+              <w:rPr>
+                <w:rFonts w:ascii="Times New Roman" w:eastAsia="Times New Roman" w:hAnsi="Times New Roman" w:cs="Times New Roman"/>
+                <w:b/>
+                <w:bCs/>
+                <w:sz w:val="24"/>
+                <w:szCs w:val="24"/>
+              </w:rPr>
+              <w:t>stock_ledger_id</w:t>
+            </w:r>
+            <w:proofErr w:type="spellEnd"/>
+          </w:p>
+        </w:tc>
+      </w:tr>
+      <w:tr>
+        <w:trPr>
+          <w:trHeight w:val="494"/>
+          <w:tblCellSpacing w:w="15" w:type="dxa"/>
+        </w:trPr>
+        <w:tc>
+          <w:tcPr>
+            <w:tcW w:w="0" w:type="auto"/>
+            <w:vAlign w:val="center"/>
+          </w:tcPr>
+          <w:p>
+            <w:pPr>
+              <w:spacing w:after="0" w:line="240" w:lineRule="auto"/>
+              <w:rPr>
+                <w:rFonts w:ascii="Times New Roman" w:eastAsia="Times New Roman" w:hAnsi="Times New Roman" w:cs="Times New Roman"/>
+                <w:sz w:val="24"/>
+                <w:szCs w:val="24"/>
+              </w:rPr>
+            </w:pPr>
+          </w:p>
+        </w:tc>
+        <w:tc>
+          <w:tcPr>
+            <w:tcW w:w="0" w:type="auto"/>
+            <w:vAlign w:val="center"/>
+          </w:tcPr>
+          <w:p>
+            <w:pPr>
+              <w:spacing w:after="0" w:line="240" w:lineRule="auto"/>
+              <w:rPr>
+                <w:rFonts w:ascii="Times New Roman" w:eastAsia="Times New Roman" w:hAnsi="Times New Roman" w:cs="Times New Roman"/>
+                <w:b/>
+                <w:bCs/>
+                <w:sz w:val="24"/>
+                <w:szCs w:val="24"/>
+              </w:rPr>
+            </w:pPr>
+            <w:proofErr w:type="spellStart"/>
+            <w:r>
+              <w:t>product_id</w:t>
+            </w:r>
+            <w:proofErr w:type="spellEnd"/>
+            <w:r>
+              <w:t>,</w:t>
+            </w:r>
+            <w:r>
+              <w:t xml:space="preserve"> </w:t>
+            </w:r>
+            <w:proofErr w:type="spellStart"/>
+            <w:r>
+              <w:t>transaction_type</w:t>
+            </w:r>
+            <w:proofErr w:type="spellEnd"/>
+            <w:r>
+              <w:t xml:space="preserve"> (</w:t>
+            </w:r>
+            <w:r>
+              <w:t>'OPENING','PURCHASE','SALE','SALE_RETURN','PURCHASE_RETURN','STOCK_IN','STOCK_OUT'</w:t>
+            </w:r>
+            <w:r>
+              <w:t xml:space="preserve">), </w:t>
+            </w:r>
+          </w:p>
+        </w:tc>
+      </w:tr>
+    </w:tbl>
+    <w:p>
+      <w:pPr>
+        <w:rPr>
+          <w:b/>
+          <w:sz w:val="32"/>
+          <w:szCs w:val="32"/>
+        </w:rPr>
+      </w:pPr>
+      <w:proofErr w:type="spellStart"/>
+      <w:r>
+        <w:t>reference_id</w:t>
+      </w:r>
+      <w:proofErr w:type="spellEnd"/>
+      <w:r>
+        <w:t xml:space="preserve">, </w:t>
+      </w:r>
+      <w:proofErr w:type="spellStart"/>
+      <w:r>
+        <w:t>qty_in</w:t>
+      </w:r>
+      <w:proofErr w:type="spellEnd"/>
+      <w:r>
+        <w:t xml:space="preserve">, </w:t>
+      </w:r>
+      <w:proofErr w:type="spellStart"/>
+      <w:r>
+        <w:t>qty_out</w:t>
+      </w:r>
+      <w:proofErr w:type="spellEnd"/>
+      <w:r>
+        <w:t xml:space="preserve">, </w:t>
+      </w:r>
+      <w:proofErr w:type="spellStart"/>
+      <w:r>
+        <w:t>balance_qty</w:t>
+      </w:r>
+      <w:proofErr w:type="spellEnd"/>
+      <w:r>
+        <w:t xml:space="preserve">, </w:t>
+      </w:r>
+      <w:proofErr w:type="spellStart"/>
+      <w:r>
+        <w:t>unit_cost</w:t>
+      </w:r>
+      <w:proofErr w:type="spellEnd"/>
+      <w:r>
+        <w:t xml:space="preserve">, </w:t>
+      </w:r>
+      <w:proofErr w:type="spellStart"/>
+      <w:r>
+        <w:t>transaction_date</w:t>
+      </w:r>
+      <w:proofErr w:type="spellEnd"/>
+      <w:r>
+        <w:t xml:space="preserve">, </w:t>
+      </w:r>
+      <w:r>
+        <w:t>remarks</w:t>
+      </w:r>
+      <w:r>
+        <w:t xml:space="preserve">, </w:t>
+      </w:r>
+      <w:proofErr w:type="spellStart"/>
+      <w:r>
+        <w:t>created_by</w:t>
+      </w:r>
+      <w:proofErr w:type="spellEnd"/>
+    </w:p>
+    <w:p>
+      <w:pPr>
+        <w:rPr>
+          <w:b/>
+          <w:sz w:val="32"/>
+          <w:szCs w:val="32"/>
+        </w:rPr>
+      </w:pPr>
+    </w:p>
+    <w:p>
+      <w:pPr>
+        <w:rPr>
+          <w:b/>
+          <w:sz w:val="32"/>
+          <w:szCs w:val="32"/>
+        </w:rPr>
+      </w:pPr>
+    </w:p>
+    <w:p>
+      <w:pPr>
+        <w:rPr>
+          <w:b/>
+          <w:sz w:val="32"/>
+          <w:szCs w:val="32"/>
+        </w:rPr>
+      </w:pPr>
+      <w:r>
+        <w:rPr>
+          <w:b/>
+          <w:sz w:val="32"/>
+          <w:szCs w:val="32"/>
+        </w:rPr>
+        <w:t xml:space="preserve">Sales: </w:t>
+      </w:r>
+    </w:p>
+    <w:p>
+      <w:pPr>
+        <w:rPr>
+          <w:b/>
+          <w:sz w:val="32"/>
+          <w:szCs w:val="32"/>
+        </w:rPr>
+      </w:pPr>
+      <w:r>
+        <w:rPr>
+          <w:b/>
+          <w:sz w:val="32"/>
+          <w:szCs w:val="32"/>
+        </w:rPr>
+        <w:t xml:space="preserve"> </w:t>
+      </w:r>
+      <w:r>
+        <w:rPr>
+          <w:b/>
+          <w:sz w:val="32"/>
+          <w:szCs w:val="32"/>
+        </w:rPr>
+        <w:t>Sales</w:t>
+      </w:r>
+    </w:p>
+    <w:p>
+      <w:pPr>
+        <w:rPr>
+          <w:b/>
+          <w:sz w:val="32"/>
+          <w:szCs w:val="32"/>
+        </w:rPr>
+      </w:pPr>
+      <w:r>
+        <w:rPr>
+          <w:b/>
+          <w:sz w:val="32"/>
+          <w:szCs w:val="32"/>
+        </w:rPr>
+        <w:t xml:space="preserve">    ↓</w:t>
+      </w:r>
+    </w:p>
+    <w:p>
+      <w:pPr>
+        <w:rPr>
+          <w:b/>
+          <w:sz w:val="32"/>
+          <w:szCs w:val="32"/>
+        </w:rPr>
+      </w:pPr>
+      <w:r>
+        <w:rPr>
+          <w:b/>
+          <w:sz w:val="32"/>
+          <w:szCs w:val="32"/>
+        </w:rPr>
+        <w:t>Sales Details</w:t>
+      </w:r>
+    </w:p>
+    <w:p>
+      <w:pPr>
+        <w:rPr>
+          <w:b/>
+          <w:sz w:val="32"/>
+          <w:szCs w:val="32"/>
+        </w:rPr>
+      </w:pPr>
+      <w:r>
+        <w:rPr>
+          <w:b/>
+          <w:sz w:val="32"/>
+          <w:szCs w:val="32"/>
+        </w:rPr>
+        <w:t xml:space="preserve">    ↓</w:t>
+      </w:r>
+    </w:p>
+    <w:p>
+      <w:pPr>
+        <w:rPr>
+          <w:b/>
+          <w:sz w:val="32"/>
+          <w:szCs w:val="32"/>
+        </w:rPr>
+      </w:pPr>
+      <w:r>
+        <w:rPr>
+          <w:b/>
+          <w:sz w:val="32"/>
+          <w:szCs w:val="32"/>
+        </w:rPr>
+        <w:t>Stock Ledger</w:t>
+      </w:r>
+    </w:p>
+    <w:p>
+      <w:pPr>
+        <w:rPr>
+          <w:b/>
+          <w:sz w:val="32"/>
+          <w:szCs w:val="32"/>
+        </w:rPr>
+      </w:pPr>
+    </w:p>
+    <w:p>
+      <w:pPr>
+        <w:rPr>
+          <w:b/>
+          <w:sz w:val="32"/>
+          <w:szCs w:val="32"/>
+        </w:rPr>
+      </w:pPr>
+    </w:p>
+    <w:p>
+      <w:pPr>
+        <w:rPr>
+          <w:b/>
+          <w:sz w:val="32"/>
+          <w:szCs w:val="32"/>
+        </w:rPr>
+      </w:pPr>
+    </w:p>
+    <w:p>
+      <w:pPr>
+        <w:rPr>
+          <w:b/>
+          <w:sz w:val="32"/>
+          <w:szCs w:val="32"/>
+        </w:rPr>
+      </w:pPr>
+    </w:p>
+    <w:p>
+      <w:pPr>
+        <w:rPr>
+          <w:b/>
+          <w:sz w:val="32"/>
+          <w:szCs w:val="32"/>
+        </w:rPr>
+      </w:pPr>
+    </w:p>
+    <w:p>
+      <w:pPr>
+        <w:rPr>
+          <w:b/>
+          <w:sz w:val="32"/>
+          <w:szCs w:val="32"/>
+        </w:rPr>
+      </w:pPr>
+    </w:p>
+    <w:p>
+      <w:pPr>
+        <w:rPr>
+          <w:b/>
+          <w:sz w:val="32"/>
+          <w:szCs w:val="32"/>
+        </w:rPr>
+      </w:pPr>
+    </w:p>
+    <w:p>
+      <w:pPr>
+        <w:rPr>
+          <w:b/>
+          <w:sz w:val="32"/>
+          <w:szCs w:val="32"/>
+        </w:rPr>
+      </w:pPr>
+    </w:p>
+    <w:p>
+      <w:pPr>
+        <w:rPr>
+          <w:b/>
+          <w:sz w:val="32"/>
+          <w:szCs w:val="32"/>
+        </w:rPr>
+      </w:pPr>
+    </w:p>
+    <w:p>
+      <w:pPr>
+        <w:rPr>
+          <w:b/>
+          <w:sz w:val="32"/>
+          <w:szCs w:val="32"/>
+        </w:rPr>
+      </w:pPr>
+    </w:p>
+    <w:p>
+      <w:pPr>
+        <w:rPr>
+          <w:rFonts w:ascii="Segoe UI Emoji" w:hAnsi="Segoe UI Emoji" w:cs="Segoe UI Emoji"/>
+          <w:b/>
+          <w:sz w:val="32"/>
+          <w:szCs w:val="32"/>
+        </w:rPr>
+      </w:pPr>
+      <w:r>
+        <w:rPr>
+          <w:rFonts w:ascii="Segoe UI Emoji" w:hAnsi="Segoe UI Emoji" w:cs="Segoe UI Emoji"/>
+          <w:b/>
+          <w:sz w:val="32"/>
+          <w:szCs w:val="32"/>
+        </w:rPr>
+        <w:t>🏠 Dashboard</w:t>
+      </w:r>
+    </w:p>
+    <w:p>
+      <w:pPr>
+        <w:rPr>
+          <w:rFonts w:ascii="Segoe UI Emoji" w:hAnsi="Segoe UI Emoji" w:cs="Segoe UI Emoji"/>
+          <w:b/>
+          <w:sz w:val="32"/>
+          <w:szCs w:val="32"/>
+        </w:rPr>
+      </w:pPr>
+    </w:p>
+    <w:p>
+      <w:pPr>
+        <w:rPr>
+          <w:rFonts w:ascii="Segoe UI Emoji" w:hAnsi="Segoe UI Emoji" w:cs="Segoe UI Emoji"/>
+          <w:b/>
+          <w:sz w:val="32"/>
+          <w:szCs w:val="32"/>
+        </w:rPr>
+      </w:pPr>
+      <w:r>
+        <w:rPr>
+          <w:rFonts w:ascii="Segoe UI Emoji" w:hAnsi="Segoe UI Emoji" w:cs="Segoe UI Emoji"/>
+          <w:b/>
+          <w:sz w:val="32"/>
+          <w:szCs w:val="32"/>
+        </w:rPr>
+        <w:t>🛒 Sales</w:t>
+      </w:r>
+    </w:p>
+    <w:p>
+      <w:pPr>
+        <w:rPr>
+          <w:rFonts w:ascii="Segoe UI Emoji" w:hAnsi="Segoe UI Emoji" w:cs="Segoe UI Emoji"/>
+          <w:b/>
+          <w:sz w:val="32"/>
+          <w:szCs w:val="32"/>
+        </w:rPr>
+      </w:pPr>
+      <w:r>
+        <w:rPr>
+          <w:rFonts w:ascii="Segoe UI Emoji" w:hAnsi="Segoe UI Emoji" w:cs="Segoe UI Emoji"/>
+          <w:b/>
+          <w:sz w:val="32"/>
+          <w:szCs w:val="32"/>
+        </w:rPr>
+        <w:t xml:space="preserve">    • POS / New Sale</w:t>
+      </w:r>
+    </w:p>
+    <w:p>
+      <w:pPr>
+        <w:rPr>
+          <w:rFonts w:ascii="Segoe UI Emoji" w:hAnsi="Segoe UI Emoji" w:cs="Segoe UI Emoji"/>
+          <w:b/>
+          <w:sz w:val="32"/>
+          <w:szCs w:val="32"/>
+        </w:rPr>
+      </w:pPr>
+      <w:r>
+        <w:rPr>
+          <w:rFonts w:ascii="Segoe UI Emoji" w:hAnsi="Segoe UI Emoji" w:cs="Segoe UI Emoji"/>
+          <w:b/>
+          <w:sz w:val="32"/>
+          <w:szCs w:val="32"/>
+        </w:rPr>
+        <w:t xml:space="preserve">    • Sales List</w:t>
+      </w:r>
+    </w:p>
+    <w:p>
+      <w:pPr>
+        <w:rPr>
+          <w:rFonts w:ascii="Segoe UI Emoji" w:hAnsi="Segoe UI Emoji" w:cs="Segoe UI Emoji"/>
+          <w:b/>
+          <w:sz w:val="32"/>
+          <w:szCs w:val="32"/>
+        </w:rPr>
+      </w:pPr>
+    </w:p>
+    <w:p>
+      <w:pPr>
+        <w:rPr>
+          <w:rFonts w:ascii="Segoe UI Emoji" w:hAnsi="Segoe UI Emoji" w:cs="Segoe UI Emoji"/>
+          <w:b/>
+          <w:sz w:val="32"/>
+          <w:szCs w:val="32"/>
+        </w:rPr>
+      </w:pPr>
+      <w:r>
+        <w:rPr>
+          <w:rFonts w:ascii="Segoe UI Emoji" w:hAnsi="Segoe UI Emoji" w:cs="Segoe UI Emoji"/>
+          <w:b/>
+          <w:sz w:val="32"/>
+          <w:szCs w:val="32"/>
+        </w:rPr>
+        <w:t>📦 Products</w:t>
+      </w:r>
+    </w:p>
+    <w:p>
+      <w:pPr>
+        <w:rPr>
+          <w:rFonts w:ascii="Segoe UI Emoji" w:hAnsi="Segoe UI Emoji" w:cs="Segoe UI Emoji"/>
+          <w:b/>
+          <w:sz w:val="32"/>
+          <w:szCs w:val="32"/>
+        </w:rPr>
+      </w:pPr>
+      <w:r>
+        <w:rPr>
+          <w:rFonts w:ascii="Segoe UI Emoji" w:hAnsi="Segoe UI Emoji" w:cs="Segoe UI Emoji"/>
+          <w:b/>
+          <w:sz w:val="32"/>
+          <w:szCs w:val="32"/>
+        </w:rPr>
+        <w:t xml:space="preserve">    • Product Master</w:t>
+      </w:r>
+    </w:p>
+    <w:p>
+      <w:pPr>
+        <w:rPr>
+          <w:rFonts w:ascii="Segoe UI Emoji" w:hAnsi="Segoe UI Emoji" w:cs="Segoe UI Emoji"/>
+          <w:b/>
+          <w:sz w:val="32"/>
+          <w:szCs w:val="32"/>
+        </w:rPr>
+      </w:pPr>
+      <w:r>
+        <w:rPr>
+          <w:rFonts w:ascii="Segoe UI Emoji" w:hAnsi="Segoe UI Emoji" w:cs="Segoe UI Emoji"/>
+          <w:b/>
+          <w:sz w:val="32"/>
+          <w:szCs w:val="32"/>
+        </w:rPr>
+        <w:t xml:space="preserve">    • Barcode Generator</w:t>
+      </w:r>
+    </w:p>
+    <w:p>
+      <w:pPr>
+        <w:rPr>
+          <w:rFonts w:ascii="Segoe UI Emoji" w:hAnsi="Segoe UI Emoji" w:cs="Segoe UI Emoji"/>
+          <w:b/>
+          <w:sz w:val="32"/>
+          <w:szCs w:val="32"/>
+        </w:rPr>
+      </w:pPr>
+      <w:r>
+        <w:rPr>
+          <w:rFonts w:ascii="Segoe UI Emoji" w:hAnsi="Segoe UI Emoji" w:cs="Segoe UI Emoji"/>
+          <w:b/>
+          <w:sz w:val="32"/>
+          <w:szCs w:val="32"/>
+        </w:rPr>
+        <w:t xml:space="preserve">    • Category / Dosage Form</w:t>
+      </w:r>
+    </w:p>
+    <w:p>
+      <w:pPr>
+        <w:rPr>
+          <w:rFonts w:ascii="Segoe UI Emoji" w:hAnsi="Segoe UI Emoji" w:cs="Segoe UI Emoji"/>
+          <w:b/>
+          <w:sz w:val="32"/>
+          <w:szCs w:val="32"/>
+        </w:rPr>
+      </w:pPr>
+      <w:r>
+        <w:rPr>
+          <w:rFonts w:ascii="Segoe UI Emoji" w:hAnsi="Segoe UI Emoji" w:cs="Segoe UI Emoji"/>
+          <w:b/>
+          <w:sz w:val="32"/>
+          <w:szCs w:val="32"/>
+        </w:rPr>
+        <w:t xml:space="preserve">    • Brand</w:t>
+      </w:r>
+    </w:p>
+    <w:p>
+      <w:pPr>
+        <w:rPr>
+          <w:rFonts w:ascii="Segoe UI Emoji" w:hAnsi="Segoe UI Emoji" w:cs="Segoe UI Emoji"/>
+          <w:b/>
+          <w:sz w:val="32"/>
+          <w:szCs w:val="32"/>
+        </w:rPr>
+      </w:pPr>
+      <w:r>
+        <w:rPr>
+          <w:rFonts w:ascii="Segoe UI Emoji" w:hAnsi="Segoe UI Emoji" w:cs="Segoe UI Emoji"/>
+          <w:b/>
+          <w:sz w:val="32"/>
+          <w:szCs w:val="32"/>
+        </w:rPr>
+        <w:t xml:space="preserve">    • Generic Name</w:t>
+      </w:r>
+    </w:p>
+    <w:p>
+      <w:pPr>
+        <w:rPr>
+          <w:rFonts w:ascii="Segoe UI Emoji" w:hAnsi="Segoe UI Emoji" w:cs="Segoe UI Emoji"/>
+          <w:b/>
+          <w:sz w:val="32"/>
+          <w:szCs w:val="32"/>
+        </w:rPr>
+      </w:pPr>
+      <w:r>
+        <w:rPr>
+          <w:rFonts w:ascii="Segoe UI Emoji" w:hAnsi="Segoe UI Emoji" w:cs="Segoe UI Emoji"/>
+          <w:b/>
+          <w:sz w:val="32"/>
+          <w:szCs w:val="32"/>
+        </w:rPr>
+        <w:t xml:space="preserve">    • Unit of Measure</w:t>
+      </w:r>
+    </w:p>
+    <w:p>
+      <w:pPr>
+        <w:rPr>
+          <w:rFonts w:ascii="Segoe UI Emoji" w:hAnsi="Segoe UI Emoji" w:cs="Segoe UI Emoji"/>
+          <w:b/>
+          <w:sz w:val="32"/>
+          <w:szCs w:val="32"/>
+        </w:rPr>
+      </w:pPr>
+    </w:p>
+    <w:p>
+      <w:pPr>
+        <w:rPr>
+          <w:rFonts w:ascii="Segoe UI Emoji" w:hAnsi="Segoe UI Emoji" w:cs="Segoe UI Emoji"/>
+          <w:b/>
+          <w:sz w:val="32"/>
+          <w:szCs w:val="32"/>
+        </w:rPr>
+      </w:pPr>
+      <w:r>
+        <w:rPr>
+          <w:rFonts w:ascii="Segoe UI Emoji" w:hAnsi="Segoe UI Emoji" w:cs="Segoe UI Emoji"/>
+          <w:b/>
+          <w:sz w:val="32"/>
+          <w:szCs w:val="32"/>
+        </w:rPr>
+        <w:t>📥 Inventory</w:t>
+      </w:r>
+    </w:p>
+    <w:p>
+      <w:pPr>
+        <w:rPr>
+          <w:rFonts w:ascii="Segoe UI Emoji" w:hAnsi="Segoe UI Emoji" w:cs="Segoe UI Emoji"/>
+          <w:b/>
+          <w:sz w:val="32"/>
+          <w:szCs w:val="32"/>
+        </w:rPr>
+      </w:pPr>
+      <w:r>
+        <w:rPr>
+          <w:rFonts w:ascii="Segoe UI Emoji" w:hAnsi="Segoe UI Emoji" w:cs="Segoe UI Emoji"/>
+          <w:b/>
+          <w:sz w:val="32"/>
+          <w:szCs w:val="32"/>
+        </w:rPr>
+        <w:t xml:space="preserve">    • Opening Stock</w:t>
+      </w:r>
+    </w:p>
+    <w:p>
+      <w:pPr>
+        <w:rPr>
+          <w:rFonts w:ascii="Segoe UI Emoji" w:hAnsi="Segoe UI Emoji" w:cs="Segoe UI Emoji"/>
+          <w:b/>
+          <w:sz w:val="32"/>
+          <w:szCs w:val="32"/>
+        </w:rPr>
+      </w:pPr>
+      <w:r>
+        <w:rPr>
+          <w:rFonts w:ascii="Segoe UI Emoji" w:hAnsi="Segoe UI Emoji" w:cs="Segoe UI Emoji"/>
+          <w:b/>
+          <w:sz w:val="32"/>
+          <w:szCs w:val="32"/>
+        </w:rPr>
+        <w:t xml:space="preserve">    • Stock Adjustment</w:t>
+      </w:r>
+    </w:p>
+    <w:p>
+      <w:pPr>
+        <w:rPr>
+          <w:rFonts w:ascii="Segoe UI Emoji" w:hAnsi="Segoe UI Emoji" w:cs="Segoe UI Emoji"/>
+          <w:b/>
+          <w:sz w:val="32"/>
+          <w:szCs w:val="32"/>
+        </w:rPr>
+      </w:pPr>
+      <w:r>
+        <w:rPr>
+          <w:rFonts w:ascii="Segoe UI Emoji" w:hAnsi="Segoe UI Emoji" w:cs="Segoe UI Emoji"/>
+          <w:b/>
+          <w:sz w:val="32"/>
+          <w:szCs w:val="32"/>
+        </w:rPr>
+        <w:t xml:space="preserve">    • Stock Ledger</w:t>
+      </w:r>
+    </w:p>
+    <w:p>
+      <w:pPr>
+        <w:rPr>
+          <w:rFonts w:ascii="Segoe UI Emoji" w:hAnsi="Segoe UI Emoji" w:cs="Segoe UI Emoji"/>
+          <w:b/>
+          <w:sz w:val="32"/>
+          <w:szCs w:val="32"/>
+        </w:rPr>
+      </w:pPr>
+    </w:p>
+    <w:p>
+      <w:pPr>
+        <w:rPr>
+          <w:rFonts w:ascii="Segoe UI Emoji" w:hAnsi="Segoe UI Emoji" w:cs="Segoe UI Emoji"/>
+          <w:b/>
+          <w:sz w:val="32"/>
+          <w:szCs w:val="32"/>
+        </w:rPr>
+      </w:pPr>
+      <w:r>
+        <w:rPr>
+          <w:rFonts w:ascii="Segoe UI Emoji" w:hAnsi="Segoe UI Emoji" w:cs="Segoe UI Emoji"/>
+          <w:b/>
+          <w:sz w:val="32"/>
+          <w:szCs w:val="32"/>
+        </w:rPr>
+        <w:t>🚚 Purchases</w:t>
+      </w:r>
+    </w:p>
+    <w:p>
+      <w:pPr>
+        <w:rPr>
+          <w:rFonts w:ascii="Segoe UI Emoji" w:hAnsi="Segoe UI Emoji" w:cs="Segoe UI Emoji"/>
+          <w:b/>
+          <w:sz w:val="32"/>
+          <w:szCs w:val="32"/>
+        </w:rPr>
+      </w:pPr>
+      <w:r>
+        <w:rPr>
+          <w:rFonts w:ascii="Segoe UI Emoji" w:hAnsi="Segoe UI Emoji" w:cs="Segoe UI Emoji"/>
+          <w:b/>
+          <w:sz w:val="32"/>
+          <w:szCs w:val="32"/>
+        </w:rPr>
+        <w:lastRenderedPageBreak/>
+        <w:t xml:space="preserve">    • New Purchase</w:t>
+      </w:r>
+    </w:p>
+    <w:p>
+      <w:pPr>
+        <w:rPr>
+          <w:rFonts w:ascii="Segoe UI Emoji" w:hAnsi="Segoe UI Emoji" w:cs="Segoe UI Emoji"/>
+          <w:b/>
+          <w:sz w:val="32"/>
+          <w:szCs w:val="32"/>
+        </w:rPr>
+      </w:pPr>
+      <w:r>
+        <w:rPr>
+          <w:rFonts w:ascii="Segoe UI Emoji" w:hAnsi="Segoe UI Emoji" w:cs="Segoe UI Emoji"/>
+          <w:b/>
+          <w:sz w:val="32"/>
+          <w:szCs w:val="32"/>
+        </w:rPr>
+        <w:t xml:space="preserve">    • Purchase List</w:t>
+      </w:r>
+    </w:p>
+    <w:p>
+      <w:pPr>
+        <w:rPr>
+          <w:rFonts w:ascii="Segoe UI Emoji" w:hAnsi="Segoe UI Emoji" w:cs="Segoe UI Emoji"/>
+          <w:b/>
+          <w:sz w:val="32"/>
+          <w:szCs w:val="32"/>
+        </w:rPr>
+      </w:pPr>
+    </w:p>
+    <w:p>
+      <w:pPr>
+        <w:rPr>
+          <w:rFonts w:ascii="Segoe UI Emoji" w:hAnsi="Segoe UI Emoji" w:cs="Segoe UI Emoji"/>
+          <w:b/>
+          <w:sz w:val="32"/>
+          <w:szCs w:val="32"/>
+        </w:rPr>
+      </w:pPr>
+      <w:r>
+        <w:rPr>
+          <w:rFonts w:ascii="Segoe UI Emoji" w:hAnsi="Segoe UI Emoji" w:cs="Segoe UI Emoji"/>
+          <w:b/>
+          <w:sz w:val="32"/>
+          <w:szCs w:val="32"/>
+        </w:rPr>
+        <w:t>💰 Expenses</w:t>
+      </w:r>
+    </w:p>
+    <w:p>
+      <w:pPr>
+        <w:rPr>
+          <w:rFonts w:ascii="Segoe UI Emoji" w:hAnsi="Segoe UI Emoji" w:cs="Segoe UI Emoji"/>
+          <w:b/>
+          <w:sz w:val="32"/>
+          <w:szCs w:val="32"/>
+        </w:rPr>
+      </w:pPr>
+      <w:r>
+        <w:rPr>
+          <w:rFonts w:ascii="Segoe UI Emoji" w:hAnsi="Segoe UI Emoji" w:cs="Segoe UI Emoji"/>
+          <w:b/>
+          <w:sz w:val="32"/>
+          <w:szCs w:val="32"/>
+        </w:rPr>
+        <w:t xml:space="preserve">    • Expense Categories</w:t>
+      </w:r>
+    </w:p>
+    <w:p>
+      <w:pPr>
+        <w:rPr>
+          <w:rFonts w:ascii="Segoe UI Emoji" w:hAnsi="Segoe UI Emoji" w:cs="Segoe UI Emoji"/>
+          <w:b/>
+          <w:sz w:val="32"/>
+          <w:szCs w:val="32"/>
+        </w:rPr>
+      </w:pPr>
+      <w:r>
+        <w:rPr>
+          <w:rFonts w:ascii="Segoe UI Emoji" w:hAnsi="Segoe UI Emoji" w:cs="Segoe UI Emoji"/>
+          <w:b/>
+          <w:sz w:val="32"/>
+          <w:szCs w:val="32"/>
+        </w:rPr>
+        <w:t xml:space="preserve">    • Expense Subcategories</w:t>
+      </w:r>
+    </w:p>
+    <w:p>
+      <w:pPr>
+        <w:rPr>
+          <w:rFonts w:ascii="Segoe UI Emoji" w:hAnsi="Segoe UI Emoji" w:cs="Segoe UI Emoji"/>
+          <w:b/>
+          <w:sz w:val="32"/>
+          <w:szCs w:val="32"/>
+        </w:rPr>
+      </w:pPr>
+      <w:r>
+        <w:rPr>
+          <w:rFonts w:ascii="Segoe UI Emoji" w:hAnsi="Segoe UI Emoji" w:cs="Segoe UI Emoji"/>
+          <w:b/>
+          <w:sz w:val="32"/>
+          <w:szCs w:val="32"/>
+        </w:rPr>
+        <w:t xml:space="preserve">    • Add Expense</w:t>
+      </w:r>
+    </w:p>
+    <w:p>
+      <w:pPr>
+        <w:rPr>
+          <w:rFonts w:ascii="Segoe UI Emoji" w:hAnsi="Segoe UI Emoji" w:cs="Segoe UI Emoji"/>
+          <w:b/>
+          <w:sz w:val="32"/>
+          <w:szCs w:val="32"/>
+        </w:rPr>
+      </w:pPr>
+      <w:r>
+        <w:rPr>
+          <w:rFonts w:ascii="Segoe UI Emoji" w:hAnsi="Segoe UI Emoji" w:cs="Segoe UI Emoji"/>
+          <w:b/>
+          <w:sz w:val="32"/>
+          <w:szCs w:val="32"/>
+        </w:rPr>
+        <w:t xml:space="preserve">    • Expense List</w:t>
+      </w:r>
+    </w:p>
+    <w:p>
+      <w:pPr>
+        <w:rPr>
+          <w:rFonts w:ascii="Segoe UI Emoji" w:hAnsi="Segoe UI Emoji" w:cs="Segoe UI Emoji"/>
+          <w:b/>
+          <w:sz w:val="32"/>
+          <w:szCs w:val="32"/>
+        </w:rPr>
+      </w:pPr>
+    </w:p>
+    <w:p>
+      <w:pPr>
+        <w:rPr>
+          <w:rFonts w:ascii="Segoe UI Emoji" w:hAnsi="Segoe UI Emoji" w:cs="Segoe UI Emoji"/>
+          <w:b/>
+          <w:sz w:val="32"/>
+          <w:szCs w:val="32"/>
+        </w:rPr>
+      </w:pPr>
+      <w:r>
+        <w:rPr>
+          <w:rFonts w:ascii="Segoe UI Emoji" w:hAnsi="Segoe UI Emoji" w:cs="Segoe UI Emoji"/>
+          <w:b/>
+          <w:sz w:val="32"/>
+          <w:szCs w:val="32"/>
+        </w:rPr>
+        <w:t>👥 People</w:t>
+      </w:r>
+    </w:p>
+    <w:p>
+      <w:pPr>
+        <w:rPr>
+          <w:rFonts w:ascii="Segoe UI Emoji" w:hAnsi="Segoe UI Emoji" w:cs="Segoe UI Emoji"/>
+          <w:b/>
+          <w:sz w:val="32"/>
+          <w:szCs w:val="32"/>
+        </w:rPr>
+      </w:pPr>
+      <w:r>
+        <w:rPr>
+          <w:rFonts w:ascii="Segoe UI Emoji" w:hAnsi="Segoe UI Emoji" w:cs="Segoe UI Emoji"/>
+          <w:b/>
+          <w:sz w:val="32"/>
+          <w:szCs w:val="32"/>
+        </w:rPr>
+        <w:t xml:space="preserve">    • Customer Groups</w:t>
+      </w:r>
+    </w:p>
+    <w:p>
+      <w:pPr>
+        <w:rPr>
+          <w:rFonts w:ascii="Segoe UI Emoji" w:hAnsi="Segoe UI Emoji" w:cs="Segoe UI Emoji"/>
+          <w:b/>
+          <w:sz w:val="32"/>
+          <w:szCs w:val="32"/>
+        </w:rPr>
+      </w:pPr>
+      <w:r>
+        <w:rPr>
+          <w:rFonts w:ascii="Segoe UI Emoji" w:hAnsi="Segoe UI Emoji" w:cs="Segoe UI Emoji"/>
+          <w:b/>
+          <w:sz w:val="32"/>
+          <w:szCs w:val="32"/>
+        </w:rPr>
+        <w:t xml:space="preserve">    • Customers</w:t>
+      </w:r>
+    </w:p>
+    <w:p>
+      <w:pPr>
+        <w:rPr>
+          <w:rFonts w:ascii="Segoe UI Emoji" w:hAnsi="Segoe UI Emoji" w:cs="Segoe UI Emoji"/>
+          <w:b/>
+          <w:sz w:val="32"/>
+          <w:szCs w:val="32"/>
+        </w:rPr>
+      </w:pPr>
+      <w:r>
+        <w:rPr>
+          <w:rFonts w:ascii="Segoe UI Emoji" w:hAnsi="Segoe UI Emoji" w:cs="Segoe UI Emoji"/>
+          <w:b/>
+          <w:sz w:val="32"/>
+          <w:szCs w:val="32"/>
+        </w:rPr>
+        <w:t xml:space="preserve">    • Suppliers</w:t>
+      </w:r>
+    </w:p>
+    <w:p>
+      <w:pPr>
+        <w:rPr>
+          <w:rFonts w:ascii="Segoe UI Emoji" w:hAnsi="Segoe UI Emoji" w:cs="Segoe UI Emoji"/>
+          <w:b/>
+          <w:sz w:val="32"/>
+          <w:szCs w:val="32"/>
+        </w:rPr>
+      </w:pPr>
+      <w:r>
+        <w:rPr>
+          <w:rFonts w:ascii="Segoe UI Emoji" w:hAnsi="Segoe UI Emoji" w:cs="Segoe UI Emoji"/>
+          <w:b/>
+          <w:sz w:val="32"/>
+          <w:szCs w:val="32"/>
+        </w:rPr>
+        <w:t xml:space="preserve">    • Users</w:t>
+      </w:r>
+    </w:p>
+    <w:p>
+      <w:pPr>
+        <w:rPr>
+          <w:rFonts w:ascii="Segoe UI Emoji" w:hAnsi="Segoe UI Emoji" w:cs="Segoe UI Emoji"/>
+          <w:b/>
+          <w:sz w:val="32"/>
+          <w:szCs w:val="32"/>
+        </w:rPr>
+      </w:pPr>
+      <w:r>
+        <w:rPr>
+          <w:rFonts w:ascii="Segoe UI Emoji" w:hAnsi="Segoe UI Emoji" w:cs="Segoe UI Emoji"/>
+          <w:b/>
+          <w:sz w:val="32"/>
+          <w:szCs w:val="32"/>
+        </w:rPr>
+        <w:t xml:space="preserve">    • User Roles</w:t>
+      </w:r>
+    </w:p>
+    <w:p>
+      <w:pPr>
+        <w:rPr>
+          <w:rFonts w:ascii="Segoe UI Emoji" w:hAnsi="Segoe UI Emoji" w:cs="Segoe UI Emoji"/>
+          <w:b/>
+          <w:sz w:val="32"/>
+          <w:szCs w:val="32"/>
+        </w:rPr>
+      </w:pPr>
+    </w:p>
+    <w:p>
+      <w:pPr>
+        <w:rPr>
+          <w:rFonts w:ascii="Segoe UI Emoji" w:hAnsi="Segoe UI Emoji" w:cs="Segoe UI Emoji"/>
+          <w:b/>
+          <w:sz w:val="32"/>
+          <w:szCs w:val="32"/>
+        </w:rPr>
+      </w:pPr>
+      <w:r>
+        <w:rPr>
+          <w:rFonts w:ascii="Segoe UI Emoji" w:hAnsi="Segoe UI Emoji" w:cs="Segoe UI Emoji"/>
+          <w:b/>
+          <w:sz w:val="32"/>
+          <w:szCs w:val="32"/>
+        </w:rPr>
+        <w:t>💳 Payments</w:t>
+      </w:r>
+    </w:p>
+    <w:p>
+      <w:pPr>
+        <w:rPr>
+          <w:rFonts w:ascii="Segoe UI Emoji" w:hAnsi="Segoe UI Emoji" w:cs="Segoe UI Emoji"/>
+          <w:b/>
+          <w:sz w:val="32"/>
+          <w:szCs w:val="32"/>
+        </w:rPr>
+      </w:pPr>
+      <w:r>
+        <w:rPr>
+          <w:rFonts w:ascii="Segoe UI Emoji" w:hAnsi="Segoe UI Emoji" w:cs="Segoe UI Emoji"/>
+          <w:b/>
+          <w:sz w:val="32"/>
+          <w:szCs w:val="32"/>
+        </w:rPr>
+        <w:t xml:space="preserve">    • Due Collection</w:t>
+      </w:r>
+    </w:p>
+    <w:p>
+      <w:pPr>
+        <w:rPr>
+          <w:rFonts w:ascii="Segoe UI Emoji" w:hAnsi="Segoe UI Emoji" w:cs="Segoe UI Emoji"/>
+          <w:b/>
+          <w:sz w:val="32"/>
+          <w:szCs w:val="32"/>
+        </w:rPr>
+      </w:pPr>
+      <w:r>
+        <w:rPr>
+          <w:rFonts w:ascii="Segoe UI Emoji" w:hAnsi="Segoe UI Emoji" w:cs="Segoe UI Emoji"/>
+          <w:b/>
+          <w:sz w:val="32"/>
+          <w:szCs w:val="32"/>
+        </w:rPr>
+        <w:t xml:space="preserve">    • Due Payment History</w:t>
+      </w:r>
+    </w:p>
+    <w:p>
+      <w:pPr>
+        <w:rPr>
+          <w:rFonts w:ascii="Segoe UI Emoji" w:hAnsi="Segoe UI Emoji" w:cs="Segoe UI Emoji"/>
+          <w:b/>
+          <w:sz w:val="32"/>
+          <w:szCs w:val="32"/>
+        </w:rPr>
+      </w:pPr>
+    </w:p>
+    <w:p>
+      <w:pPr>
+        <w:rPr>
+          <w:rFonts w:ascii="Segoe UI Emoji" w:hAnsi="Segoe UI Emoji" w:cs="Segoe UI Emoji"/>
+          <w:b/>
+          <w:sz w:val="32"/>
+          <w:szCs w:val="32"/>
+        </w:rPr>
+      </w:pPr>
+      <w:r>
+        <w:rPr>
+          <w:rFonts w:ascii="Segoe UI Emoji" w:hAnsi="Segoe UI Emoji" w:cs="Segoe UI Emoji"/>
+          <w:b/>
+          <w:sz w:val="32"/>
+          <w:szCs w:val="32"/>
+        </w:rPr>
+        <w:t>↩️ Returns</w:t>
+      </w:r>
+    </w:p>
+    <w:p>
+      <w:pPr>
+        <w:rPr>
+          <w:rFonts w:ascii="Segoe UI Emoji" w:hAnsi="Segoe UI Emoji" w:cs="Segoe UI Emoji"/>
+          <w:b/>
+          <w:sz w:val="32"/>
+          <w:szCs w:val="32"/>
+        </w:rPr>
+      </w:pPr>
+      <w:r>
+        <w:rPr>
+          <w:rFonts w:ascii="Segoe UI Emoji" w:hAnsi="Segoe UI Emoji" w:cs="Segoe UI Emoji"/>
+          <w:b/>
+          <w:sz w:val="32"/>
+          <w:szCs w:val="32"/>
+        </w:rPr>
+        <w:lastRenderedPageBreak/>
+        <w:t xml:space="preserve">    • Sales Return</w:t>
+      </w:r>
+    </w:p>
+    <w:p>
+      <w:pPr>
+        <w:rPr>
+          <w:rFonts w:ascii="Segoe UI Emoji" w:hAnsi="Segoe UI Emoji" w:cs="Segoe UI Emoji"/>
+          <w:b/>
+          <w:sz w:val="32"/>
+          <w:szCs w:val="32"/>
+        </w:rPr>
+      </w:pPr>
+      <w:r>
+        <w:rPr>
+          <w:rFonts w:ascii="Segoe UI Emoji" w:hAnsi="Segoe UI Emoji" w:cs="Segoe UI Emoji"/>
+          <w:b/>
+          <w:sz w:val="32"/>
+          <w:szCs w:val="32"/>
+        </w:rPr>
+        <w:t xml:space="preserve">    • Sales Return List</w:t>
+      </w:r>
+    </w:p>
+    <w:p>
+      <w:pPr>
+        <w:rPr>
+          <w:rFonts w:ascii="Segoe UI Emoji" w:hAnsi="Segoe UI Emoji" w:cs="Segoe UI Emoji"/>
+          <w:b/>
+          <w:sz w:val="32"/>
+          <w:szCs w:val="32"/>
+        </w:rPr>
+      </w:pPr>
+    </w:p>
+    <w:p>
+      <w:pPr>
+        <w:rPr>
+          <w:rFonts w:ascii="Segoe UI Emoji" w:hAnsi="Segoe UI Emoji" w:cs="Segoe UI Emoji"/>
+          <w:b/>
+          <w:sz w:val="32"/>
+          <w:szCs w:val="32"/>
+        </w:rPr>
+      </w:pPr>
+      <w:r>
+        <w:rPr>
+          <w:rFonts w:ascii="Segoe UI Emoji" w:hAnsi="Segoe UI Emoji" w:cs="Segoe UI Emoji"/>
+          <w:b/>
+          <w:sz w:val="32"/>
+          <w:szCs w:val="32"/>
+        </w:rPr>
+        <w:t>📊 Reports</w:t>
+      </w:r>
+    </w:p>
+    <w:p>
+      <w:pPr>
+        <w:rPr>
+          <w:rFonts w:ascii="Segoe UI Emoji" w:hAnsi="Segoe UI Emoji" w:cs="Segoe UI Emoji"/>
+          <w:b/>
+          <w:sz w:val="32"/>
+          <w:szCs w:val="32"/>
+        </w:rPr>
+      </w:pPr>
+      <w:r>
+        <w:rPr>
+          <w:rFonts w:ascii="Segoe UI Emoji" w:hAnsi="Segoe UI Emoji" w:cs="Segoe UI Emoji"/>
+          <w:b/>
+          <w:sz w:val="32"/>
+          <w:szCs w:val="32"/>
+        </w:rPr>
+        <w:t xml:space="preserve">    • Current Stock Report</w:t>
+      </w:r>
+    </w:p>
+    <w:p>
+      <w:pPr>
+        <w:rPr>
+          <w:rFonts w:ascii="Segoe UI Emoji" w:hAnsi="Segoe UI Emoji" w:cs="Segoe UI Emoji"/>
+          <w:b/>
+          <w:sz w:val="32"/>
+          <w:szCs w:val="32"/>
+        </w:rPr>
+      </w:pPr>
+      <w:r>
+        <w:rPr>
+          <w:rFonts w:ascii="Segoe UI Emoji" w:hAnsi="Segoe UI Emoji" w:cs="Segoe UI Emoji"/>
+          <w:b/>
+          <w:sz w:val="32"/>
+          <w:szCs w:val="32"/>
+        </w:rPr>
+        <w:t xml:space="preserve">    • Purchase Report</w:t>
+      </w:r>
+    </w:p>
+    <w:p>
+      <w:pPr>
+        <w:rPr>
+          <w:rFonts w:ascii="Segoe UI Emoji" w:hAnsi="Segoe UI Emoji" w:cs="Segoe UI Emoji"/>
+          <w:b/>
+          <w:sz w:val="32"/>
+          <w:szCs w:val="32"/>
+        </w:rPr>
+      </w:pPr>
+      <w:r>
+        <w:rPr>
+          <w:rFonts w:ascii="Segoe UI Emoji" w:hAnsi="Segoe UI Emoji" w:cs="Segoe UI Emoji"/>
+          <w:b/>
+          <w:sz w:val="32"/>
+          <w:szCs w:val="32"/>
+        </w:rPr>
+        <w:t xml:space="preserve">    • Sales Report</w:t>
+      </w:r>
+    </w:p>
+    <w:p>
+      <w:pPr>
+        <w:rPr>
+          <w:rFonts w:ascii="Segoe UI Emoji" w:hAnsi="Segoe UI Emoji" w:cs="Segoe UI Emoji"/>
+          <w:b/>
+          <w:sz w:val="32"/>
+          <w:szCs w:val="32"/>
+        </w:rPr>
+      </w:pPr>
+      <w:r>
+        <w:rPr>
+          <w:rFonts w:ascii="Segoe UI Emoji" w:hAnsi="Segoe UI Emoji" w:cs="Segoe UI Emoji"/>
+          <w:b/>
+          <w:sz w:val="32"/>
+          <w:szCs w:val="32"/>
+        </w:rPr>
+        <w:t xml:space="preserve">    • Profit &amp; Loss Report</w:t>
+      </w:r>
+    </w:p>
+    <w:p>
+      <w:pPr>
+        <w:rPr>
+          <w:rFonts w:ascii="Segoe UI Emoji" w:hAnsi="Segoe UI Emoji" w:cs="Segoe UI Emoji"/>
+          <w:b/>
+          <w:sz w:val="32"/>
+          <w:szCs w:val="32"/>
+        </w:rPr>
+      </w:pPr>
+      <w:r>
+        <w:rPr>
+          <w:rFonts w:ascii="Segoe UI Emoji" w:hAnsi="Segoe UI Emoji" w:cs="Segoe UI Emoji"/>
+          <w:b/>
+          <w:sz w:val="32"/>
+          <w:szCs w:val="32"/>
+        </w:rPr>
+        <w:t xml:space="preserve">    • Expense Report</w:t>
+      </w:r>
+    </w:p>
+    <w:p>
+      <w:pPr>
+        <w:rPr>
+          <w:rFonts w:ascii="Segoe UI Emoji" w:hAnsi="Segoe UI Emoji" w:cs="Segoe UI Emoji"/>
+          <w:b/>
+          <w:sz w:val="32"/>
+          <w:szCs w:val="32"/>
+        </w:rPr>
+      </w:pPr>
+      <w:r>
+        <w:rPr>
+          <w:rFonts w:ascii="Segoe UI Emoji" w:hAnsi="Segoe UI Emoji" w:cs="Segoe UI Emoji"/>
+          <w:b/>
+          <w:sz w:val="32"/>
+          <w:szCs w:val="32"/>
+        </w:rPr>
+        <w:t xml:space="preserve">    • Customer Report</w:t>
+      </w:r>
+    </w:p>
+    <w:p>
+      <w:pPr>
+        <w:rPr>
+          <w:rFonts w:ascii="Segoe UI Emoji" w:hAnsi="Segoe UI Emoji" w:cs="Segoe UI Emoji"/>
+          <w:b/>
+          <w:sz w:val="32"/>
+          <w:szCs w:val="32"/>
+        </w:rPr>
+      </w:pPr>
+      <w:r>
+        <w:rPr>
+          <w:rFonts w:ascii="Segoe UI Emoji" w:hAnsi="Segoe UI Emoji" w:cs="Segoe UI Emoji"/>
+          <w:b/>
+          <w:sz w:val="32"/>
+          <w:szCs w:val="32"/>
+        </w:rPr>
+        <w:t xml:space="preserve">    • Supplier Report</w:t>
+      </w:r>
+    </w:p>
+    <w:p>
+      <w:pPr>
+        <w:rPr>
+          <w:rFonts w:ascii="Segoe UI Emoji" w:hAnsi="Segoe UI Emoji" w:cs="Segoe UI Emoji"/>
+          <w:b/>
+          <w:sz w:val="32"/>
+          <w:szCs w:val="32"/>
+        </w:rPr>
+      </w:pPr>
+    </w:p>
+    <w:p>
+      <w:pPr>
+        <w:rPr>
+          <w:rFonts w:ascii="Segoe UI Emoji" w:hAnsi="Segoe UI Emoji" w:cs="Segoe UI Emoji"/>
+          <w:b/>
+          <w:sz w:val="32"/>
+          <w:szCs w:val="32"/>
+        </w:rPr>
+      </w:pPr>
+      <w:r>
+        <w:rPr>
+          <w:rFonts w:ascii="Segoe UI Emoji" w:hAnsi="Segoe UI Emoji" w:cs="Segoe UI Emoji"/>
+          <w:b/>
+          <w:sz w:val="32"/>
+          <w:szCs w:val="32"/>
+        </w:rPr>
+        <w:t>⚙️ Settings</w:t>
+      </w:r>
+    </w:p>
+    <w:p>
+      <w:pPr>
+        <w:rPr>
+          <w:rFonts w:ascii="Segoe UI Emoji" w:hAnsi="Segoe UI Emoji" w:cs="Segoe UI Emoji"/>
+          <w:b/>
+          <w:sz w:val="32"/>
+          <w:szCs w:val="32"/>
+        </w:rPr>
+      </w:pPr>
+      <w:r>
+        <w:rPr>
+          <w:rFonts w:ascii="Segoe UI Emoji" w:hAnsi="Segoe UI Emoji" w:cs="Segoe UI Emoji"/>
+          <w:b/>
+          <w:sz w:val="32"/>
+          <w:szCs w:val="32"/>
+        </w:rPr>
+        <w:t xml:space="preserve">    • General Settings</w:t>
+      </w:r>
+    </w:p>
+    <w:p>
+      <w:pPr>
+        <w:rPr>
+          <w:rFonts w:ascii="Segoe UI Emoji" w:hAnsi="Segoe UI Emoji" w:cs="Segoe UI Emoji"/>
+          <w:b/>
+          <w:sz w:val="32"/>
+          <w:szCs w:val="32"/>
+        </w:rPr>
+      </w:pPr>
+      <w:r>
+        <w:rPr>
+          <w:rFonts w:ascii="Segoe UI Emoji" w:hAnsi="Segoe UI Emoji" w:cs="Segoe UI Emoji"/>
+          <w:b/>
+          <w:sz w:val="32"/>
+          <w:szCs w:val="32"/>
+        </w:rPr>
+        <w:t xml:space="preserve">    • Currency Settings</w:t>
+      </w:r>
+    </w:p>
+    <w:p>
+      <w:pPr>
+        <w:rPr>
+          <w:rFonts w:ascii="Segoe UI Emoji" w:hAnsi="Segoe UI Emoji" w:cs="Segoe UI Emoji"/>
+          <w:b/>
+          <w:sz w:val="32"/>
+          <w:szCs w:val="32"/>
+        </w:rPr>
+      </w:pPr>
+      <w:r>
+        <w:rPr>
+          <w:rFonts w:ascii="Segoe UI Emoji" w:hAnsi="Segoe UI Emoji" w:cs="Segoe UI Emoji"/>
+          <w:b/>
+          <w:sz w:val="32"/>
+          <w:szCs w:val="32"/>
+        </w:rPr>
+        <w:t xml:space="preserve">    • Tax Setup</w:t>
+      </w:r>
+    </w:p>
+    <w:p>
+      <w:pPr>
+        <w:rPr>
+          <w:rFonts w:ascii="Segoe UI Emoji" w:hAnsi="Segoe UI Emoji" w:cs="Segoe UI Emoji"/>
+          <w:b/>
+          <w:sz w:val="32"/>
+          <w:szCs w:val="32"/>
+        </w:rPr>
+      </w:pPr>
+    </w:p>
+    <w:p>
+      <w:pPr>
+        <w:rPr>
+          <w:rFonts w:ascii="Segoe UI Emoji" w:hAnsi="Segoe UI Emoji" w:cs="Segoe UI Emoji"/>
+          <w:b/>
+          <w:sz w:val="32"/>
+          <w:szCs w:val="32"/>
+        </w:rPr>
+      </w:pPr>
+      <w:r>
+        <w:rPr>
+          <w:rFonts w:ascii="Segoe UI Emoji" w:hAnsi="Segoe UI Emoji" w:cs="Segoe UI Emoji"/>
+          <w:b/>
+          <w:sz w:val="32"/>
+          <w:szCs w:val="32"/>
+        </w:rPr>
+        <w:t>🗄️ Database</w:t>
+      </w:r>
+    </w:p>
+    <w:p>
+      <w:pPr>
+        <w:rPr>
+          <w:rFonts w:ascii="Segoe UI Emoji" w:hAnsi="Segoe UI Emoji" w:cs="Segoe UI Emoji"/>
+          <w:b/>
+          <w:sz w:val="32"/>
+          <w:szCs w:val="32"/>
+        </w:rPr>
+      </w:pPr>
+      <w:r>
+        <w:rPr>
+          <w:rFonts w:ascii="Segoe UI Emoji" w:hAnsi="Segoe UI Emoji" w:cs="Segoe UI Emoji"/>
+          <w:b/>
+          <w:sz w:val="32"/>
+          <w:szCs w:val="32"/>
+        </w:rPr>
+        <w:t xml:space="preserve">    • Backup Database</w:t>
+      </w:r>
+    </w:p>
+    <w:p>
+      <w:pPr>
+        <w:rPr>
+          <w:rFonts w:ascii="Segoe UI Emoji" w:hAnsi="Segoe UI Emoji" w:cs="Segoe UI Emoji"/>
+          <w:b/>
+          <w:sz w:val="32"/>
+          <w:szCs w:val="32"/>
+        </w:rPr>
+      </w:pPr>
+    </w:p>
+    <w:p>
+      <w:pPr>
+        <w:rPr>
+          <w:rFonts w:ascii="Segoe UI Emoji" w:hAnsi="Segoe UI Emoji" w:cs="Segoe UI Emoji"/>
+          <w:b/>
+          <w:sz w:val="32"/>
+          <w:szCs w:val="32"/>
+        </w:rPr>
+      </w:pPr>
+      <w:r>
+        <w:rPr>
+          <w:rFonts w:ascii="Segoe UI Emoji" w:hAnsi="Segoe UI Emoji" w:cs="Segoe UI Emoji"/>
+          <w:b/>
+          <w:sz w:val="32"/>
+          <w:szCs w:val="32"/>
+        </w:rPr>
+        <w:t>❓ Help</w:t>
+      </w:r>
+    </w:p>
+    <w:p>
+      <w:pPr>
+        <w:rPr>
+          <w:rFonts w:ascii="Segoe UI Emoji" w:hAnsi="Segoe UI Emoji" w:cs="Segoe UI Emoji"/>
+          <w:b/>
+          <w:sz w:val="32"/>
+          <w:szCs w:val="32"/>
+        </w:rPr>
+      </w:pPr>
+      <w:r>
+        <w:rPr>
+          <w:rFonts w:ascii="Segoe UI Emoji" w:hAnsi="Segoe UI Emoji" w:cs="Segoe UI Emoji"/>
+          <w:b/>
+          <w:sz w:val="32"/>
+          <w:szCs w:val="32"/>
+        </w:rPr>
+        <w:lastRenderedPageBreak/>
+        <w:t xml:space="preserve">    • Help &amp; Support</w:t>
+      </w:r>
+    </w:p>
+    <w:p>
+      <w:pPr>
+        <w:rPr>
+          <w:rFonts w:ascii="Segoe UI Emoji" w:hAnsi="Segoe UI Emoji" w:cs="Segoe UI Emoji"/>
+          <w:b/>
+          <w:sz w:val="32"/>
+          <w:szCs w:val="32"/>
+        </w:rPr>
+      </w:pPr>
+    </w:p>
+    <w:p>
+      <w:pPr>
+        <w:rPr>
+          <w:rFonts w:ascii="Segoe UI Emoji" w:hAnsi="Segoe UI Emoji" w:cs="Segoe UI Emoji"/>
+          <w:b/>
+          <w:sz w:val="32"/>
+          <w:szCs w:val="32"/>
+        </w:rPr>
+      </w:pPr>
+      <w:r>
+        <w:rPr>
+          <w:rFonts w:ascii="Segoe UI Emoji" w:hAnsi="Segoe UI Emoji" w:cs="Segoe UI Emoji"/>
+          <w:b/>
+          <w:sz w:val="32"/>
+          <w:szCs w:val="32"/>
+        </w:rPr>
+        <w:t>🚪 Logout</w:t>
+      </w:r>
+    </w:p>
+    <w:p>
+      <w:pPr>
+        <w:rPr>
+          <w:b/>
+          <w:sz w:val="32"/>
+          <w:szCs w:val="32"/>
+        </w:rPr>
+      </w:pPr>
+    </w:p>
+    <w:p>
+      <w:pPr>
+        <w:rPr>
+          <w:b/>
+          <w:sz w:val="32"/>
+          <w:szCs w:val="32"/>
+        </w:rPr>
+      </w:pPr>
+      <w:r>
+        <w:rPr>
+          <w:b/>
+          <w:sz w:val="32"/>
+          <w:szCs w:val="32"/>
+        </w:rPr>
+        <w:t>Suggestion for future menu</w:t>
+      </w:r>
+    </w:p>
+    <w:p>
+      <w:pPr>
+        <w:rPr>
+          <w:b/>
+          <w:sz w:val="32"/>
+          <w:szCs w:val="32"/>
+        </w:rPr>
+      </w:pPr>
+      <w:r>
+        <w:rPr>
+          <w:rFonts w:ascii="Segoe UI Emoji" w:hAnsi="Segoe UI Emoji" w:cs="Segoe UI Emoji"/>
+          <w:b/>
+          <w:sz w:val="32"/>
+          <w:szCs w:val="32"/>
+        </w:rPr>
+        <w:t>📦</w:t>
+      </w:r>
+      <w:r>
+        <w:rPr>
+          <w:b/>
+          <w:sz w:val="32"/>
+          <w:szCs w:val="32"/>
+        </w:rPr>
+        <w:t xml:space="preserve"> Inventory</w:t>
+      </w:r>
+    </w:p>
+    <w:p>
+      <w:pPr>
+        <w:rPr>
+          <w:b/>
+          <w:sz w:val="32"/>
+          <w:szCs w:val="32"/>
+        </w:rPr>
+      </w:pPr>
+      <w:r>
+        <w:rPr>
+          <w:b/>
+          <w:sz w:val="32"/>
+          <w:szCs w:val="32"/>
+        </w:rPr>
+        <w:t xml:space="preserve">    • Opening Stock</w:t>
+      </w:r>
+    </w:p>
+    <w:p>
+      <w:pPr>
+        <w:rPr>
+          <w:b/>
+          <w:sz w:val="32"/>
+          <w:szCs w:val="32"/>
+        </w:rPr>
+      </w:pPr>
+      <w:r>
+        <w:rPr>
+          <w:b/>
+          <w:sz w:val="32"/>
+          <w:szCs w:val="32"/>
+        </w:rPr>
+        <w:t xml:space="preserve">    • Stock Adjustment</w:t>
+      </w:r>
+    </w:p>
+    <w:p>
+      <w:pPr>
+        <w:rPr>
+          <w:b/>
+          <w:sz w:val="32"/>
+          <w:szCs w:val="32"/>
+        </w:rPr>
+      </w:pPr>
+      <w:r>
+        <w:rPr>
+          <w:b/>
+          <w:sz w:val="32"/>
+          <w:szCs w:val="32"/>
+        </w:rPr>
+        <w:t xml:space="preserve">    • Stock Ledger</w:t>
+      </w:r>
+    </w:p>
+    <w:p>
+      <w:pPr>
+        <w:rPr>
+          <w:b/>
+          <w:sz w:val="32"/>
+          <w:szCs w:val="32"/>
+        </w:rPr>
+      </w:pPr>
+      <w:r>
+        <w:rPr>
+          <w:b/>
+          <w:sz w:val="32"/>
+          <w:szCs w:val="32"/>
+        </w:rPr>
+        <w:t xml:space="preserve">    • Low Stock Alert</w:t>
+      </w:r>
+    </w:p>
+    <w:p>
+      <w:pPr>
+        <w:rPr>
+          <w:b/>
+          <w:sz w:val="32"/>
+          <w:szCs w:val="32"/>
+        </w:rPr>
+      </w:pPr>
+      <w:r>
+        <w:rPr>
+          <w:b/>
+          <w:sz w:val="32"/>
+          <w:szCs w:val="32"/>
+        </w:rPr>
+        <w:t xml:space="preserve">    • Expired Products</w:t>
+      </w:r>
+    </w:p>
+    <w:p>
+      <w:pPr>
+        <w:rPr>
+          <w:b/>
+          <w:sz w:val="32"/>
+          <w:szCs w:val="32"/>
+        </w:rPr>
+      </w:pPr>
+      <w:r>
+        <w:rPr>
+          <w:b/>
+          <w:sz w:val="32"/>
+          <w:szCs w:val="32"/>
+        </w:rPr>
+        <w:t xml:space="preserve">    • Near Expiry Products</w:t>
+      </w:r>
+    </w:p>
+    <w:p>
+      <w:pPr>
+        <w:rPr>
+          <w:b/>
+          <w:sz w:val="32"/>
+          <w:szCs w:val="32"/>
+        </w:rPr>
+      </w:pPr>
+      <w:r>
+        <w:rPr>
+          <w:rFonts w:ascii="Segoe UI Emoji" w:hAnsi="Segoe UI Emoji" w:cs="Segoe UI Emoji"/>
+          <w:b/>
+          <w:sz w:val="32"/>
+          <w:szCs w:val="32"/>
+        </w:rPr>
+        <w:t>📊</w:t>
+      </w:r>
+      <w:r>
+        <w:rPr>
+          <w:b/>
+          <w:sz w:val="32"/>
+          <w:szCs w:val="32"/>
+        </w:rPr>
+        <w:t xml:space="preserve"> Reports</w:t>
+      </w:r>
+    </w:p>
+    <w:p>
+      <w:pPr>
+        <w:rPr>
+          <w:b/>
+          <w:sz w:val="32"/>
+          <w:szCs w:val="32"/>
+        </w:rPr>
+      </w:pPr>
+      <w:r>
+        <w:rPr>
+          <w:b/>
+          <w:sz w:val="32"/>
+          <w:szCs w:val="32"/>
+        </w:rPr>
+        <w:t xml:space="preserve">    • Daily Sales</w:t>
+      </w:r>
+    </w:p>
+    <w:p>
+      <w:pPr>
+        <w:rPr>
+          <w:b/>
+          <w:sz w:val="32"/>
+          <w:szCs w:val="32"/>
+        </w:rPr>
+      </w:pPr>
+      <w:r>
+        <w:rPr>
+          <w:b/>
+          <w:sz w:val="32"/>
+          <w:szCs w:val="32"/>
+        </w:rPr>
+        <w:t xml:space="preserve">    • Monthly Sales</w:t>
+      </w:r>
+    </w:p>
+    <w:p>
+      <w:pPr>
+        <w:rPr>
+          <w:b/>
+          <w:sz w:val="32"/>
+          <w:szCs w:val="32"/>
+        </w:rPr>
+      </w:pPr>
+      <w:r>
+        <w:rPr>
+          <w:b/>
+          <w:sz w:val="32"/>
+          <w:szCs w:val="32"/>
+        </w:rPr>
+        <w:t xml:space="preserve">    • Product-wise Sales</w:t>
+      </w:r>
+    </w:p>
+    <w:p>
+      <w:pPr>
+        <w:rPr>
+          <w:b/>
+          <w:sz w:val="32"/>
+          <w:szCs w:val="32"/>
+        </w:rPr>
+      </w:pPr>
+      <w:r>
+        <w:rPr>
+          <w:b/>
+          <w:sz w:val="32"/>
+          <w:szCs w:val="32"/>
+        </w:rPr>
+        <w:t xml:space="preserve">    • Customer Due Report</w:t>
+      </w:r>
+    </w:p>
+    <w:p>
+      <w:pPr>
+        <w:rPr>
+          <w:b/>
+          <w:sz w:val="32"/>
+          <w:szCs w:val="32"/>
+        </w:rPr>
+      </w:pPr>
+      <w:r>
+        <w:rPr>
+          <w:b/>
+          <w:sz w:val="32"/>
+          <w:szCs w:val="32"/>
+        </w:rPr>
+        <w:t xml:space="preserve">    • Supplier Purchase Report</w:t>
+      </w:r>
       <w:bookmarkStart w:id="0" w:name="_GoBack"/>
       <w:bookmarkEnd w:id="0"/>
-      <w:r>
-        <w:rPr>
-          <w:b/>
-          <w:sz w:val="32"/>
-          <w:szCs w:val="32"/>
-        </w:rPr>
-        <w:t xml:space="preserve">Total Stock = </w:t>
-      </w:r>
-      <w:proofErr w:type="spellStart"/>
-      <w:r>
-        <w:rPr>
-          <w:b/>
-          <w:sz w:val="32"/>
-          <w:szCs w:val="32"/>
-        </w:rPr>
-        <w:t>productinitial_quantity</w:t>
-      </w:r>
-      <w:proofErr w:type="spellEnd"/>
-      <w:r>
-        <w:rPr>
-          <w:b/>
-          <w:sz w:val="32"/>
-          <w:szCs w:val="32"/>
-        </w:rPr>
-        <w:t xml:space="preserve"> + purchase + </w:t>
-      </w:r>
-      <w:proofErr w:type="spellStart"/>
-      <w:r>
-        <w:rPr>
-          <w:b/>
-          <w:sz w:val="32"/>
-          <w:szCs w:val="32"/>
-        </w:rPr>
-        <w:t>return_qty</w:t>
-      </w:r>
-      <w:proofErr w:type="spellEnd"/>
-      <w:r>
-        <w:rPr>
-          <w:b/>
-          <w:sz w:val="32"/>
-          <w:szCs w:val="32"/>
-        </w:rPr>
-        <w:t xml:space="preserve"> </w:t>
-      </w:r>
-      <w:r>
-        <w:rPr>
-          <w:b/>
-          <w:sz w:val="32"/>
-          <w:szCs w:val="32"/>
-        </w:rPr>
-        <w:t>–</w:t>
-      </w:r>
-      <w:r>
-        <w:rPr>
-          <w:b/>
-          <w:sz w:val="32"/>
-          <w:szCs w:val="32"/>
-        </w:rPr>
-        <w:t xml:space="preserve"> sale</w:t>
-      </w:r>
-    </w:p>
-    <w:p>
-      <w:pPr>
-        <w:rPr>
-          <w:b/>
-          <w:sz w:val="32"/>
-          <w:szCs w:val="32"/>
-        </w:rPr>
-      </w:pPr>
     </w:p>
     <w:p>
       <w:pPr>
@@ -116,11 +5934,66 @@
           <w:szCs w:val="32"/>
           <w:lang w:bidi="bn-BD"/>
         </w:rPr>
+        <w:lastRenderedPageBreak/>
         <w:drawing>
           <wp:inline distT="0" distB="0" distL="0" distR="0" wp14:anchorId="35413709" wp14:editId="6CC297F5">
             <wp:extent cx="5943600" cy="5772785"/>
             <wp:effectExtent l="0" t="0" r="0" b="0"/>
             <wp:docPr id="4" name="Picture 4"/>
+            <wp:cNvGraphicFramePr>
+              <a:graphicFrameLocks xmlns:a="http://schemas.openxmlformats.org/drawingml/2006/main" noChangeAspect="1"/>
+            </wp:cNvGraphicFramePr>
+            <a:graphic xmlns:a="http://schemas.openxmlformats.org/drawingml/2006/main">
+              <a:graphicData uri="http://schemas.openxmlformats.org/drawingml/2006/picture">
+                <pic:pic xmlns:pic="http://schemas.openxmlformats.org/drawingml/2006/picture">
+                  <pic:nvPicPr>
+                    <pic:cNvPr id="1" name=""/>
+                    <pic:cNvPicPr/>
+                  </pic:nvPicPr>
+                  <pic:blipFill>
+                    <a:blip r:embed="rId5"/>
+                    <a:stretch>
+                      <a:fillRect/>
+                    </a:stretch>
+                  </pic:blipFill>
+                  <pic:spPr>
+                    <a:xfrm>
+                      <a:off x="0" y="0"/>
+                      <a:ext cx="5943600" cy="5772785"/>
+                    </a:xfrm>
+                    <a:prstGeom prst="rect">
+                      <a:avLst/>
+                    </a:prstGeom>
+                  </pic:spPr>
+                </pic:pic>
+              </a:graphicData>
+            </a:graphic>
+          </wp:inline>
+        </w:drawing>
+      </w:r>
+    </w:p>
+    <w:p>
+      <w:pPr>
+        <w:rPr>
+          <w:b/>
+          <w:sz w:val="32"/>
+          <w:szCs w:val="32"/>
+        </w:rPr>
+      </w:pPr>
+      <w:r>
+        <w:rPr>
+          <w:b/>
+          <w:noProof/>
+          <w:sz w:val="32"/>
+          <w:szCs w:val="32"/>
+          <w:lang w:bidi="bn-BD"/>
+        </w:rPr>
+        <w:lastRenderedPageBreak/>
+        <w:drawing>
+          <wp:inline distT="0" distB="0" distL="0" distR="0" wp14:anchorId="593CE36D" wp14:editId="45D6D358">
+            <wp:extent cx="5943600" cy="3287395"/>
+            <wp:effectExtent l="0" t="0" r="0" b="8255"/>
+            <wp:docPr id="5" name="Picture 5"/>
             <wp:cNvGraphicFramePr>
               <a:graphicFrameLocks xmlns:a="http://schemas.openxmlformats.org/drawingml/2006/main" noChangeAspect="1"/>
             </wp:cNvGraphicFramePr>
@@ -140,7 +6013,7 @@
                   <pic:spPr>
                     <a:xfrm>
                       <a:off x="0" y="0"/>
-                      <a:ext cx="5943600" cy="5772785"/>
+                      <a:ext cx="5943600" cy="3287395"/>
                     </a:xfrm>
                     <a:prstGeom prst="rect">
                       <a:avLst/>
@@ -171,10 +6044,10 @@
         </w:rPr>
         <w:lastRenderedPageBreak/>
         <w:drawing>
-          <wp:inline distT="0" distB="0" distL="0" distR="0" wp14:anchorId="593CE36D" wp14:editId="45D6D358">
-            <wp:extent cx="5943600" cy="3287395"/>
-            <wp:effectExtent l="0" t="0" r="0" b="8255"/>
-            <wp:docPr id="5" name="Picture 5"/>
+          <wp:inline distT="0" distB="0" distL="0" distR="0" wp14:anchorId="7D927985" wp14:editId="51910267">
+            <wp:extent cx="5782482" cy="4972744"/>
+            <wp:effectExtent l="0" t="0" r="8890" b="0"/>
+            <wp:docPr id="6" name="Picture 6"/>
             <wp:cNvGraphicFramePr>
               <a:graphicFrameLocks xmlns:a="http://schemas.openxmlformats.org/drawingml/2006/main" noChangeAspect="1"/>
             </wp:cNvGraphicFramePr>
@@ -194,7 +6067,7 @@
                   <pic:spPr>
                     <a:xfrm>
                       <a:off x="0" y="0"/>
-                      <a:ext cx="5943600" cy="3287395"/>
+                      <a:ext cx="5782482" cy="4972744"/>
                     </a:xfrm>
                     <a:prstGeom prst="rect">
                       <a:avLst/>
@@ -206,15 +6079,12 @@
           </wp:inline>
         </w:drawing>
       </w:r>
-    </w:p>
-    <w:p>
-      <w:pPr>
-        <w:rPr>
-          <w:b/>
-          <w:sz w:val="32"/>
-          <w:szCs w:val="32"/>
-        </w:rPr>
-      </w:pPr>
+      <w:r>
+        <w:rPr>
+          <w:noProof/>
+        </w:rPr>
+        <w:t xml:space="preserve"> </w:t>
+      </w:r>
       <w:r>
         <w:rPr>
           <w:b/>
@@ -225,10 +6095,10 @@
         </w:rPr>
         <w:lastRenderedPageBreak/>
         <w:drawing>
-          <wp:inline distT="0" distB="0" distL="0" distR="0" wp14:anchorId="7D927985" wp14:editId="51910267">
-            <wp:extent cx="5782482" cy="4972744"/>
-            <wp:effectExtent l="0" t="0" r="8890" b="0"/>
-            <wp:docPr id="6" name="Picture 6"/>
+          <wp:inline distT="0" distB="0" distL="0" distR="0" wp14:anchorId="4A6CEE86" wp14:editId="288B97D2">
+            <wp:extent cx="5943600" cy="3667760"/>
+            <wp:effectExtent l="0" t="0" r="0" b="8890"/>
+            <wp:docPr id="7" name="Picture 7"/>
             <wp:cNvGraphicFramePr>
               <a:graphicFrameLocks xmlns:a="http://schemas.openxmlformats.org/drawingml/2006/main" noChangeAspect="1"/>
             </wp:cNvGraphicFramePr>
@@ -248,7 +6118,7 @@
                   <pic:spPr>
                     <a:xfrm>
                       <a:off x="0" y="0"/>
-                      <a:ext cx="5782482" cy="4972744"/>
+                      <a:ext cx="5943600" cy="3667760"/>
                     </a:xfrm>
                     <a:prstGeom prst="rect">
                       <a:avLst/>
@@ -268,18 +6138,14 @@
       </w:r>
       <w:r>
         <w:rPr>
-          <w:b/>
           <w:noProof/>
-          <w:sz w:val="32"/>
-          <w:szCs w:val="32"/>
           <w:lang w:bidi="bn-BD"/>
         </w:rPr>
-        <w:lastRenderedPageBreak/>
         <w:drawing>
-          <wp:inline distT="0" distB="0" distL="0" distR="0" wp14:anchorId="4A6CEE86" wp14:editId="288B97D2">
-            <wp:extent cx="5943600" cy="3667760"/>
-            <wp:effectExtent l="0" t="0" r="0" b="8890"/>
-            <wp:docPr id="7" name="Picture 7"/>
+          <wp:inline distT="0" distB="0" distL="0" distR="0" wp14:anchorId="3AD77304" wp14:editId="27F381E8">
+            <wp:extent cx="5943600" cy="3749040"/>
+            <wp:effectExtent l="0" t="0" r="0" b="3810"/>
+            <wp:docPr id="8" name="Picture 8"/>
             <wp:cNvGraphicFramePr>
               <a:graphicFrameLocks xmlns:a="http://schemas.openxmlformats.org/drawingml/2006/main" noChangeAspect="1"/>
             </wp:cNvGraphicFramePr>
@@ -299,7 +6165,7 @@
                   <pic:spPr>
                     <a:xfrm>
                       <a:off x="0" y="0"/>
-                      <a:ext cx="5943600" cy="3667760"/>
+                      <a:ext cx="5943600" cy="3749040"/>
                     </a:xfrm>
                     <a:prstGeom prst="rect">
                       <a:avLst/>
@@ -322,11 +6188,12 @@
           <w:noProof/>
           <w:lang w:bidi="bn-BD"/>
         </w:rPr>
+        <w:lastRenderedPageBreak/>
         <w:drawing>
-          <wp:inline distT="0" distB="0" distL="0" distR="0" wp14:anchorId="3AD77304" wp14:editId="27F381E8">
-            <wp:extent cx="5943600" cy="3749040"/>
-            <wp:effectExtent l="0" t="0" r="0" b="3810"/>
-            <wp:docPr id="8" name="Picture 8"/>
+          <wp:inline distT="0" distB="0" distL="0" distR="0" wp14:anchorId="4D7897E8" wp14:editId="0CA1F268">
+            <wp:extent cx="5943600" cy="4605020"/>
+            <wp:effectExtent l="0" t="0" r="0" b="5080"/>
+            <wp:docPr id="9" name="Picture 9"/>
             <wp:cNvGraphicFramePr>
               <a:graphicFrameLocks xmlns:a="http://schemas.openxmlformats.org/drawingml/2006/main" noChangeAspect="1"/>
             </wp:cNvGraphicFramePr>
@@ -346,7 +6213,7 @@
                   <pic:spPr>
                     <a:xfrm>
                       <a:off x="0" y="0"/>
-                      <a:ext cx="5943600" cy="3749040"/>
+                      <a:ext cx="5943600" cy="4605020"/>
                     </a:xfrm>
                     <a:prstGeom prst="rect">
                       <a:avLst/>
@@ -369,12 +6236,11 @@
           <w:noProof/>
           <w:lang w:bidi="bn-BD"/>
         </w:rPr>
-        <w:lastRenderedPageBreak/>
         <w:drawing>
-          <wp:inline distT="0" distB="0" distL="0" distR="0" wp14:anchorId="4D7897E8" wp14:editId="0CA1F268">
-            <wp:extent cx="5943600" cy="4605020"/>
-            <wp:effectExtent l="0" t="0" r="0" b="5080"/>
-            <wp:docPr id="9" name="Picture 9"/>
+          <wp:inline distT="0" distB="0" distL="0" distR="0" wp14:anchorId="5CEA5E90" wp14:editId="2E39041B">
+            <wp:extent cx="5943600" cy="2291715"/>
+            <wp:effectExtent l="0" t="0" r="0" b="0"/>
+            <wp:docPr id="10" name="Picture 10"/>
             <wp:cNvGraphicFramePr>
               <a:graphicFrameLocks xmlns:a="http://schemas.openxmlformats.org/drawingml/2006/main" noChangeAspect="1"/>
             </wp:cNvGraphicFramePr>
@@ -394,7 +6260,7 @@
                   <pic:spPr>
                     <a:xfrm>
                       <a:off x="0" y="0"/>
-                      <a:ext cx="5943600" cy="4605020"/>
+                      <a:ext cx="5943600" cy="2291715"/>
                     </a:xfrm>
                     <a:prstGeom prst="rect">
                       <a:avLst/>
@@ -417,11 +6283,12 @@
           <w:noProof/>
           <w:lang w:bidi="bn-BD"/>
         </w:rPr>
+        <w:lastRenderedPageBreak/>
         <w:drawing>
-          <wp:inline distT="0" distB="0" distL="0" distR="0" wp14:anchorId="5CEA5E90" wp14:editId="2E39041B">
-            <wp:extent cx="5943600" cy="2291715"/>
-            <wp:effectExtent l="0" t="0" r="0" b="0"/>
-            <wp:docPr id="10" name="Picture 10"/>
+          <wp:inline distT="0" distB="0" distL="0" distR="0" wp14:anchorId="2E816AF5" wp14:editId="6FD49AB4">
+            <wp:extent cx="5943600" cy="3291205"/>
+            <wp:effectExtent l="0" t="0" r="0" b="4445"/>
+            <wp:docPr id="11" name="Picture 11"/>
             <wp:cNvGraphicFramePr>
               <a:graphicFrameLocks xmlns:a="http://schemas.openxmlformats.org/drawingml/2006/main" noChangeAspect="1"/>
             </wp:cNvGraphicFramePr>
@@ -441,7 +6308,7 @@
                   <pic:spPr>
                     <a:xfrm>
                       <a:off x="0" y="0"/>
-                      <a:ext cx="5943600" cy="2291715"/>
+                      <a:ext cx="5943600" cy="3291205"/>
                     </a:xfrm>
                     <a:prstGeom prst="rect">
                       <a:avLst/>
@@ -464,12 +6331,11 @@
           <w:noProof/>
           <w:lang w:bidi="bn-BD"/>
         </w:rPr>
-        <w:lastRenderedPageBreak/>
         <w:drawing>
-          <wp:inline distT="0" distB="0" distL="0" distR="0" wp14:anchorId="2E816AF5" wp14:editId="6FD49AB4">
-            <wp:extent cx="5943600" cy="3291205"/>
-            <wp:effectExtent l="0" t="0" r="0" b="4445"/>
-            <wp:docPr id="11" name="Picture 11"/>
+          <wp:inline distT="0" distB="0" distL="0" distR="0" wp14:anchorId="6266EC2F" wp14:editId="51841E61">
+            <wp:extent cx="5943600" cy="4307205"/>
+            <wp:effectExtent l="0" t="0" r="0" b="0"/>
+            <wp:docPr id="12" name="Picture 12"/>
             <wp:cNvGraphicFramePr>
               <a:graphicFrameLocks xmlns:a="http://schemas.openxmlformats.org/drawingml/2006/main" noChangeAspect="1"/>
             </wp:cNvGraphicFramePr>
@@ -489,7 +6355,7 @@
                   <pic:spPr>
                     <a:xfrm>
                       <a:off x="0" y="0"/>
-                      <a:ext cx="5943600" cy="3291205"/>
+                      <a:ext cx="5943600" cy="4307205"/>
                     </a:xfrm>
                     <a:prstGeom prst="rect">
                       <a:avLst/>
@@ -512,11 +6378,12 @@
           <w:noProof/>
           <w:lang w:bidi="bn-BD"/>
         </w:rPr>
+        <w:lastRenderedPageBreak/>
         <w:drawing>
-          <wp:inline distT="0" distB="0" distL="0" distR="0" wp14:anchorId="6266EC2F" wp14:editId="51841E61">
-            <wp:extent cx="5943600" cy="4307205"/>
-            <wp:effectExtent l="0" t="0" r="0" b="0"/>
-            <wp:docPr id="12" name="Picture 12"/>
+          <wp:inline distT="0" distB="0" distL="0" distR="0" wp14:anchorId="31F8CF85" wp14:editId="0513131C">
+            <wp:extent cx="5943600" cy="3270250"/>
+            <wp:effectExtent l="0" t="0" r="0" b="6350"/>
+            <wp:docPr id="13" name="Picture 13"/>
             <wp:cNvGraphicFramePr>
               <a:graphicFrameLocks xmlns:a="http://schemas.openxmlformats.org/drawingml/2006/main" noChangeAspect="1"/>
             </wp:cNvGraphicFramePr>
@@ -536,7 +6403,7 @@
                   <pic:spPr>
                     <a:xfrm>
                       <a:off x="0" y="0"/>
-                      <a:ext cx="5943600" cy="4307205"/>
+                      <a:ext cx="5943600" cy="3270250"/>
                     </a:xfrm>
                     <a:prstGeom prst="rect">
                       <a:avLst/>
@@ -561,10 +6428,10 @@
         </w:rPr>
         <w:lastRenderedPageBreak/>
         <w:drawing>
-          <wp:inline distT="0" distB="0" distL="0" distR="0" wp14:anchorId="31F8CF85" wp14:editId="0513131C">
-            <wp:extent cx="5943600" cy="3270250"/>
-            <wp:effectExtent l="0" t="0" r="0" b="6350"/>
-            <wp:docPr id="13" name="Picture 13"/>
+          <wp:inline distT="0" distB="0" distL="0" distR="0" wp14:anchorId="0E1DFF11" wp14:editId="11A10F4D">
+            <wp:extent cx="5943600" cy="5131435"/>
+            <wp:effectExtent l="0" t="0" r="0" b="0"/>
+            <wp:docPr id="14" name="Picture 14"/>
             <wp:cNvGraphicFramePr>
               <a:graphicFrameLocks xmlns:a="http://schemas.openxmlformats.org/drawingml/2006/main" noChangeAspect="1"/>
             </wp:cNvGraphicFramePr>
@@ -584,54 +6451,6 @@
                   <pic:spPr>
                     <a:xfrm>
                       <a:off x="0" y="0"/>
-                      <a:ext cx="5943600" cy="3270250"/>
-                    </a:xfrm>
-                    <a:prstGeom prst="rect">
-                      <a:avLst/>
-                    </a:prstGeom>
-                  </pic:spPr>
-                </pic:pic>
-              </a:graphicData>
-            </a:graphic>
-          </wp:inline>
-        </w:drawing>
-      </w:r>
-      <w:r>
-        <w:rPr>
-          <w:noProof/>
-        </w:rPr>
-        <w:t xml:space="preserve"> </w:t>
-      </w:r>
-      <w:r>
-        <w:rPr>
-          <w:noProof/>
-          <w:lang w:bidi="bn-BD"/>
-        </w:rPr>
-        <w:lastRenderedPageBreak/>
-        <w:drawing>
-          <wp:inline distT="0" distB="0" distL="0" distR="0" wp14:anchorId="0E1DFF11" wp14:editId="11A10F4D">
-            <wp:extent cx="5943600" cy="5131435"/>
-            <wp:effectExtent l="0" t="0" r="0" b="0"/>
-            <wp:docPr id="14" name="Picture 14"/>
-            <wp:cNvGraphicFramePr>
-              <a:graphicFrameLocks xmlns:a="http://schemas.openxmlformats.org/drawingml/2006/main" noChangeAspect="1"/>
-            </wp:cNvGraphicFramePr>
-            <a:graphic xmlns:a="http://schemas.openxmlformats.org/drawingml/2006/main">
-              <a:graphicData uri="http://schemas.openxmlformats.org/drawingml/2006/picture">
-                <pic:pic xmlns:pic="http://schemas.openxmlformats.org/drawingml/2006/picture">
-                  <pic:nvPicPr>
-                    <pic:cNvPr id="1" name=""/>
-                    <pic:cNvPicPr/>
-                  </pic:nvPicPr>
-                  <pic:blipFill>
-                    <a:blip r:embed="rId16"/>
-                    <a:stretch>
-                      <a:fillRect/>
-                    </a:stretch>
-                  </pic:blipFill>
-                  <pic:spPr>
-                    <a:xfrm>
-                      <a:off x="0" y="0"/>
                       <a:ext cx="5943600" cy="5131435"/>
                     </a:xfrm>
                     <a:prstGeom prst="rect">
@@ -671,7 +6490,7 @@
                     <pic:cNvPicPr/>
                   </pic:nvPicPr>
                   <pic:blipFill>
-                    <a:blip r:embed="rId17"/>
+                    <a:blip r:embed="rId16"/>
                     <a:stretch>
                       <a:fillRect/>
                     </a:stretch>
@@ -3195,7 +9014,7 @@
                     <pic:cNvPicPr/>
                   </pic:nvPicPr>
                   <pic:blipFill>
-                    <a:blip r:embed="rId18"/>
+                    <a:blip r:embed="rId17"/>
                     <a:stretch>
                       <a:fillRect/>
                     </a:stretch>
@@ -3239,6 +9058,61 @@
             <wp:extent cx="5943600" cy="3917315"/>
             <wp:effectExtent l="0" t="0" r="0" b="6985"/>
             <wp:docPr id="2" name="Picture 2"/>
+            <wp:cNvGraphicFramePr>
+              <a:graphicFrameLocks xmlns:a="http://schemas.openxmlformats.org/drawingml/2006/main" noChangeAspect="1"/>
+            </wp:cNvGraphicFramePr>
+            <a:graphic xmlns:a="http://schemas.openxmlformats.org/drawingml/2006/main">
+              <a:graphicData uri="http://schemas.openxmlformats.org/drawingml/2006/picture">
+                <pic:pic xmlns:pic="http://schemas.openxmlformats.org/drawingml/2006/picture">
+                  <pic:nvPicPr>
+                    <pic:cNvPr id="1" name=""/>
+                    <pic:cNvPicPr/>
+                  </pic:nvPicPr>
+                  <pic:blipFill>
+                    <a:blip r:embed="rId18"/>
+                    <a:stretch>
+                      <a:fillRect/>
+                    </a:stretch>
+                  </pic:blipFill>
+                  <pic:spPr>
+                    <a:xfrm>
+                      <a:off x="0" y="0"/>
+                      <a:ext cx="5943600" cy="3917315"/>
+                    </a:xfrm>
+                    <a:prstGeom prst="rect">
+                      <a:avLst/>
+                    </a:prstGeom>
+                  </pic:spPr>
+                </pic:pic>
+              </a:graphicData>
+            </a:graphic>
+          </wp:inline>
+        </w:drawing>
+      </w:r>
+    </w:p>
+    <w:p>
+      <w:pPr>
+        <w:spacing w:before="100" w:beforeAutospacing="1" w:after="100" w:afterAutospacing="1" w:line="240" w:lineRule="auto"/>
+        <w:rPr>
+          <w:rFonts w:ascii="Times New Roman" w:eastAsia="Times New Roman" w:hAnsi="Times New Roman" w:cs="Times New Roman"/>
+          <w:sz w:val="24"/>
+          <w:szCs w:val="24"/>
+        </w:rPr>
+      </w:pPr>
+      <w:r>
+        <w:rPr>
+          <w:rFonts w:ascii="Times New Roman" w:eastAsia="Times New Roman" w:hAnsi="Times New Roman" w:cs="Times New Roman"/>
+          <w:noProof/>
+          <w:sz w:val="24"/>
+          <w:szCs w:val="24"/>
+          <w:lang w:bidi="bn-BD"/>
+        </w:rPr>
+        <w:lastRenderedPageBreak/>
+        <w:drawing>
+          <wp:inline distT="0" distB="0" distL="0" distR="0" wp14:anchorId="1D22F140" wp14:editId="3FF761A6">
+            <wp:extent cx="5943600" cy="4496435"/>
+            <wp:effectExtent l="0" t="0" r="0" b="0"/>
+            <wp:docPr id="3" name="Picture 3"/>
             <wp:cNvGraphicFramePr>
               <a:graphicFrameLocks xmlns:a="http://schemas.openxmlformats.org/drawingml/2006/main" noChangeAspect="1"/>
             </wp:cNvGraphicFramePr>
@@ -3258,61 +9132,6 @@
                   <pic:spPr>
                     <a:xfrm>
                       <a:off x="0" y="0"/>
-                      <a:ext cx="5943600" cy="3917315"/>
-                    </a:xfrm>
-                    <a:prstGeom prst="rect">
-                      <a:avLst/>
-                    </a:prstGeom>
-                  </pic:spPr>
-                </pic:pic>
-              </a:graphicData>
-            </a:graphic>
-          </wp:inline>
-        </w:drawing>
-      </w:r>
-    </w:p>
-    <w:p>
-      <w:pPr>
-        <w:spacing w:before="100" w:beforeAutospacing="1" w:after="100" w:afterAutospacing="1" w:line="240" w:lineRule="auto"/>
-        <w:rPr>
-          <w:rFonts w:ascii="Times New Roman" w:eastAsia="Times New Roman" w:hAnsi="Times New Roman" w:cs="Times New Roman"/>
-          <w:sz w:val="24"/>
-          <w:szCs w:val="24"/>
-        </w:rPr>
-      </w:pPr>
-      <w:r>
-        <w:rPr>
-          <w:rFonts w:ascii="Times New Roman" w:eastAsia="Times New Roman" w:hAnsi="Times New Roman" w:cs="Times New Roman"/>
-          <w:noProof/>
-          <w:sz w:val="24"/>
-          <w:szCs w:val="24"/>
-          <w:lang w:bidi="bn-BD"/>
-        </w:rPr>
-        <w:lastRenderedPageBreak/>
-        <w:drawing>
-          <wp:inline distT="0" distB="0" distL="0" distR="0" wp14:anchorId="1D22F140" wp14:editId="3FF761A6">
-            <wp:extent cx="5943600" cy="4496435"/>
-            <wp:effectExtent l="0" t="0" r="0" b="0"/>
-            <wp:docPr id="3" name="Picture 3"/>
-            <wp:cNvGraphicFramePr>
-              <a:graphicFrameLocks xmlns:a="http://schemas.openxmlformats.org/drawingml/2006/main" noChangeAspect="1"/>
-            </wp:cNvGraphicFramePr>
-            <a:graphic xmlns:a="http://schemas.openxmlformats.org/drawingml/2006/main">
-              <a:graphicData uri="http://schemas.openxmlformats.org/drawingml/2006/picture">
-                <pic:pic xmlns:pic="http://schemas.openxmlformats.org/drawingml/2006/picture">
-                  <pic:nvPicPr>
-                    <pic:cNvPr id="1" name=""/>
-                    <pic:cNvPicPr/>
-                  </pic:nvPicPr>
-                  <pic:blipFill>
-                    <a:blip r:embed="rId20"/>
-                    <a:stretch>
-                      <a:fillRect/>
-                    </a:stretch>
-                  </pic:blipFill>
-                  <pic:spPr>
-                    <a:xfrm>
-                      <a:off x="0" y="0"/>
                       <a:ext cx="5943600" cy="4496435"/>
                     </a:xfrm>
                     <a:prstGeom prst="rect">
@@ -3340,8 +9159,8 @@
 </file>
 
 <file path=word/numbering.xml><?xml version="1.0" encoding="utf-8"?>
-<w:numbering xmlns:wpc="http://schemas.microsoft.com/office/word/2010/wordprocessingCanvas" xmlns:mc="http://schemas.openxmlformats.org/markup-compatibility/2006" xmlns:o="urn:schemas-microsoft-com:office:office" xmlns:r="http://schemas.openxmlformats.org/officeDocument/2006/relationships" xmlns:m="http://schemas.openxmlformats.org/officeDocument/2006/math" xmlns:v="urn:schemas-microsoft-com:vml" xmlns:wp14="http://schemas.microsoft.com/office/word/2010/wordprocessingDrawing" xmlns:wp="http://schemas.openxmlformats.org/drawingml/2006/wordprocessingDrawing" xmlns:w10="urn:schemas-microsoft-com:office:word" xmlns:w="http://schemas.openxmlformats.org/wordprocessingml/2006/main" xmlns:w14="http://schemas.microsoft.com/office/word/2010/wordml" xmlns:wpg="http://schemas.microsoft.com/office/word/2010/wordprocessingGroup" xmlns:wpi="http://schemas.microsoft.com/office/word/2010/wordprocessingInk" xmlns:wne="http://schemas.microsoft.com/office/word/2006/wordml" xmlns:wps="http://schemas.microsoft.com/office/word/2010/wordprocessingShape" mc:Ignorable="w14 wp14">
-  <w:abstractNum w:abstractNumId="0">
+<w:numbering xmlns:wpc="http://schemas.microsoft.com/office/word/2010/wordprocessingCanvas" xmlns:cx="http://schemas.microsoft.com/office/drawing/2014/chartex" xmlns:cx1="http://schemas.microsoft.com/office/drawing/2015/9/8/chartex" xmlns:cx2="http://schemas.microsoft.com/office/drawing/2015/10/21/chartex" xmlns:cx3="http://schemas.microsoft.com/office/drawing/2016/5/9/chartex" xmlns:cx4="http://schemas.microsoft.com/office/drawing/2016/5/10/chartex" xmlns:cx5="http://schemas.microsoft.com/office/drawing/2016/5/11/chartex" xmlns:cx6="http://schemas.microsoft.com/office/drawing/2016/5/12/chartex" xmlns:cx7="http://schemas.microsoft.com/office/drawing/2016/5/13/chartex" xmlns:cx8="http://schemas.microsoft.com/office/drawing/2016/5/14/chartex" xmlns:mc="http://schemas.openxmlformats.org/markup-compatibility/2006" xmlns:aink="http://schemas.microsoft.com/office/drawing/2016/ink" xmlns:am3d="http://schemas.microsoft.com/office/drawing/2017/model3d" xmlns:o="urn:schemas-microsoft-com:office:office" xmlns:r="http://schemas.openxmlformats.org/officeDocument/2006/relationships" xmlns:m="http://schemas.openxmlformats.org/officeDocument/2006/math" xmlns:v="urn:schemas-microsoft-com:vml" xmlns:wp14="http://schemas.microsoft.com/office/word/2010/wordprocessingDrawing" xmlns:wp="http://schemas.openxmlformats.org/drawingml/2006/wordprocessingDrawing" xmlns:w10="urn:schemas-microsoft-com:office:word" xmlns:w="http://schemas.openxmlformats.org/wordprocessingml/2006/main" xmlns:w14="http://schemas.microsoft.com/office/word/2010/wordml" xmlns:w15="http://schemas.microsoft.com/office/word/2012/wordml" xmlns:w16cid="http://schemas.microsoft.com/office/word/2016/wordml/cid" xmlns:w16se="http://schemas.microsoft.com/office/word/2015/wordml/symex" xmlns:wpg="http://schemas.microsoft.com/office/word/2010/wordprocessingGroup" xmlns:wpi="http://schemas.microsoft.com/office/word/2010/wordprocessingInk" xmlns:wne="http://schemas.microsoft.com/office/word/2006/wordml" xmlns:wps="http://schemas.microsoft.com/office/word/2010/wordprocessingShape" mc:Ignorable="w14 w15 w16se w16cid wp14">
+  <w:abstractNum w:abstractNumId="0" w15:restartNumberingAfterBreak="0">
     <w:nsid w:val="14077CB6"/>
     <w:multiLevelType w:val="multilevel"/>
     <w:tmpl w:val="5EA45554"/>
@@ -3454,14 +9273,106 @@
       </w:pPr>
     </w:lvl>
   </w:abstractNum>
+  <w:abstractNum w:abstractNumId="1" w15:restartNumberingAfterBreak="0">
+    <w:nsid w:val="1CDA7F89"/>
+    <w:multiLevelType w:val="hybridMultilevel"/>
+    <w:tmpl w:val="A7F4EBCE"/>
+    <w:lvl w:ilvl="0" w:tplc="0409000F">
+      <w:start w:val="1"/>
+      <w:numFmt w:val="decimal"/>
+      <w:lvlText w:val="%1."/>
+      <w:lvlJc w:val="left"/>
+      <w:pPr>
+        <w:ind w:left="720" w:hanging="360"/>
+      </w:pPr>
+      <w:rPr>
+        <w:rFonts w:hint="default"/>
+      </w:rPr>
+    </w:lvl>
+    <w:lvl w:ilvl="1" w:tplc="04090019" w:tentative="1">
+      <w:start w:val="1"/>
+      <w:numFmt w:val="lowerLetter"/>
+      <w:lvlText w:val="%2."/>
+      <w:lvlJc w:val="left"/>
+      <w:pPr>
+        <w:ind w:left="1440" w:hanging="360"/>
+      </w:pPr>
+    </w:lvl>
+    <w:lvl w:ilvl="2" w:tplc="0409001B" w:tentative="1">
+      <w:start w:val="1"/>
+      <w:numFmt w:val="lowerRoman"/>
+      <w:lvlText w:val="%3."/>
+      <w:lvlJc w:val="right"/>
+      <w:pPr>
+        <w:ind w:left="2160" w:hanging="180"/>
+      </w:pPr>
+    </w:lvl>
+    <w:lvl w:ilvl="3" w:tplc="0409000F" w:tentative="1">
+      <w:start w:val="1"/>
+      <w:numFmt w:val="decimal"/>
+      <w:lvlText w:val="%4."/>
+      <w:lvlJc w:val="left"/>
+      <w:pPr>
+        <w:ind w:left="2880" w:hanging="360"/>
+      </w:pPr>
+    </w:lvl>
+    <w:lvl w:ilvl="4" w:tplc="04090019" w:tentative="1">
+      <w:start w:val="1"/>
+      <w:numFmt w:val="lowerLetter"/>
+      <w:lvlText w:val="%5."/>
+      <w:lvlJc w:val="left"/>
+      <w:pPr>
+        <w:ind w:left="3600" w:hanging="360"/>
+      </w:pPr>
+    </w:lvl>
+    <w:lvl w:ilvl="5" w:tplc="0409001B" w:tentative="1">
+      <w:start w:val="1"/>
+      <w:numFmt w:val="lowerRoman"/>
+      <w:lvlText w:val="%6."/>
+      <w:lvlJc w:val="right"/>
+      <w:pPr>
+        <w:ind w:left="4320" w:hanging="180"/>
+      </w:pPr>
+    </w:lvl>
+    <w:lvl w:ilvl="6" w:tplc="0409000F" w:tentative="1">
+      <w:start w:val="1"/>
+      <w:numFmt w:val="decimal"/>
+      <w:lvlText w:val="%7."/>
+      <w:lvlJc w:val="left"/>
+      <w:pPr>
+        <w:ind w:left="5040" w:hanging="360"/>
+      </w:pPr>
+    </w:lvl>
+    <w:lvl w:ilvl="7" w:tplc="04090019" w:tentative="1">
+      <w:start w:val="1"/>
+      <w:numFmt w:val="lowerLetter"/>
+      <w:lvlText w:val="%8."/>
+      <w:lvlJc w:val="left"/>
+      <w:pPr>
+        <w:ind w:left="5760" w:hanging="360"/>
+      </w:pPr>
+    </w:lvl>
+    <w:lvl w:ilvl="8" w:tplc="0409001B" w:tentative="1">
+      <w:start w:val="1"/>
+      <w:numFmt w:val="lowerRoman"/>
+      <w:lvlText w:val="%9."/>
+      <w:lvlJc w:val="right"/>
+      <w:pPr>
+        <w:ind w:left="6480" w:hanging="180"/>
+      </w:pPr>
+    </w:lvl>
+  </w:abstractNum>
   <w:num w:numId="1">
     <w:abstractNumId w:val="0"/>
+  </w:num>
+  <w:num w:numId="2">
+    <w:abstractNumId w:val="1"/>
   </w:num>
 </w:numbering>
 </file>
 
 <file path=word/styles.xml><?xml version="1.0" encoding="utf-8"?>
-<w:styles xmlns:mc="http://schemas.openxmlformats.org/markup-compatibility/2006" xmlns:r="http://schemas.openxmlformats.org/officeDocument/2006/relationships" xmlns:w="http://schemas.openxmlformats.org/wordprocessingml/2006/main" xmlns:w14="http://schemas.microsoft.com/office/word/2010/wordml" mc:Ignorable="w14">
+<w:styles xmlns:mc="http://schemas.openxmlformats.org/markup-compatibility/2006" xmlns:r="http://schemas.openxmlformats.org/officeDocument/2006/relationships" xmlns:w="http://schemas.openxmlformats.org/wordprocessingml/2006/main" xmlns:w14="http://schemas.microsoft.com/office/word/2010/wordml" xmlns:w15="http://schemas.microsoft.com/office/word/2012/wordml" xmlns:w16cid="http://schemas.microsoft.com/office/word/2016/wordml/cid" xmlns:w16se="http://schemas.microsoft.com/office/word/2015/wordml/symex" mc:Ignorable="w14 w15 w16se w16cid">
   <w:docDefaults>
     <w:rPrDefault>
       <w:rPr>
@@ -3477,144 +9388,382 @@
       </w:pPr>
     </w:pPrDefault>
   </w:docDefaults>
-  <w:latentStyles w:defLockedState="0" w:defUIPriority="99" w:defSemiHidden="1" w:defUnhideWhenUsed="1" w:defQFormat="0" w:count="267">
-    <w:lsdException w:name="Normal" w:semiHidden="0" w:uiPriority="0" w:unhideWhenUsed="0" w:qFormat="1"/>
-    <w:lsdException w:name="heading 1" w:semiHidden="0" w:uiPriority="9" w:unhideWhenUsed="0" w:qFormat="1"/>
-    <w:lsdException w:name="heading 2" w:uiPriority="9" w:qFormat="1"/>
-    <w:lsdException w:name="heading 3" w:uiPriority="9" w:qFormat="1"/>
-    <w:lsdException w:name="heading 4" w:uiPriority="9" w:qFormat="1"/>
-    <w:lsdException w:name="heading 5" w:uiPriority="9" w:qFormat="1"/>
-    <w:lsdException w:name="heading 6" w:uiPriority="9" w:qFormat="1"/>
-    <w:lsdException w:name="heading 7" w:uiPriority="9" w:qFormat="1"/>
-    <w:lsdException w:name="heading 8" w:uiPriority="9" w:qFormat="1"/>
-    <w:lsdException w:name="heading 9" w:uiPriority="9" w:qFormat="1"/>
-    <w:lsdException w:name="toc 1" w:uiPriority="39"/>
-    <w:lsdException w:name="toc 2" w:uiPriority="39"/>
-    <w:lsdException w:name="toc 3" w:uiPriority="39"/>
-    <w:lsdException w:name="toc 4" w:uiPriority="39"/>
-    <w:lsdException w:name="toc 5" w:uiPriority="39"/>
-    <w:lsdException w:name="toc 6" w:uiPriority="39"/>
-    <w:lsdException w:name="toc 7" w:uiPriority="39"/>
-    <w:lsdException w:name="toc 8" w:uiPriority="39"/>
-    <w:lsdException w:name="toc 9" w:uiPriority="39"/>
-    <w:lsdException w:name="caption" w:uiPriority="35" w:qFormat="1"/>
-    <w:lsdException w:name="Title" w:semiHidden="0" w:uiPriority="10" w:unhideWhenUsed="0" w:qFormat="1"/>
-    <w:lsdException w:name="Default Paragraph Font" w:uiPriority="1"/>
-    <w:lsdException w:name="Subtitle" w:semiHidden="0" w:uiPriority="11" w:unhideWhenUsed="0" w:qFormat="1"/>
-    <w:lsdException w:name="Strong" w:semiHidden="0" w:uiPriority="22" w:unhideWhenUsed="0" w:qFormat="1"/>
-    <w:lsdException w:name="Emphasis" w:semiHidden="0" w:uiPriority="20" w:unhideWhenUsed="0" w:qFormat="1"/>
-    <w:lsdException w:name="Table Grid" w:semiHidden="0" w:uiPriority="39" w:unhideWhenUsed="0"/>
-    <w:lsdException w:name="Placeholder Text" w:unhideWhenUsed="0"/>
-    <w:lsdException w:name="No Spacing" w:semiHidden="0" w:uiPriority="1" w:unhideWhenUsed="0" w:qFormat="1"/>
-    <w:lsdException w:name="Light Shading" w:semiHidden="0" w:uiPriority="60" w:unhideWhenUsed="0"/>
-    <w:lsdException w:name="Light List" w:semiHidden="0" w:uiPriority="61" w:unhideWhenUsed="0"/>
-    <w:lsdException w:name="Light Grid" w:semiHidden="0" w:uiPriority="62" w:unhideWhenUsed="0"/>
-    <w:lsdException w:name="Medium Shading 1" w:semiHidden="0" w:uiPriority="63" w:unhideWhenUsed="0"/>
-    <w:lsdException w:name="Medium Shading 2" w:semiHidden="0" w:uiPriority="64" w:unhideWhenUsed="0"/>
-    <w:lsdException w:name="Medium List 1" w:semiHidden="0" w:uiPriority="65" w:unhideWhenUsed="0"/>
-    <w:lsdException w:name="Medium List 2" w:semiHidden="0" w:uiPriority="66" w:unhideWhenUsed="0"/>
-    <w:lsdException w:name="Medium Grid 1" w:semiHidden="0" w:uiPriority="67" w:unhideWhenUsed="0"/>
-    <w:lsdException w:name="Medium Grid 2" w:semiHidden="0" w:uiPriority="68" w:unhideWhenUsed="0"/>
-    <w:lsdException w:name="Medium Grid 3" w:semiHidden="0" w:uiPriority="69" w:unhideWhenUsed="0"/>
-    <w:lsdException w:name="Dark List" w:semiHidden="0" w:uiPriority="70" w:unhideWhenUsed="0"/>
-    <w:lsdException w:name="Colorful Shading" w:semiHidden="0" w:uiPriority="71" w:unhideWhenUsed="0"/>
-    <w:lsdException w:name="Colorful List" w:semiHidden="0" w:uiPriority="72" w:unhideWhenUsed="0"/>
-    <w:lsdException w:name="Colorful Grid" w:semiHidden="0" w:uiPriority="73" w:unhideWhenUsed="0"/>
-    <w:lsdException w:name="Light Shading Accent 1" w:semiHidden="0" w:uiPriority="60" w:unhideWhenUsed="0"/>
-    <w:lsdException w:name="Light List Accent 1" w:semiHidden="0" w:uiPriority="61" w:unhideWhenUsed="0"/>
-    <w:lsdException w:name="Light Grid Accent 1" w:semiHidden="0" w:uiPriority="62" w:unhideWhenUsed="0"/>
-    <w:lsdException w:name="Medium Shading 1 Accent 1" w:semiHidden="0" w:uiPriority="63" w:unhideWhenUsed="0"/>
-    <w:lsdException w:name="Medium Shading 2 Accent 1" w:semiHidden="0" w:uiPriority="64" w:unhideWhenUsed="0"/>
-    <w:lsdException w:name="Medium List 1 Accent 1" w:semiHidden="0" w:uiPriority="65" w:unhideWhenUsed="0"/>
-    <w:lsdException w:name="Revision" w:unhideWhenUsed="0"/>
-    <w:lsdException w:name="List Paragraph" w:semiHidden="0" w:uiPriority="34" w:unhideWhenUsed="0" w:qFormat="1"/>
-    <w:lsdException w:name="Quote" w:semiHidden="0" w:uiPriority="29" w:unhideWhenUsed="0" w:qFormat="1"/>
-    <w:lsdException w:name="Intense Quote" w:semiHidden="0" w:uiPriority="30" w:unhideWhenUsed="0" w:qFormat="1"/>
-    <w:lsdException w:name="Medium List 2 Accent 1" w:semiHidden="0" w:uiPriority="66" w:unhideWhenUsed="0"/>
-    <w:lsdException w:name="Medium Grid 1 Accent 1" w:semiHidden="0" w:uiPriority="67" w:unhideWhenUsed="0"/>
-    <w:lsdException w:name="Medium Grid 2 Accent 1" w:semiHidden="0" w:uiPriority="68" w:unhideWhenUsed="0"/>
-    <w:lsdException w:name="Medium Grid 3 Accent 1" w:semiHidden="0" w:uiPriority="69" w:unhideWhenUsed="0"/>
-    <w:lsdException w:name="Dark List Accent 1" w:semiHidden="0" w:uiPriority="70" w:unhideWhenUsed="0"/>
-    <w:lsdException w:name="Colorful Shading Accent 1" w:semiHidden="0" w:uiPriority="71" w:unhideWhenUsed="0"/>
-    <w:lsdException w:name="Colorful List Accent 1" w:semiHidden="0" w:uiPriority="72" w:unhideWhenUsed="0"/>
-    <w:lsdException w:name="Colorful Grid Accent 1" w:semiHidden="0" w:uiPriority="73" w:unhideWhenUsed="0"/>
-    <w:lsdException w:name="Light Shading Accent 2" w:semiHidden="0" w:uiPriority="60" w:unhideWhenUsed="0"/>
-    <w:lsdException w:name="Light List Accent 2" w:semiHidden="0" w:uiPriority="61" w:unhideWhenUsed="0"/>
-    <w:lsdException w:name="Light Grid Accent 2" w:semiHidden="0" w:uiPriority="62" w:unhideWhenUsed="0"/>
-    <w:lsdException w:name="Medium Shading 1 Accent 2" w:semiHidden="0" w:uiPriority="63" w:unhideWhenUsed="0"/>
-    <w:lsdException w:name="Medium Shading 2 Accent 2" w:semiHidden="0" w:uiPriority="64" w:unhideWhenUsed="0"/>
-    <w:lsdException w:name="Medium List 1 Accent 2" w:semiHidden="0" w:uiPriority="65" w:unhideWhenUsed="0"/>
-    <w:lsdException w:name="Medium List 2 Accent 2" w:semiHidden="0" w:uiPriority="66" w:unhideWhenUsed="0"/>
-    <w:lsdException w:name="Medium Grid 1 Accent 2" w:semiHidden="0" w:uiPriority="67" w:unhideWhenUsed="0"/>
-    <w:lsdException w:name="Medium Grid 2 Accent 2" w:semiHidden="0" w:uiPriority="68" w:unhideWhenUsed="0"/>
-    <w:lsdException w:name="Medium Grid 3 Accent 2" w:semiHidden="0" w:uiPriority="69" w:unhideWhenUsed="0"/>
-    <w:lsdException w:name="Dark List Accent 2" w:semiHidden="0" w:uiPriority="70" w:unhideWhenUsed="0"/>
-    <w:lsdException w:name="Colorful Shading Accent 2" w:semiHidden="0" w:uiPriority="71" w:unhideWhenUsed="0"/>
-    <w:lsdException w:name="Colorful List Accent 2" w:semiHidden="0" w:uiPriority="72" w:unhideWhenUsed="0"/>
-    <w:lsdException w:name="Colorful Grid Accent 2" w:semiHidden="0" w:uiPriority="73" w:unhideWhenUsed="0"/>
-    <w:lsdException w:name="Light Shading Accent 3" w:semiHidden="0" w:uiPriority="60" w:unhideWhenUsed="0"/>
-    <w:lsdException w:name="Light List Accent 3" w:semiHidden="0" w:uiPriority="61" w:unhideWhenUsed="0"/>
-    <w:lsdException w:name="Light Grid Accent 3" w:semiHidden="0" w:uiPriority="62" w:unhideWhenUsed="0"/>
-    <w:lsdException w:name="Medium Shading 1 Accent 3" w:semiHidden="0" w:uiPriority="63" w:unhideWhenUsed="0"/>
-    <w:lsdException w:name="Medium Shading 2 Accent 3" w:semiHidden="0" w:uiPriority="64" w:unhideWhenUsed="0"/>
-    <w:lsdException w:name="Medium List 1 Accent 3" w:semiHidden="0" w:uiPriority="65" w:unhideWhenUsed="0"/>
-    <w:lsdException w:name="Medium List 2 Accent 3" w:semiHidden="0" w:uiPriority="66" w:unhideWhenUsed="0"/>
-    <w:lsdException w:name="Medium Grid 1 Accent 3" w:semiHidden="0" w:uiPriority="67" w:unhideWhenUsed="0"/>
-    <w:lsdException w:name="Medium Grid 2 Accent 3" w:semiHidden="0" w:uiPriority="68" w:unhideWhenUsed="0"/>
-    <w:lsdException w:name="Medium Grid 3 Accent 3" w:semiHidden="0" w:uiPriority="69" w:unhideWhenUsed="0"/>
-    <w:lsdException w:name="Dark List Accent 3" w:semiHidden="0" w:uiPriority="70" w:unhideWhenUsed="0"/>
-    <w:lsdException w:name="Colorful Shading Accent 3" w:semiHidden="0" w:uiPriority="71" w:unhideWhenUsed="0"/>
-    <w:lsdException w:name="Colorful List Accent 3" w:semiHidden="0" w:uiPriority="72" w:unhideWhenUsed="0"/>
-    <w:lsdException w:name="Colorful Grid Accent 3" w:semiHidden="0" w:uiPriority="73" w:unhideWhenUsed="0"/>
-    <w:lsdException w:name="Light Shading Accent 4" w:semiHidden="0" w:uiPriority="60" w:unhideWhenUsed="0"/>
-    <w:lsdException w:name="Light List Accent 4" w:semiHidden="0" w:uiPriority="61" w:unhideWhenUsed="0"/>
-    <w:lsdException w:name="Light Grid Accent 4" w:semiHidden="0" w:uiPriority="62" w:unhideWhenUsed="0"/>
-    <w:lsdException w:name="Medium Shading 1 Accent 4" w:semiHidden="0" w:uiPriority="63" w:unhideWhenUsed="0"/>
-    <w:lsdException w:name="Medium Shading 2 Accent 4" w:semiHidden="0" w:uiPriority="64" w:unhideWhenUsed="0"/>
-    <w:lsdException w:name="Medium List 1 Accent 4" w:semiHidden="0" w:uiPriority="65" w:unhideWhenUsed="0"/>
-    <w:lsdException w:name="Medium List 2 Accent 4" w:semiHidden="0" w:uiPriority="66" w:unhideWhenUsed="0"/>
-    <w:lsdException w:name="Medium Grid 1 Accent 4" w:semiHidden="0" w:uiPriority="67" w:unhideWhenUsed="0"/>
-    <w:lsdException w:name="Medium Grid 2 Accent 4" w:semiHidden="0" w:uiPriority="68" w:unhideWhenUsed="0"/>
-    <w:lsdException w:name="Medium Grid 3 Accent 4" w:semiHidden="0" w:uiPriority="69" w:unhideWhenUsed="0"/>
-    <w:lsdException w:name="Dark List Accent 4" w:semiHidden="0" w:uiPriority="70" w:unhideWhenUsed="0"/>
-    <w:lsdException w:name="Colorful Shading Accent 4" w:semiHidden="0" w:uiPriority="71" w:unhideWhenUsed="0"/>
-    <w:lsdException w:name="Colorful List Accent 4" w:semiHidden="0" w:uiPriority="72" w:unhideWhenUsed="0"/>
-    <w:lsdException w:name="Colorful Grid Accent 4" w:semiHidden="0" w:uiPriority="73" w:unhideWhenUsed="0"/>
-    <w:lsdException w:name="Light Shading Accent 5" w:semiHidden="0" w:uiPriority="60" w:unhideWhenUsed="0"/>
-    <w:lsdException w:name="Light List Accent 5" w:semiHidden="0" w:uiPriority="61" w:unhideWhenUsed="0"/>
-    <w:lsdException w:name="Light Grid Accent 5" w:semiHidden="0" w:uiPriority="62" w:unhideWhenUsed="0"/>
-    <w:lsdException w:name="Medium Shading 1 Accent 5" w:semiHidden="0" w:uiPriority="63" w:unhideWhenUsed="0"/>
-    <w:lsdException w:name="Medium Shading 2 Accent 5" w:semiHidden="0" w:uiPriority="64" w:unhideWhenUsed="0"/>
-    <w:lsdException w:name="Medium List 1 Accent 5" w:semiHidden="0" w:uiPriority="65" w:unhideWhenUsed="0"/>
-    <w:lsdException w:name="Medium List 2 Accent 5" w:semiHidden="0" w:uiPriority="66" w:unhideWhenUsed="0"/>
-    <w:lsdException w:name="Medium Grid 1 Accent 5" w:semiHidden="0" w:uiPriority="67" w:unhideWhenUsed="0"/>
-    <w:lsdException w:name="Medium Grid 2 Accent 5" w:semiHidden="0" w:uiPriority="68" w:unhideWhenUsed="0"/>
-    <w:lsdException w:name="Medium Grid 3 Accent 5" w:semiHidden="0" w:uiPriority="69" w:unhideWhenUsed="0"/>
-    <w:lsdException w:name="Dark List Accent 5" w:semiHidden="0" w:uiPriority="70" w:unhideWhenUsed="0"/>
-    <w:lsdException w:name="Colorful Shading Accent 5" w:semiHidden="0" w:uiPriority="71" w:unhideWhenUsed="0"/>
-    <w:lsdException w:name="Colorful List Accent 5" w:semiHidden="0" w:uiPriority="72" w:unhideWhenUsed="0"/>
-    <w:lsdException w:name="Colorful Grid Accent 5" w:semiHidden="0" w:uiPriority="73" w:unhideWhenUsed="0"/>
-    <w:lsdException w:name="Light Shading Accent 6" w:semiHidden="0" w:uiPriority="60" w:unhideWhenUsed="0"/>
-    <w:lsdException w:name="Light List Accent 6" w:semiHidden="0" w:uiPriority="61" w:unhideWhenUsed="0"/>
-    <w:lsdException w:name="Light Grid Accent 6" w:semiHidden="0" w:uiPriority="62" w:unhideWhenUsed="0"/>
-    <w:lsdException w:name="Medium Shading 1 Accent 6" w:semiHidden="0" w:uiPriority="63" w:unhideWhenUsed="0"/>
-    <w:lsdException w:name="Medium Shading 2 Accent 6" w:semiHidden="0" w:uiPriority="64" w:unhideWhenUsed="0"/>
-    <w:lsdException w:name="Medium List 1 Accent 6" w:semiHidden="0" w:uiPriority="65" w:unhideWhenUsed="0"/>
-    <w:lsdException w:name="Medium List 2 Accent 6" w:semiHidden="0" w:uiPriority="66" w:unhideWhenUsed="0"/>
-    <w:lsdException w:name="Medium Grid 1 Accent 6" w:semiHidden="0" w:uiPriority="67" w:unhideWhenUsed="0"/>
-    <w:lsdException w:name="Medium Grid 2 Accent 6" w:semiHidden="0" w:uiPriority="68" w:unhideWhenUsed="0"/>
-    <w:lsdException w:name="Medium Grid 3 Accent 6" w:semiHidden="0" w:uiPriority="69" w:unhideWhenUsed="0"/>
-    <w:lsdException w:name="Dark List Accent 6" w:semiHidden="0" w:uiPriority="70" w:unhideWhenUsed="0"/>
-    <w:lsdException w:name="Colorful Shading Accent 6" w:semiHidden="0" w:uiPriority="71" w:unhideWhenUsed="0"/>
-    <w:lsdException w:name="Colorful List Accent 6" w:semiHidden="0" w:uiPriority="72" w:unhideWhenUsed="0"/>
-    <w:lsdException w:name="Colorful Grid Accent 6" w:semiHidden="0" w:uiPriority="73" w:unhideWhenUsed="0"/>
-    <w:lsdException w:name="Subtle Emphasis" w:semiHidden="0" w:uiPriority="19" w:unhideWhenUsed="0" w:qFormat="1"/>
-    <w:lsdException w:name="Intense Emphasis" w:semiHidden="0" w:uiPriority="21" w:unhideWhenUsed="0" w:qFormat="1"/>
-    <w:lsdException w:name="Subtle Reference" w:semiHidden="0" w:uiPriority="31" w:unhideWhenUsed="0" w:qFormat="1"/>
-    <w:lsdException w:name="Intense Reference" w:semiHidden="0" w:uiPriority="32" w:unhideWhenUsed="0" w:qFormat="1"/>
-    <w:lsdException w:name="Book Title" w:semiHidden="0" w:uiPriority="33" w:unhideWhenUsed="0" w:qFormat="1"/>
-    <w:lsdException w:name="Bibliography" w:uiPriority="37"/>
-    <w:lsdException w:name="TOC Heading" w:uiPriority="39" w:qFormat="1"/>
+  <w:latentStyles w:defLockedState="0" w:defUIPriority="99" w:defSemiHidden="0" w:defUnhideWhenUsed="0" w:defQFormat="0" w:count="375">
+    <w:lsdException w:name="Normal" w:uiPriority="0" w:qFormat="1"/>
+    <w:lsdException w:name="heading 1" w:uiPriority="9" w:qFormat="1"/>
+    <w:lsdException w:name="heading 2" w:semiHidden="1" w:uiPriority="9" w:unhideWhenUsed="1" w:qFormat="1"/>
+    <w:lsdException w:name="heading 3" w:semiHidden="1" w:uiPriority="9" w:unhideWhenUsed="1" w:qFormat="1"/>
+    <w:lsdException w:name="heading 4" w:semiHidden="1" w:uiPriority="9" w:unhideWhenUsed="1" w:qFormat="1"/>
+    <w:lsdException w:name="heading 5" w:semiHidden="1" w:uiPriority="9" w:unhideWhenUsed="1" w:qFormat="1"/>
+    <w:lsdException w:name="heading 6" w:semiHidden="1" w:uiPriority="9" w:unhideWhenUsed="1" w:qFormat="1"/>
+    <w:lsdException w:name="heading 7" w:semiHidden="1" w:uiPriority="9" w:unhideWhenUsed="1" w:qFormat="1"/>
+    <w:lsdException w:name="heading 8" w:semiHidden="1" w:uiPriority="9" w:unhideWhenUsed="1" w:qFormat="1"/>
+    <w:lsdException w:name="heading 9" w:semiHidden="1" w:uiPriority="9" w:unhideWhenUsed="1" w:qFormat="1"/>
+    <w:lsdException w:name="index 1" w:semiHidden="1" w:unhideWhenUsed="1"/>
+    <w:lsdException w:name="index 2" w:semiHidden="1" w:unhideWhenUsed="1"/>
+    <w:lsdException w:name="index 3" w:semiHidden="1" w:unhideWhenUsed="1"/>
+    <w:lsdException w:name="index 4" w:semiHidden="1" w:unhideWhenUsed="1"/>
+    <w:lsdException w:name="index 5" w:semiHidden="1" w:unhideWhenUsed="1"/>
+    <w:lsdException w:name="index 6" w:semiHidden="1" w:unhideWhenUsed="1"/>
+    <w:lsdException w:name="index 7" w:semiHidden="1" w:unhideWhenUsed="1"/>
+    <w:lsdException w:name="index 8" w:semiHidden="1" w:unhideWhenUsed="1"/>
+    <w:lsdException w:name="index 9" w:semiHidden="1" w:unhideWhenUsed="1"/>
+    <w:lsdException w:name="toc 1" w:semiHidden="1" w:uiPriority="39" w:unhideWhenUsed="1"/>
+    <w:lsdException w:name="toc 2" w:semiHidden="1" w:uiPriority="39" w:unhideWhenUsed="1"/>
+    <w:lsdException w:name="toc 3" w:semiHidden="1" w:uiPriority="39" w:unhideWhenUsed="1"/>
+    <w:lsdException w:name="toc 4" w:semiHidden="1" w:uiPriority="39" w:unhideWhenUsed="1"/>
+    <w:lsdException w:name="toc 5" w:semiHidden="1" w:uiPriority="39" w:unhideWhenUsed="1"/>
+    <w:lsdException w:name="toc 6" w:semiHidden="1" w:uiPriority="39" w:unhideWhenUsed="1"/>
+    <w:lsdException w:name="toc 7" w:semiHidden="1" w:uiPriority="39" w:unhideWhenUsed="1"/>
+    <w:lsdException w:name="toc 8" w:semiHidden="1" w:uiPriority="39" w:unhideWhenUsed="1"/>
+    <w:lsdException w:name="toc 9" w:semiHidden="1" w:uiPriority="39" w:unhideWhenUsed="1"/>
+    <w:lsdException w:name="Normal Indent" w:semiHidden="1" w:unhideWhenUsed="1"/>
+    <w:lsdException w:name="footnote text" w:semiHidden="1" w:unhideWhenUsed="1"/>
+    <w:lsdException w:name="annotation text" w:semiHidden="1" w:unhideWhenUsed="1"/>
+    <w:lsdException w:name="header" w:semiHidden="1" w:unhideWhenUsed="1"/>
+    <w:lsdException w:name="footer" w:semiHidden="1" w:unhideWhenUsed="1"/>
+    <w:lsdException w:name="index heading" w:semiHidden="1" w:unhideWhenUsed="1"/>
+    <w:lsdException w:name="caption" w:semiHidden="1" w:uiPriority="35" w:unhideWhenUsed="1" w:qFormat="1"/>
+    <w:lsdException w:name="table of figures" w:semiHidden="1" w:unhideWhenUsed="1"/>
+    <w:lsdException w:name="envelope address" w:semiHidden="1" w:unhideWhenUsed="1"/>
+    <w:lsdException w:name="envelope return" w:semiHidden="1" w:unhideWhenUsed="1"/>
+    <w:lsdException w:name="footnote reference" w:semiHidden="1" w:unhideWhenUsed="1"/>
+    <w:lsdException w:name="annotation reference" w:semiHidden="1" w:unhideWhenUsed="1"/>
+    <w:lsdException w:name="line number" w:semiHidden="1" w:unhideWhenUsed="1"/>
+    <w:lsdException w:name="page number" w:semiHidden="1" w:unhideWhenUsed="1"/>
+    <w:lsdException w:name="endnote reference" w:semiHidden="1" w:unhideWhenUsed="1"/>
+    <w:lsdException w:name="endnote text" w:semiHidden="1" w:unhideWhenUsed="1"/>
+    <w:lsdException w:name="table of authorities" w:semiHidden="1" w:unhideWhenUsed="1"/>
+    <w:lsdException w:name="macro" w:semiHidden="1" w:unhideWhenUsed="1"/>
+    <w:lsdException w:name="toa heading" w:semiHidden="1" w:unhideWhenUsed="1"/>
+    <w:lsdException w:name="List" w:semiHidden="1" w:unhideWhenUsed="1"/>
+    <w:lsdException w:name="List Bullet" w:semiHidden="1" w:unhideWhenUsed="1"/>
+    <w:lsdException w:name="List Number" w:semiHidden="1" w:unhideWhenUsed="1"/>
+    <w:lsdException w:name="List 2" w:semiHidden="1" w:unhideWhenUsed="1"/>
+    <w:lsdException w:name="List 3" w:semiHidden="1" w:unhideWhenUsed="1"/>
+    <w:lsdException w:name="List 4" w:semiHidden="1" w:unhideWhenUsed="1"/>
+    <w:lsdException w:name="List 5" w:semiHidden="1" w:unhideWhenUsed="1"/>
+    <w:lsdException w:name="List Bullet 2" w:semiHidden="1" w:unhideWhenUsed="1"/>
+    <w:lsdException w:name="List Bullet 3" w:semiHidden="1" w:unhideWhenUsed="1"/>
+    <w:lsdException w:name="List Bullet 4" w:semiHidden="1" w:unhideWhenUsed="1"/>
+    <w:lsdException w:name="List Bullet 5" w:semiHidden="1" w:unhideWhenUsed="1"/>
+    <w:lsdException w:name="List Number 2" w:semiHidden="1" w:unhideWhenUsed="1"/>
+    <w:lsdException w:name="List Number 3" w:semiHidden="1" w:unhideWhenUsed="1"/>
+    <w:lsdException w:name="List Number 4" w:semiHidden="1" w:unhideWhenUsed="1"/>
+    <w:lsdException w:name="List Number 5" w:semiHidden="1" w:unhideWhenUsed="1"/>
+    <w:lsdException w:name="Title" w:uiPriority="10" w:qFormat="1"/>
+    <w:lsdException w:name="Closing" w:semiHidden="1" w:unhideWhenUsed="1"/>
+    <w:lsdException w:name="Signature" w:semiHidden="1" w:unhideWhenUsed="1"/>
+    <w:lsdException w:name="Default Paragraph Font" w:semiHidden="1" w:uiPriority="1" w:unhideWhenUsed="1"/>
+    <w:lsdException w:name="Body Text" w:semiHidden="1" w:unhideWhenUsed="1"/>
+    <w:lsdException w:name="Body Text Indent" w:semiHidden="1" w:unhideWhenUsed="1"/>
+    <w:lsdException w:name="List Continue" w:semiHidden="1" w:unhideWhenUsed="1"/>
+    <w:lsdException w:name="List Continue 2" w:semiHidden="1" w:unhideWhenUsed="1"/>
+    <w:lsdException w:name="List Continue 3" w:semiHidden="1" w:unhideWhenUsed="1"/>
+    <w:lsdException w:name="List Continue 4" w:semiHidden="1" w:unhideWhenUsed="1"/>
+    <w:lsdException w:name="List Continue 5" w:semiHidden="1" w:unhideWhenUsed="1"/>
+    <w:lsdException w:name="Message Header" w:semiHidden="1" w:unhideWhenUsed="1"/>
+    <w:lsdException w:name="Subtitle" w:uiPriority="11" w:qFormat="1"/>
+    <w:lsdException w:name="Salutation" w:semiHidden="1" w:unhideWhenUsed="1"/>
+    <w:lsdException w:name="Date" w:semiHidden="1" w:unhideWhenUsed="1"/>
+    <w:lsdException w:name="Body Text First Indent" w:semiHidden="1" w:unhideWhenUsed="1"/>
+    <w:lsdException w:name="Body Text First Indent 2" w:semiHidden="1" w:unhideWhenUsed="1"/>
+    <w:lsdException w:name="Note Heading" w:semiHidden="1" w:unhideWhenUsed="1"/>
+    <w:lsdException w:name="Body Text 2" w:semiHidden="1" w:unhideWhenUsed="1"/>
+    <w:lsdException w:name="Body Text 3" w:semiHidden="1" w:unhideWhenUsed="1"/>
+    <w:lsdException w:name="Body Text Indent 2" w:semiHidden="1" w:unhideWhenUsed="1"/>
+    <w:lsdException w:name="Body Text Indent 3" w:semiHidden="1" w:unhideWhenUsed="1"/>
+    <w:lsdException w:name="Block Text" w:semiHidden="1" w:unhideWhenUsed="1"/>
+    <w:lsdException w:name="Hyperlink" w:semiHidden="1" w:unhideWhenUsed="1"/>
+    <w:lsdException w:name="FollowedHyperlink" w:semiHidden="1" w:unhideWhenUsed="1"/>
+    <w:lsdException w:name="Strong" w:uiPriority="22" w:qFormat="1"/>
+    <w:lsdException w:name="Emphasis" w:uiPriority="20" w:qFormat="1"/>
+    <w:lsdException w:name="Document Map" w:semiHidden="1" w:unhideWhenUsed="1"/>
+    <w:lsdException w:name="Plain Text" w:semiHidden="1" w:unhideWhenUsed="1"/>
+    <w:lsdException w:name="E-mail Signature" w:semiHidden="1" w:unhideWhenUsed="1"/>
+    <w:lsdException w:name="HTML Top of Form" w:semiHidden="1" w:unhideWhenUsed="1"/>
+    <w:lsdException w:name="HTML Bottom of Form" w:semiHidden="1" w:unhideWhenUsed="1"/>
+    <w:lsdException w:name="Normal (Web)" w:semiHidden="1" w:unhideWhenUsed="1"/>
+    <w:lsdException w:name="HTML Acronym" w:semiHidden="1" w:unhideWhenUsed="1"/>
+    <w:lsdException w:name="HTML Address" w:semiHidden="1" w:unhideWhenUsed="1"/>
+    <w:lsdException w:name="HTML Cite" w:semiHidden="1" w:unhideWhenUsed="1"/>
+    <w:lsdException w:name="HTML Code" w:semiHidden="1" w:unhideWhenUsed="1"/>
+    <w:lsdException w:name="HTML Definition" w:semiHidden="1" w:unhideWhenUsed="1"/>
+    <w:lsdException w:name="HTML Keyboard" w:semiHidden="1" w:unhideWhenUsed="1"/>
+    <w:lsdException w:name="HTML Preformatted" w:semiHidden="1" w:unhideWhenUsed="1"/>
+    <w:lsdException w:name="HTML Sample" w:semiHidden="1" w:unhideWhenUsed="1"/>
+    <w:lsdException w:name="HTML Typewriter" w:semiHidden="1" w:unhideWhenUsed="1"/>
+    <w:lsdException w:name="HTML Variable" w:semiHidden="1" w:unhideWhenUsed="1"/>
+    <w:lsdException w:name="Normal Table" w:semiHidden="1" w:unhideWhenUsed="1"/>
+    <w:lsdException w:name="annotation subject" w:semiHidden="1" w:unhideWhenUsed="1"/>
+    <w:lsdException w:name="No List" w:semiHidden="1" w:unhideWhenUsed="1"/>
+    <w:lsdException w:name="Outline List 1" w:semiHidden="1" w:unhideWhenUsed="1"/>
+    <w:lsdException w:name="Outline List 2" w:semiHidden="1" w:unhideWhenUsed="1"/>
+    <w:lsdException w:name="Outline List 3" w:semiHidden="1" w:unhideWhenUsed="1"/>
+    <w:lsdException w:name="Table Simple 1" w:semiHidden="1" w:unhideWhenUsed="1"/>
+    <w:lsdException w:name="Table Simple 2" w:semiHidden="1" w:unhideWhenUsed="1"/>
+    <w:lsdException w:name="Table Simple 3" w:semiHidden="1" w:unhideWhenUsed="1"/>
+    <w:lsdException w:name="Table Classic 1" w:semiHidden="1" w:unhideWhenUsed="1"/>
+    <w:lsdException w:name="Table Classic 2" w:semiHidden="1" w:unhideWhenUsed="1"/>
+    <w:lsdException w:name="Table Classic 3" w:semiHidden="1" w:unhideWhenUsed="1"/>
+    <w:lsdException w:name="Table Classic 4" w:semiHidden="1" w:unhideWhenUsed="1"/>
+    <w:lsdException w:name="Table Colorful 1" w:semiHidden="1" w:unhideWhenUsed="1"/>
+    <w:lsdException w:name="Table Colorful 2" w:semiHidden="1" w:unhideWhenUsed="1"/>
+    <w:lsdException w:name="Table Colorful 3" w:semiHidden="1" w:unhideWhenUsed="1"/>
+    <w:lsdException w:name="Table Columns 1" w:semiHidden="1" w:unhideWhenUsed="1"/>
+    <w:lsdException w:name="Table Columns 2" w:semiHidden="1" w:unhideWhenUsed="1"/>
+    <w:lsdException w:name="Table Columns 3" w:semiHidden="1" w:unhideWhenUsed="1"/>
+    <w:lsdException w:name="Table Columns 4" w:semiHidden="1" w:unhideWhenUsed="1"/>
+    <w:lsdException w:name="Table Columns 5" w:semiHidden="1" w:unhideWhenUsed="1"/>
+    <w:lsdException w:name="Table Grid 1" w:semiHidden="1" w:unhideWhenUsed="1"/>
+    <w:lsdException w:name="Table Grid 2" w:semiHidden="1" w:unhideWhenUsed="1"/>
+    <w:lsdException w:name="Table Grid 3" w:semiHidden="1" w:unhideWhenUsed="1"/>
+    <w:lsdException w:name="Table Grid 4" w:semiHidden="1" w:unhideWhenUsed="1"/>
+    <w:lsdException w:name="Table Grid 5" w:semiHidden="1" w:unhideWhenUsed="1"/>
+    <w:lsdException w:name="Table Grid 6" w:semiHidden="1" w:unhideWhenUsed="1"/>
+    <w:lsdException w:name="Table Grid 7" w:semiHidden="1" w:unhideWhenUsed="1"/>
+    <w:lsdException w:name="Table Grid 8" w:semiHidden="1" w:unhideWhenUsed="1"/>
+    <w:lsdException w:name="Table List 1" w:semiHidden="1" w:unhideWhenUsed="1"/>
+    <w:lsdException w:name="Table List 2" w:semiHidden="1" w:unhideWhenUsed="1"/>
+    <w:lsdException w:name="Table List 3" w:semiHidden="1" w:unhideWhenUsed="1"/>
+    <w:lsdException w:name="Table List 4" w:semiHidden="1" w:unhideWhenUsed="1"/>
+    <w:lsdException w:name="Table List 5" w:semiHidden="1" w:unhideWhenUsed="1"/>
+    <w:lsdException w:name="Table List 6" w:semiHidden="1" w:unhideWhenUsed="1"/>
+    <w:lsdException w:name="Table List 7" w:semiHidden="1" w:unhideWhenUsed="1"/>
+    <w:lsdException w:name="Table List 8" w:semiHidden="1" w:unhideWhenUsed="1"/>
+    <w:lsdException w:name="Table 3D effects 1" w:semiHidden="1" w:unhideWhenUsed="1"/>
+    <w:lsdException w:name="Table 3D effects 2" w:semiHidden="1" w:unhideWhenUsed="1"/>
+    <w:lsdException w:name="Table 3D effects 3" w:semiHidden="1" w:unhideWhenUsed="1"/>
+    <w:lsdException w:name="Table Contemporary" w:semiHidden="1" w:unhideWhenUsed="1"/>
+    <w:lsdException w:name="Table Elegant" w:semiHidden="1" w:unhideWhenUsed="1"/>
+    <w:lsdException w:name="Table Professional" w:semiHidden="1" w:unhideWhenUsed="1"/>
+    <w:lsdException w:name="Table Subtle 1" w:semiHidden="1" w:unhideWhenUsed="1"/>
+    <w:lsdException w:name="Table Subtle 2" w:semiHidden="1" w:unhideWhenUsed="1"/>
+    <w:lsdException w:name="Table Web 1" w:semiHidden="1" w:unhideWhenUsed="1"/>
+    <w:lsdException w:name="Table Web 2" w:semiHidden="1" w:unhideWhenUsed="1"/>
+    <w:lsdException w:name="Table Web 3" w:semiHidden="1" w:unhideWhenUsed="1"/>
+    <w:lsdException w:name="Balloon Text" w:semiHidden="1" w:unhideWhenUsed="1"/>
+    <w:lsdException w:name="Table Grid" w:semiHidden="1" w:uiPriority="39" w:unhideWhenUsed="1"/>
+    <w:lsdException w:name="Table Theme" w:semiHidden="1" w:unhideWhenUsed="1"/>
+    <w:lsdException w:name="Placeholder Text" w:semiHidden="1"/>
+    <w:lsdException w:name="No Spacing" w:uiPriority="1" w:qFormat="1"/>
+    <w:lsdException w:name="Light Shading" w:uiPriority="60"/>
+    <w:lsdException w:name="Light List" w:uiPriority="61"/>
+    <w:lsdException w:name="Light Grid" w:uiPriority="62"/>
+    <w:lsdException w:name="Medium Shading 1" w:uiPriority="63"/>
+    <w:lsdException w:name="Medium Shading 2" w:uiPriority="64"/>
+    <w:lsdException w:name="Medium List 1" w:uiPriority="65"/>
+    <w:lsdException w:name="Medium List 2" w:uiPriority="66"/>
+    <w:lsdException w:name="Medium Grid 1" w:uiPriority="67"/>
+    <w:lsdException w:name="Medium Grid 2" w:uiPriority="68"/>
+    <w:lsdException w:name="Medium Grid 3" w:uiPriority="69"/>
+    <w:lsdException w:name="Dark List" w:uiPriority="70"/>
+    <w:lsdException w:name="Colorful Shading" w:uiPriority="71"/>
+    <w:lsdException w:name="Colorful List" w:uiPriority="72"/>
+    <w:lsdException w:name="Colorful Grid" w:uiPriority="73"/>
+    <w:lsdException w:name="Light Shading Accent 1" w:uiPriority="60"/>
+    <w:lsdException w:name="Light List Accent 1" w:uiPriority="61"/>
+    <w:lsdException w:name="Light Grid Accent 1" w:uiPriority="62"/>
+    <w:lsdException w:name="Medium Shading 1 Accent 1" w:uiPriority="63"/>
+    <w:lsdException w:name="Medium Shading 2 Accent 1" w:uiPriority="64"/>
+    <w:lsdException w:name="Medium List 1 Accent 1" w:uiPriority="65"/>
+    <w:lsdException w:name="Revision" w:semiHidden="1"/>
+    <w:lsdException w:name="List Paragraph" w:uiPriority="34" w:qFormat="1"/>
+    <w:lsdException w:name="Quote" w:uiPriority="29" w:qFormat="1"/>
+    <w:lsdException w:name="Intense Quote" w:uiPriority="30" w:qFormat="1"/>
+    <w:lsdException w:name="Medium List 2 Accent 1" w:uiPriority="66"/>
+    <w:lsdException w:name="Medium Grid 1 Accent 1" w:uiPriority="67"/>
+    <w:lsdException w:name="Medium Grid 2 Accent 1" w:uiPriority="68"/>
+    <w:lsdException w:name="Medium Grid 3 Accent 1" w:uiPriority="69"/>
+    <w:lsdException w:name="Dark List Accent 1" w:uiPriority="70"/>
+    <w:lsdException w:name="Colorful Shading Accent 1" w:uiPriority="71"/>
+    <w:lsdException w:name="Colorful List Accent 1" w:uiPriority="72"/>
+    <w:lsdException w:name="Colorful Grid Accent 1" w:uiPriority="73"/>
+    <w:lsdException w:name="Light Shading Accent 2" w:uiPriority="60"/>
+    <w:lsdException w:name="Light List Accent 2" w:uiPriority="61"/>
+    <w:lsdException w:name="Light Grid Accent 2" w:uiPriority="62"/>
+    <w:lsdException w:name="Medium Shading 1 Accent 2" w:uiPriority="63"/>
+    <w:lsdException w:name="Medium Shading 2 Accent 2" w:uiPriority="64"/>
+    <w:lsdException w:name="Medium List 1 Accent 2" w:uiPriority="65"/>
+    <w:lsdException w:name="Medium List 2 Accent 2" w:uiPriority="66"/>
+    <w:lsdException w:name="Medium Grid 1 Accent 2" w:uiPriority="67"/>
+    <w:lsdException w:name="Medium Grid 2 Accent 2" w:uiPriority="68"/>
+    <w:lsdException w:name="Medium Grid 3 Accent 2" w:uiPriority="69"/>
+    <w:lsdException w:name="Dark List Accent 2" w:uiPriority="70"/>
+    <w:lsdException w:name="Colorful Shading Accent 2" w:uiPriority="71"/>
+    <w:lsdException w:name="Colorful List Accent 2" w:uiPriority="72"/>
+    <w:lsdException w:name="Colorful Grid Accent 2" w:uiPriority="73"/>
+    <w:lsdException w:name="Light Shading Accent 3" w:uiPriority="60"/>
+    <w:lsdException w:name="Light List Accent 3" w:uiPriority="61"/>
+    <w:lsdException w:name="Light Grid Accent 3" w:uiPriority="62"/>
+    <w:lsdException w:name="Medium Shading 1 Accent 3" w:uiPriority="63"/>
+    <w:lsdException w:name="Medium Shading 2 Accent 3" w:uiPriority="64"/>
+    <w:lsdException w:name="Medium List 1 Accent 3" w:uiPriority="65"/>
+    <w:lsdException w:name="Medium List 2 Accent 3" w:uiPriority="66"/>
+    <w:lsdException w:name="Medium Grid 1 Accent 3" w:uiPriority="67"/>
+    <w:lsdException w:name="Medium Grid 2 Accent 3" w:uiPriority="68"/>
+    <w:lsdException w:name="Medium Grid 3 Accent 3" w:uiPriority="69"/>
+    <w:lsdException w:name="Dark List Accent 3" w:uiPriority="70"/>
+    <w:lsdException w:name="Colorful Shading Accent 3" w:uiPriority="71"/>
+    <w:lsdException w:name="Colorful List Accent 3" w:uiPriority="72"/>
+    <w:lsdException w:name="Colorful Grid Accent 3" w:uiPriority="73"/>
+    <w:lsdException w:name="Light Shading Accent 4" w:uiPriority="60"/>
+    <w:lsdException w:name="Light List Accent 4" w:uiPriority="61"/>
+    <w:lsdException w:name="Light Grid Accent 4" w:uiPriority="62"/>
+    <w:lsdException w:name="Medium Shading 1 Accent 4" w:uiPriority="63"/>
+    <w:lsdException w:name="Medium Shading 2 Accent 4" w:uiPriority="64"/>
+    <w:lsdException w:name="Medium List 1 Accent 4" w:uiPriority="65"/>
+    <w:lsdException w:name="Medium List 2 Accent 4" w:uiPriority="66"/>
+    <w:lsdException w:name="Medium Grid 1 Accent 4" w:uiPriority="67"/>
+    <w:lsdException w:name="Medium Grid 2 Accent 4" w:uiPriority="68"/>
+    <w:lsdException w:name="Medium Grid 3 Accent 4" w:uiPriority="69"/>
+    <w:lsdException w:name="Dark List Accent 4" w:uiPriority="70"/>
+    <w:lsdException w:name="Colorful Shading Accent 4" w:uiPriority="71"/>
+    <w:lsdException w:name="Colorful List Accent 4" w:uiPriority="72"/>
+    <w:lsdException w:name="Colorful Grid Accent 4" w:uiPriority="73"/>
+    <w:lsdException w:name="Light Shading Accent 5" w:uiPriority="60"/>
+    <w:lsdException w:name="Light List Accent 5" w:uiPriority="61"/>
+    <w:lsdException w:name="Light Grid Accent 5" w:uiPriority="62"/>
+    <w:lsdException w:name="Medium Shading 1 Accent 5" w:uiPriority="63"/>
+    <w:lsdException w:name="Medium Shading 2 Accent 5" w:uiPriority="64"/>
+    <w:lsdException w:name="Medium List 1 Accent 5" w:uiPriority="65"/>
+    <w:lsdException w:name="Medium List 2 Accent 5" w:uiPriority="66"/>
+    <w:lsdException w:name="Medium Grid 1 Accent 5" w:uiPriority="67"/>
+    <w:lsdException w:name="Medium Grid 2 Accent 5" w:uiPriority="68"/>
+    <w:lsdException w:name="Medium Grid 3 Accent 5" w:uiPriority="69"/>
+    <w:lsdException w:name="Dark List Accent 5" w:uiPriority="70"/>
+    <w:lsdException w:name="Colorful Shading Accent 5" w:uiPriority="71"/>
+    <w:lsdException w:name="Colorful List Accent 5" w:uiPriority="72"/>
+    <w:lsdException w:name="Colorful Grid Accent 5" w:uiPriority="73"/>
+    <w:lsdException w:name="Light Shading Accent 6" w:uiPriority="60"/>
+    <w:lsdException w:name="Light List Accent 6" w:uiPriority="61"/>
+    <w:lsdException w:name="Light Grid Accent 6" w:uiPriority="62"/>
+    <w:lsdException w:name="Medium Shading 1 Accent 6" w:uiPriority="63"/>
+    <w:lsdException w:name="Medium Shading 2 Accent 6" w:uiPriority="64"/>
+    <w:lsdException w:name="Medium List 1 Accent 6" w:uiPriority="65"/>
+    <w:lsdException w:name="Medium List 2 Accent 6" w:uiPriority="66"/>
+    <w:lsdException w:name="Medium Grid 1 Accent 6" w:uiPriority="67"/>
+    <w:lsdException w:name="Medium Grid 2 Accent 6" w:uiPriority="68"/>
+    <w:lsdException w:name="Medium Grid 3 Accent 6" w:uiPriority="69"/>
+    <w:lsdException w:name="Dark List Accent 6" w:uiPriority="70"/>
+    <w:lsdException w:name="Colorful Shading Accent 6" w:uiPriority="71"/>
+    <w:lsdException w:name="Colorful List Accent 6" w:uiPriority="72"/>
+    <w:lsdException w:name="Colorful Grid Accent 6" w:uiPriority="73"/>
+    <w:lsdException w:name="Subtle Emphasis" w:uiPriority="19" w:qFormat="1"/>
+    <w:lsdException w:name="Intense Emphasis" w:uiPriority="21" w:qFormat="1"/>
+    <w:lsdException w:name="Subtle Reference" w:uiPriority="31" w:qFormat="1"/>
+    <w:lsdException w:name="Intense Reference" w:uiPriority="32" w:qFormat="1"/>
+    <w:lsdException w:name="Book Title" w:uiPriority="33" w:qFormat="1"/>
+    <w:lsdException w:name="Bibliography" w:semiHidden="1" w:uiPriority="37" w:unhideWhenUsed="1"/>
+    <w:lsdException w:name="TOC Heading" w:semiHidden="1" w:uiPriority="39" w:unhideWhenUsed="1" w:qFormat="1"/>
+    <w:lsdException w:name="Plain Table 1" w:uiPriority="41"/>
+    <w:lsdException w:name="Plain Table 2" w:uiPriority="42"/>
+    <w:lsdException w:name="Plain Table 3" w:uiPriority="43"/>
+    <w:lsdException w:name="Plain Table 4" w:uiPriority="44"/>
+    <w:lsdException w:name="Plain Table 5" w:uiPriority="45"/>
+    <w:lsdException w:name="Grid Table Light" w:uiPriority="40"/>
+    <w:lsdException w:name="Grid Table 1 Light" w:uiPriority="46"/>
+    <w:lsdException w:name="Grid Table 2" w:uiPriority="47"/>
+    <w:lsdException w:name="Grid Table 3" w:uiPriority="48"/>
+    <w:lsdException w:name="Grid Table 4" w:uiPriority="49"/>
+    <w:lsdException w:name="Grid Table 5 Dark" w:uiPriority="50"/>
+    <w:lsdException w:name="Grid Table 6 Colorful" w:uiPriority="51"/>
+    <w:lsdException w:name="Grid Table 7 Colorful" w:uiPriority="52"/>
+    <w:lsdException w:name="Grid Table 1 Light Accent 1" w:uiPriority="46"/>
+    <w:lsdException w:name="Grid Table 2 Accent 1" w:uiPriority="47"/>
+    <w:lsdException w:name="Grid Table 3 Accent 1" w:uiPriority="48"/>
+    <w:lsdException w:name="Grid Table 4 Accent 1" w:uiPriority="49"/>
+    <w:lsdException w:name="Grid Table 5 Dark Accent 1" w:uiPriority="50"/>
+    <w:lsdException w:name="Grid Table 6 Colorful Accent 1" w:uiPriority="51"/>
+    <w:lsdException w:name="Grid Table 7 Colorful Accent 1" w:uiPriority="52"/>
+    <w:lsdException w:name="Grid Table 1 Light Accent 2" w:uiPriority="46"/>
+    <w:lsdException w:name="Grid Table 2 Accent 2" w:uiPriority="47"/>
+    <w:lsdException w:name="Grid Table 3 Accent 2" w:uiPriority="48"/>
+    <w:lsdException w:name="Grid Table 4 Accent 2" w:uiPriority="49"/>
+    <w:lsdException w:name="Grid Table 5 Dark Accent 2" w:uiPriority="50"/>
+    <w:lsdException w:name="Grid Table 6 Colorful Accent 2" w:uiPriority="51"/>
+    <w:lsdException w:name="Grid Table 7 Colorful Accent 2" w:uiPriority="52"/>
+    <w:lsdException w:name="Grid Table 1 Light Accent 3" w:uiPriority="46"/>
+    <w:lsdException w:name="Grid Table 2 Accent 3" w:uiPriority="47"/>
+    <w:lsdException w:name="Grid Table 3 Accent 3" w:uiPriority="48"/>
+    <w:lsdException w:name="Grid Table 4 Accent 3" w:uiPriority="49"/>
+    <w:lsdException w:name="Grid Table 5 Dark Accent 3" w:uiPriority="50"/>
+    <w:lsdException w:name="Grid Table 6 Colorful Accent 3" w:uiPriority="51"/>
+    <w:lsdException w:name="Grid Table 7 Colorful Accent 3" w:uiPriority="52"/>
+    <w:lsdException w:name="Grid Table 1 Light Accent 4" w:uiPriority="46"/>
+    <w:lsdException w:name="Grid Table 2 Accent 4" w:uiPriority="47"/>
+    <w:lsdException w:name="Grid Table 3 Accent 4" w:uiPriority="48"/>
+    <w:lsdException w:name="Grid Table 4 Accent 4" w:uiPriority="49"/>
+    <w:lsdException w:name="Grid Table 5 Dark Accent 4" w:uiPriority="50"/>
+    <w:lsdException w:name="Grid Table 6 Colorful Accent 4" w:uiPriority="51"/>
+    <w:lsdException w:name="Grid Table 7 Colorful Accent 4" w:uiPriority="52"/>
+    <w:lsdException w:name="Grid Table 1 Light Accent 5" w:uiPriority="46"/>
+    <w:lsdException w:name="Grid Table 2 Accent 5" w:uiPriority="47"/>
+    <w:lsdException w:name="Grid Table 3 Accent 5" w:uiPriority="48"/>
+    <w:lsdException w:name="Grid Table 4 Accent 5" w:uiPriority="49"/>
+    <w:lsdException w:name="Grid Table 5 Dark Accent 5" w:uiPriority="50"/>
+    <w:lsdException w:name="Grid Table 6 Colorful Accent 5" w:uiPriority="51"/>
+    <w:lsdException w:name="Grid Table 7 Colorful Accent 5" w:uiPriority="52"/>
+    <w:lsdException w:name="Grid Table 1 Light Accent 6" w:uiPriority="46"/>
+    <w:lsdException w:name="Grid Table 2 Accent 6" w:uiPriority="47"/>
+    <w:lsdException w:name="Grid Table 3 Accent 6" w:uiPriority="48"/>
+    <w:lsdException w:name="Grid Table 4 Accent 6" w:uiPriority="49"/>
+    <w:lsdException w:name="Grid Table 5 Dark Accent 6" w:uiPriority="50"/>
+    <w:lsdException w:name="Grid Table 6 Colorful Accent 6" w:uiPriority="51"/>
+    <w:lsdException w:name="Grid Table 7 Colorful Accent 6" w:uiPriority="52"/>
+    <w:lsdException w:name="List Table 1 Light" w:uiPriority="46"/>
+    <w:lsdException w:name="List Table 2" w:uiPriority="47"/>
+    <w:lsdException w:name="List Table 3" w:uiPriority="48"/>
+    <w:lsdException w:name="List Table 4" w:uiPriority="49"/>
+    <w:lsdException w:name="List Table 5 Dark" w:uiPriority="50"/>
+    <w:lsdException w:name="List Table 6 Colorful" w:uiPriority="51"/>
+    <w:lsdException w:name="List Table 7 Colorful" w:uiPriority="52"/>
+    <w:lsdException w:name="List Table 1 Light Accent 1" w:uiPriority="46"/>
+    <w:lsdException w:name="List Table 2 Accent 1" w:uiPriority="47"/>
+    <w:lsdException w:name="List Table 3 Accent 1" w:uiPriority="48"/>
+    <w:lsdException w:name="List Table 4 Accent 1" w:uiPriority="49"/>
+    <w:lsdException w:name="List Table 5 Dark Accent 1" w:uiPriority="50"/>
+    <w:lsdException w:name="List Table 6 Colorful Accent 1" w:uiPriority="51"/>
+    <w:lsdException w:name="List Table 7 Colorful Accent 1" w:uiPriority="52"/>
+    <w:lsdException w:name="List Table 1 Light Accent 2" w:uiPriority="46"/>
+    <w:lsdException w:name="List Table 2 Accent 2" w:uiPriority="47"/>
+    <w:lsdException w:name="List Table 3 Accent 2" w:uiPriority="48"/>
+    <w:lsdException w:name="List Table 4 Accent 2" w:uiPriority="49"/>
+    <w:lsdException w:name="List Table 5 Dark Accent 2" w:uiPriority="50"/>
+    <w:lsdException w:name="List Table 6 Colorful Accent 2" w:uiPriority="51"/>
+    <w:lsdException w:name="List Table 7 Colorful Accent 2" w:uiPriority="52"/>
+    <w:lsdException w:name="List Table 1 Light Accent 3" w:uiPriority="46"/>
+    <w:lsdException w:name="List Table 2 Accent 3" w:uiPriority="47"/>
+    <w:lsdException w:name="List Table 3 Accent 3" w:uiPriority="48"/>
+    <w:lsdException w:name="List Table 4 Accent 3" w:uiPriority="49"/>
+    <w:lsdException w:name="List Table 5 Dark Accent 3" w:uiPriority="50"/>
+    <w:lsdException w:name="List Table 6 Colorful Accent 3" w:uiPriority="51"/>
+    <w:lsdException w:name="List Table 7 Colorful Accent 3" w:uiPriority="52"/>
+    <w:lsdException w:name="List Table 1 Light Accent 4" w:uiPriority="46"/>
+    <w:lsdException w:name="List Table 2 Accent 4" w:uiPriority="47"/>
+    <w:lsdException w:name="List Table 3 Accent 4" w:uiPriority="48"/>
+    <w:lsdException w:name="List Table 4 Accent 4" w:uiPriority="49"/>
+    <w:lsdException w:name="List Table 5 Dark Accent 4" w:uiPriority="50"/>
+    <w:lsdException w:name="List Table 6 Colorful Accent 4" w:uiPriority="51"/>
+    <w:lsdException w:name="List Table 7 Colorful Accent 4" w:uiPriority="52"/>
+    <w:lsdException w:name="List Table 1 Light Accent 5" w:uiPriority="46"/>
+    <w:lsdException w:name="List Table 2 Accent 5" w:uiPriority="47"/>
+    <w:lsdException w:name="List Table 3 Accent 5" w:uiPriority="48"/>
+    <w:lsdException w:name="List Table 4 Accent 5" w:uiPriority="49"/>
+    <w:lsdException w:name="List Table 5 Dark Accent 5" w:uiPriority="50"/>
+    <w:lsdException w:name="List Table 6 Colorful Accent 5" w:uiPriority="51"/>
+    <w:lsdException w:name="List Table 7 Colorful Accent 5" w:uiPriority="52"/>
+    <w:lsdException w:name="List Table 1 Light Accent 6" w:uiPriority="46"/>
+    <w:lsdException w:name="List Table 2 Accent 6" w:uiPriority="47"/>
+    <w:lsdException w:name="List Table 3 Accent 6" w:uiPriority="48"/>
+    <w:lsdException w:name="List Table 4 Accent 6" w:uiPriority="49"/>
+    <w:lsdException w:name="List Table 5 Dark Accent 6" w:uiPriority="50"/>
+    <w:lsdException w:name="List Table 6 Colorful Accent 6" w:uiPriority="51"/>
+    <w:lsdException w:name="List Table 7 Colorful Accent 6" w:uiPriority="52"/>
+    <w:lsdException w:name="Mention" w:semiHidden="1" w:unhideWhenUsed="1"/>
+    <w:lsdException w:name="Smart Hyperlink" w:semiHidden="1" w:unhideWhenUsed="1"/>
+    <w:lsdException w:name="Hashtag" w:semiHidden="1" w:unhideWhenUsed="1"/>
+    <w:lsdException w:name="Unresolved Mention" w:semiHidden="1" w:unhideWhenUsed="1"/>
   </w:latentStyles>
   <w:style w:type="paragraph" w:default="1" w:styleId="Normal">
     <w:name w:val="Normal"/>
@@ -3732,279 +9881,17 @@
       <w:szCs w:val="16"/>
     </w:rPr>
   </w:style>
-</w:styles>
-</file>
-
-<file path=word/stylesWithEffects.xml><?xml version="1.0" encoding="utf-8"?>
-<w:styles xmlns:wpc="http://schemas.microsoft.com/office/word/2010/wordprocessingCanvas" xmlns:mc="http://schemas.openxmlformats.org/markup-compatibility/2006" xmlns:o="urn:schemas-microsoft-com:office:office" xmlns:r="http://schemas.openxmlformats.org/officeDocument/2006/relationships" xmlns:m="http://schemas.openxmlformats.org/officeDocument/2006/math" xmlns:v="urn:schemas-microsoft-com:vml" xmlns:wp14="http://schemas.microsoft.com/office/word/2010/wordprocessingDrawing" xmlns:wp="http://schemas.openxmlformats.org/drawingml/2006/wordprocessingDrawing" xmlns:w10="urn:schemas-microsoft-com:office:word" xmlns:w="http://schemas.openxmlformats.org/wordprocessingml/2006/main" xmlns:w14="http://schemas.microsoft.com/office/word/2010/wordml" xmlns:wpg="http://schemas.microsoft.com/office/word/2010/wordprocessingGroup" xmlns:wpi="http://schemas.microsoft.com/office/word/2010/wordprocessingInk" xmlns:wne="http://schemas.microsoft.com/office/word/2006/wordml" xmlns:wps="http://schemas.microsoft.com/office/word/2010/wordprocessingShape" mc:Ignorable="w14 wp14">
-  <w:docDefaults>
-    <w:rPrDefault>
-      <w:rPr>
-        <w:rFonts w:asciiTheme="minorHAnsi" w:eastAsiaTheme="minorHAnsi" w:hAnsiTheme="minorHAnsi" w:cstheme="minorBidi"/>
-        <w:sz w:val="22"/>
-        <w:szCs w:val="22"/>
-        <w:lang w:val="en-US" w:eastAsia="en-US" w:bidi="ar-SA"/>
-      </w:rPr>
-    </w:rPrDefault>
-    <w:pPrDefault>
-      <w:pPr>
-        <w:spacing w:after="160" w:line="259" w:lineRule="auto"/>
-      </w:pPr>
-    </w:pPrDefault>
-  </w:docDefaults>
-  <w:latentStyles w:defLockedState="0" w:defUIPriority="99" w:defSemiHidden="1" w:defUnhideWhenUsed="1" w:defQFormat="0" w:count="267">
-    <w:lsdException w:name="Normal" w:semiHidden="0" w:uiPriority="0" w:unhideWhenUsed="0" w:qFormat="1"/>
-    <w:lsdException w:name="heading 1" w:semiHidden="0" w:uiPriority="9" w:unhideWhenUsed="0" w:qFormat="1"/>
-    <w:lsdException w:name="heading 2" w:uiPriority="9" w:qFormat="1"/>
-    <w:lsdException w:name="heading 3" w:uiPriority="9" w:qFormat="1"/>
-    <w:lsdException w:name="heading 4" w:uiPriority="9" w:qFormat="1"/>
-    <w:lsdException w:name="heading 5" w:uiPriority="9" w:qFormat="1"/>
-    <w:lsdException w:name="heading 6" w:uiPriority="9" w:qFormat="1"/>
-    <w:lsdException w:name="heading 7" w:uiPriority="9" w:qFormat="1"/>
-    <w:lsdException w:name="heading 8" w:uiPriority="9" w:qFormat="1"/>
-    <w:lsdException w:name="heading 9" w:uiPriority="9" w:qFormat="1"/>
-    <w:lsdException w:name="toc 1" w:uiPriority="39"/>
-    <w:lsdException w:name="toc 2" w:uiPriority="39"/>
-    <w:lsdException w:name="toc 3" w:uiPriority="39"/>
-    <w:lsdException w:name="toc 4" w:uiPriority="39"/>
-    <w:lsdException w:name="toc 5" w:uiPriority="39"/>
-    <w:lsdException w:name="toc 6" w:uiPriority="39"/>
-    <w:lsdException w:name="toc 7" w:uiPriority="39"/>
-    <w:lsdException w:name="toc 8" w:uiPriority="39"/>
-    <w:lsdException w:name="toc 9" w:uiPriority="39"/>
-    <w:lsdException w:name="caption" w:uiPriority="35" w:qFormat="1"/>
-    <w:lsdException w:name="Title" w:semiHidden="0" w:uiPriority="10" w:unhideWhenUsed="0" w:qFormat="1"/>
-    <w:lsdException w:name="Default Paragraph Font" w:uiPriority="1"/>
-    <w:lsdException w:name="Subtitle" w:semiHidden="0" w:uiPriority="11" w:unhideWhenUsed="0" w:qFormat="1"/>
-    <w:lsdException w:name="Strong" w:semiHidden="0" w:uiPriority="22" w:unhideWhenUsed="0" w:qFormat="1"/>
-    <w:lsdException w:name="Emphasis" w:semiHidden="0" w:uiPriority="20" w:unhideWhenUsed="0" w:qFormat="1"/>
-    <w:lsdException w:name="Table Grid" w:semiHidden="0" w:uiPriority="39" w:unhideWhenUsed="0"/>
-    <w:lsdException w:name="Placeholder Text" w:unhideWhenUsed="0"/>
-    <w:lsdException w:name="No Spacing" w:semiHidden="0" w:uiPriority="1" w:unhideWhenUsed="0" w:qFormat="1"/>
-    <w:lsdException w:name="Light Shading" w:semiHidden="0" w:uiPriority="60" w:unhideWhenUsed="0"/>
-    <w:lsdException w:name="Light List" w:semiHidden="0" w:uiPriority="61" w:unhideWhenUsed="0"/>
-    <w:lsdException w:name="Light Grid" w:semiHidden="0" w:uiPriority="62" w:unhideWhenUsed="0"/>
-    <w:lsdException w:name="Medium Shading 1" w:semiHidden="0" w:uiPriority="63" w:unhideWhenUsed="0"/>
-    <w:lsdException w:name="Medium Shading 2" w:semiHidden="0" w:uiPriority="64" w:unhideWhenUsed="0"/>
-    <w:lsdException w:name="Medium List 1" w:semiHidden="0" w:uiPriority="65" w:unhideWhenUsed="0"/>
-    <w:lsdException w:name="Medium List 2" w:semiHidden="0" w:uiPriority="66" w:unhideWhenUsed="0"/>
-    <w:lsdException w:name="Medium Grid 1" w:semiHidden="0" w:uiPriority="67" w:unhideWhenUsed="0"/>
-    <w:lsdException w:name="Medium Grid 2" w:semiHidden="0" w:uiPriority="68" w:unhideWhenUsed="0"/>
-    <w:lsdException w:name="Medium Grid 3" w:semiHidden="0" w:uiPriority="69" w:unhideWhenUsed="0"/>
-    <w:lsdException w:name="Dark List" w:semiHidden="0" w:uiPriority="70" w:unhideWhenUsed="0"/>
-    <w:lsdException w:name="Colorful Shading" w:semiHidden="0" w:uiPriority="71" w:unhideWhenUsed="0"/>
-    <w:lsdException w:name="Colorful List" w:semiHidden="0" w:uiPriority="72" w:unhideWhenUsed="0"/>
-    <w:lsdException w:name="Colorful Grid" w:semiHidden="0" w:uiPriority="73" w:unhideWhenUsed="0"/>
-    <w:lsdException w:name="Light Shading Accent 1" w:semiHidden="0" w:uiPriority="60" w:unhideWhenUsed="0"/>
-    <w:lsdException w:name="Light List Accent 1" w:semiHidden="0" w:uiPriority="61" w:unhideWhenUsed="0"/>
-    <w:lsdException w:name="Light Grid Accent 1" w:semiHidden="0" w:uiPriority="62" w:unhideWhenUsed="0"/>
-    <w:lsdException w:name="Medium Shading 1 Accent 1" w:semiHidden="0" w:uiPriority="63" w:unhideWhenUsed="0"/>
-    <w:lsdException w:name="Medium Shading 2 Accent 1" w:semiHidden="0" w:uiPriority="64" w:unhideWhenUsed="0"/>
-    <w:lsdException w:name="Medium List 1 Accent 1" w:semiHidden="0" w:uiPriority="65" w:unhideWhenUsed="0"/>
-    <w:lsdException w:name="Revision" w:unhideWhenUsed="0"/>
-    <w:lsdException w:name="List Paragraph" w:semiHidden="0" w:uiPriority="34" w:unhideWhenUsed="0" w:qFormat="1"/>
-    <w:lsdException w:name="Quote" w:semiHidden="0" w:uiPriority="29" w:unhideWhenUsed="0" w:qFormat="1"/>
-    <w:lsdException w:name="Intense Quote" w:semiHidden="0" w:uiPriority="30" w:unhideWhenUsed="0" w:qFormat="1"/>
-    <w:lsdException w:name="Medium List 2 Accent 1" w:semiHidden="0" w:uiPriority="66" w:unhideWhenUsed="0"/>
-    <w:lsdException w:name="Medium Grid 1 Accent 1" w:semiHidden="0" w:uiPriority="67" w:unhideWhenUsed="0"/>
-    <w:lsdException w:name="Medium Grid 2 Accent 1" w:semiHidden="0" w:uiPriority="68" w:unhideWhenUsed="0"/>
-    <w:lsdException w:name="Medium Grid 3 Accent 1" w:semiHidden="0" w:uiPriority="69" w:unhideWhenUsed="0"/>
-    <w:lsdException w:name="Dark List Accent 1" w:semiHidden="0" w:uiPriority="70" w:unhideWhenUsed="0"/>
-    <w:lsdException w:name="Colorful Shading Accent 1" w:semiHidden="0" w:uiPriority="71" w:unhideWhenUsed="0"/>
-    <w:lsdException w:name="Colorful List Accent 1" w:semiHidden="0" w:uiPriority="72" w:unhideWhenUsed="0"/>
-    <w:lsdException w:name="Colorful Grid Accent 1" w:semiHidden="0" w:uiPriority="73" w:unhideWhenUsed="0"/>
-    <w:lsdException w:name="Light Shading Accent 2" w:semiHidden="0" w:uiPriority="60" w:unhideWhenUsed="0"/>
-    <w:lsdException w:name="Light List Accent 2" w:semiHidden="0" w:uiPriority="61" w:unhideWhenUsed="0"/>
-    <w:lsdException w:name="Light Grid Accent 2" w:semiHidden="0" w:uiPriority="62" w:unhideWhenUsed="0"/>
-    <w:lsdException w:name="Medium Shading 1 Accent 2" w:semiHidden="0" w:uiPriority="63" w:unhideWhenUsed="0"/>
-    <w:lsdException w:name="Medium Shading 2 Accent 2" w:semiHidden="0" w:uiPriority="64" w:unhideWhenUsed="0"/>
-    <w:lsdException w:name="Medium List 1 Accent 2" w:semiHidden="0" w:uiPriority="65" w:unhideWhenUsed="0"/>
-    <w:lsdException w:name="Medium List 2 Accent 2" w:semiHidden="0" w:uiPriority="66" w:unhideWhenUsed="0"/>
-    <w:lsdException w:name="Medium Grid 1 Accent 2" w:semiHidden="0" w:uiPriority="67" w:unhideWhenUsed="0"/>
-    <w:lsdException w:name="Medium Grid 2 Accent 2" w:semiHidden="0" w:uiPriority="68" w:unhideWhenUsed="0"/>
-    <w:lsdException w:name="Medium Grid 3 Accent 2" w:semiHidden="0" w:uiPriority="69" w:unhideWhenUsed="0"/>
-    <w:lsdException w:name="Dark List Accent 2" w:semiHidden="0" w:uiPriority="70" w:unhideWhenUsed="0"/>
-    <w:lsdException w:name="Colorful Shading Accent 2" w:semiHidden="0" w:uiPriority="71" w:unhideWhenUsed="0"/>
-    <w:lsdException w:name="Colorful List Accent 2" w:semiHidden="0" w:uiPriority="72" w:unhideWhenUsed="0"/>
-    <w:lsdException w:name="Colorful Grid Accent 2" w:semiHidden="0" w:uiPriority="73" w:unhideWhenUsed="0"/>
-    <w:lsdException w:name="Light Shading Accent 3" w:semiHidden="0" w:uiPriority="60" w:unhideWhenUsed="0"/>
-    <w:lsdException w:name="Light List Accent 3" w:semiHidden="0" w:uiPriority="61" w:unhideWhenUsed="0"/>
-    <w:lsdException w:name="Light Grid Accent 3" w:semiHidden="0" w:uiPriority="62" w:unhideWhenUsed="0"/>
-    <w:lsdException w:name="Medium Shading 1 Accent 3" w:semiHidden="0" w:uiPriority="63" w:unhideWhenUsed="0"/>
-    <w:lsdException w:name="Medium Shading 2 Accent 3" w:semiHidden="0" w:uiPriority="64" w:unhideWhenUsed="0"/>
-    <w:lsdException w:name="Medium List 1 Accent 3" w:semiHidden="0" w:uiPriority="65" w:unhideWhenUsed="0"/>
-    <w:lsdException w:name="Medium List 2 Accent 3" w:semiHidden="0" w:uiPriority="66" w:unhideWhenUsed="0"/>
-    <w:lsdException w:name="Medium Grid 1 Accent 3" w:semiHidden="0" w:uiPriority="67" w:unhideWhenUsed="0"/>
-    <w:lsdException w:name="Medium Grid 2 Accent 3" w:semiHidden="0" w:uiPriority="68" w:unhideWhenUsed="0"/>
-    <w:lsdException w:name="Medium Grid 3 Accent 3" w:semiHidden="0" w:uiPriority="69" w:unhideWhenUsed="0"/>
-    <w:lsdException w:name="Dark List Accent 3" w:semiHidden="0" w:uiPriority="70" w:unhideWhenUsed="0"/>
-    <w:lsdException w:name="Colorful Shading Accent 3" w:semiHidden="0" w:uiPriority="71" w:unhideWhenUsed="0"/>
-    <w:lsdException w:name="Colorful List Accent 3" w:semiHidden="0" w:uiPriority="72" w:unhideWhenUsed="0"/>
-    <w:lsdException w:name="Colorful Grid Accent 3" w:semiHidden="0" w:uiPriority="73" w:unhideWhenUsed="0"/>
-    <w:lsdException w:name="Light Shading Accent 4" w:semiHidden="0" w:uiPriority="60" w:unhideWhenUsed="0"/>
-    <w:lsdException w:name="Light List Accent 4" w:semiHidden="0" w:uiPriority="61" w:unhideWhenUsed="0"/>
-    <w:lsdException w:name="Light Grid Accent 4" w:semiHidden="0" w:uiPriority="62" w:unhideWhenUsed="0"/>
-    <w:lsdException w:name="Medium Shading 1 Accent 4" w:semiHidden="0" w:uiPriority="63" w:unhideWhenUsed="0"/>
-    <w:lsdException w:name="Medium Shading 2 Accent 4" w:semiHidden="0" w:uiPriority="64" w:unhideWhenUsed="0"/>
-    <w:lsdException w:name="Medium List 1 Accent 4" w:semiHidden="0" w:uiPriority="65" w:unhideWhenUsed="0"/>
-    <w:lsdException w:name="Medium List 2 Accent 4" w:semiHidden="0" w:uiPriority="66" w:unhideWhenUsed="0"/>
-    <w:lsdException w:name="Medium Grid 1 Accent 4" w:semiHidden="0" w:uiPriority="67" w:unhideWhenUsed="0"/>
-    <w:lsdException w:name="Medium Grid 2 Accent 4" w:semiHidden="0" w:uiPriority="68" w:unhideWhenUsed="0"/>
-    <w:lsdException w:name="Medium Grid 3 Accent 4" w:semiHidden="0" w:uiPriority="69" w:unhideWhenUsed="0"/>
-    <w:lsdException w:name="Dark List Accent 4" w:semiHidden="0" w:uiPriority="70" w:unhideWhenUsed="0"/>
-    <w:lsdException w:name="Colorful Shading Accent 4" w:semiHidden="0" w:uiPriority="71" w:unhideWhenUsed="0"/>
-    <w:lsdException w:name="Colorful List Accent 4" w:semiHidden="0" w:uiPriority="72" w:unhideWhenUsed="0"/>
-    <w:lsdException w:name="Colorful Grid Accent 4" w:semiHidden="0" w:uiPriority="73" w:unhideWhenUsed="0"/>
-    <w:lsdException w:name="Light Shading Accent 5" w:semiHidden="0" w:uiPriority="60" w:unhideWhenUsed="0"/>
-    <w:lsdException w:name="Light List Accent 5" w:semiHidden="0" w:uiPriority="61" w:unhideWhenUsed="0"/>
-    <w:lsdException w:name="Light Grid Accent 5" w:semiHidden="0" w:uiPriority="62" w:unhideWhenUsed="0"/>
-    <w:lsdException w:name="Medium Shading 1 Accent 5" w:semiHidden="0" w:uiPriority="63" w:unhideWhenUsed="0"/>
-    <w:lsdException w:name="Medium Shading 2 Accent 5" w:semiHidden="0" w:uiPriority="64" w:unhideWhenUsed="0"/>
-    <w:lsdException w:name="Medium List 1 Accent 5" w:semiHidden="0" w:uiPriority="65" w:unhideWhenUsed="0"/>
-    <w:lsdException w:name="Medium List 2 Accent 5" w:semiHidden="0" w:uiPriority="66" w:unhideWhenUsed="0"/>
-    <w:lsdException w:name="Medium Grid 1 Accent 5" w:semiHidden="0" w:uiPriority="67" w:unhideWhenUsed="0"/>
-    <w:lsdException w:name="Medium Grid 2 Accent 5" w:semiHidden="0" w:uiPriority="68" w:unhideWhenUsed="0"/>
-    <w:lsdException w:name="Medium Grid 3 Accent 5" w:semiHidden="0" w:uiPriority="69" w:unhideWhenUsed="0"/>
-    <w:lsdException w:name="Dark List Accent 5" w:semiHidden="0" w:uiPriority="70" w:unhideWhenUsed="0"/>
-    <w:lsdException w:name="Colorful Shading Accent 5" w:semiHidden="0" w:uiPriority="71" w:unhideWhenUsed="0"/>
-    <w:lsdException w:name="Colorful List Accent 5" w:semiHidden="0" w:uiPriority="72" w:unhideWhenUsed="0"/>
-    <w:lsdException w:name="Colorful Grid Accent 5" w:semiHidden="0" w:uiPriority="73" w:unhideWhenUsed="0"/>
-    <w:lsdException w:name="Light Shading Accent 6" w:semiHidden="0" w:uiPriority="60" w:unhideWhenUsed="0"/>
-    <w:lsdException w:name="Light List Accent 6" w:semiHidden="0" w:uiPriority="61" w:unhideWhenUsed="0"/>
-    <w:lsdException w:name="Light Grid Accent 6" w:semiHidden="0" w:uiPriority="62" w:unhideWhenUsed="0"/>
-    <w:lsdException w:name="Medium Shading 1 Accent 6" w:semiHidden="0" w:uiPriority="63" w:unhideWhenUsed="0"/>
-    <w:lsdException w:name="Medium Shading 2 Accent 6" w:semiHidden="0" w:uiPriority="64" w:unhideWhenUsed="0"/>
-    <w:lsdException w:name="Medium List 1 Accent 6" w:semiHidden="0" w:uiPriority="65" w:unhideWhenUsed="0"/>
-    <w:lsdException w:name="Medium List 2 Accent 6" w:semiHidden="0" w:uiPriority="66" w:unhideWhenUsed="0"/>
-    <w:lsdException w:name="Medium Grid 1 Accent 6" w:semiHidden="0" w:uiPriority="67" w:unhideWhenUsed="0"/>
-    <w:lsdException w:name="Medium Grid 2 Accent 6" w:semiHidden="0" w:uiPriority="68" w:unhideWhenUsed="0"/>
-    <w:lsdException w:name="Medium Grid 3 Accent 6" w:semiHidden="0" w:uiPriority="69" w:unhideWhenUsed="0"/>
-    <w:lsdException w:name="Dark List Accent 6" w:semiHidden="0" w:uiPriority="70" w:unhideWhenUsed="0"/>
-    <w:lsdException w:name="Colorful Shading Accent 6" w:semiHidden="0" w:uiPriority="71" w:unhideWhenUsed="0"/>
-    <w:lsdException w:name="Colorful List Accent 6" w:semiHidden="0" w:uiPriority="72" w:unhideWhenUsed="0"/>
-    <w:lsdException w:name="Colorful Grid Accent 6" w:semiHidden="0" w:uiPriority="73" w:unhideWhenUsed="0"/>
-    <w:lsdException w:name="Subtle Emphasis" w:semiHidden="0" w:uiPriority="19" w:unhideWhenUsed="0" w:qFormat="1"/>
-    <w:lsdException w:name="Intense Emphasis" w:semiHidden="0" w:uiPriority="21" w:unhideWhenUsed="0" w:qFormat="1"/>
-    <w:lsdException w:name="Subtle Reference" w:semiHidden="0" w:uiPriority="31" w:unhideWhenUsed="0" w:qFormat="1"/>
-    <w:lsdException w:name="Intense Reference" w:semiHidden="0" w:uiPriority="32" w:unhideWhenUsed="0" w:qFormat="1"/>
-    <w:lsdException w:name="Book Title" w:semiHidden="0" w:uiPriority="33" w:unhideWhenUsed="0" w:qFormat="1"/>
-    <w:lsdException w:name="Bibliography" w:uiPriority="37"/>
-    <w:lsdException w:name="TOC Heading" w:uiPriority="39" w:qFormat="1"/>
-  </w:latentStyles>
-  <w:style w:type="paragraph" w:default="1" w:styleId="Normal">
-    <w:name w:val="Normal"/>
-    <w:qFormat/>
-  </w:style>
-  <w:style w:type="paragraph" w:styleId="Heading3">
-    <w:name w:val="heading 3"/>
-    <w:basedOn w:val="Normal"/>
-    <w:link w:val="Heading3Char"/>
-    <w:uiPriority w:val="9"/>
-    <w:qFormat/>
-    <w:rsid w:val="002B3F88"/>
-    <w:pPr>
-      <w:spacing w:before="100" w:beforeAutospacing="1" w:after="100" w:afterAutospacing="1" w:line="240" w:lineRule="auto"/>
-      <w:outlineLvl w:val="2"/>
-    </w:pPr>
-    <w:rPr>
-      <w:rFonts w:ascii="Times New Roman" w:eastAsia="Times New Roman" w:hAnsi="Times New Roman" w:cs="Times New Roman"/>
-      <w:b/>
-      <w:bCs/>
-      <w:sz w:val="27"/>
-      <w:szCs w:val="27"/>
-    </w:rPr>
-  </w:style>
-  <w:style w:type="character" w:default="1" w:styleId="DefaultParagraphFont">
-    <w:name w:val="Default Paragraph Font"/>
-    <w:uiPriority w:val="1"/>
-    <w:semiHidden/>
-    <w:unhideWhenUsed/>
-  </w:style>
-  <w:style w:type="table" w:default="1" w:styleId="TableNormal">
-    <w:name w:val="Normal Table"/>
+  <w:style w:type="character" w:styleId="HTMLCode">
+    <w:name w:val="HTML Code"/>
+    <w:basedOn w:val="DefaultParagraphFont"/>
     <w:uiPriority w:val="99"/>
     <w:semiHidden/>
     <w:unhideWhenUsed/>
-    <w:tblPr>
-      <w:tblInd w:w="0" w:type="dxa"/>
-      <w:tblCellMar>
-        <w:top w:w="0" w:type="dxa"/>
-        <w:left w:w="108" w:type="dxa"/>
-        <w:bottom w:w="0" w:type="dxa"/>
-        <w:right w:w="108" w:type="dxa"/>
-      </w:tblCellMar>
-    </w:tblPr>
-  </w:style>
-  <w:style w:type="numbering" w:default="1" w:styleId="NoList">
-    <w:name w:val="No List"/>
-    <w:uiPriority w:val="99"/>
-    <w:semiHidden/>
-    <w:unhideWhenUsed/>
-  </w:style>
-  <w:style w:type="paragraph" w:styleId="ListParagraph">
-    <w:name w:val="List Paragraph"/>
-    <w:basedOn w:val="Normal"/>
-    <w:uiPriority w:val="34"/>
-    <w:qFormat/>
-    <w:rsid w:val="002B3F88"/>
-    <w:pPr>
-      <w:ind w:left="720"/>
-      <w:contextualSpacing/>
-    </w:pPr>
-  </w:style>
-  <w:style w:type="character" w:customStyle="1" w:styleId="Heading3Char">
-    <w:name w:val="Heading 3 Char"/>
-    <w:basedOn w:val="DefaultParagraphFont"/>
-    <w:link w:val="Heading3"/>
-    <w:uiPriority w:val="9"/>
-    <w:rsid w:val="002B3F88"/>
+    <w:rsid w:val="002C09A7"/>
     <w:rPr>
-      <w:rFonts w:ascii="Times New Roman" w:eastAsia="Times New Roman" w:hAnsi="Times New Roman" w:cs="Times New Roman"/>
-      <w:b/>
-      <w:bCs/>
-      <w:sz w:val="27"/>
-      <w:szCs w:val="27"/>
-    </w:rPr>
-  </w:style>
-  <w:style w:type="character" w:styleId="Strong">
-    <w:name w:val="Strong"/>
-    <w:basedOn w:val="DefaultParagraphFont"/>
-    <w:uiPriority w:val="22"/>
-    <w:qFormat/>
-    <w:rsid w:val="002B3F88"/>
-    <w:rPr>
-      <w:b/>
-      <w:bCs/>
-    </w:rPr>
-  </w:style>
-  <w:style w:type="paragraph" w:styleId="BalloonText">
-    <w:name w:val="Balloon Text"/>
-    <w:basedOn w:val="Normal"/>
-    <w:link w:val="BalloonTextChar"/>
-    <w:uiPriority w:val="99"/>
-    <w:semiHidden/>
-    <w:unhideWhenUsed/>
-    <w:rsid w:val="00954AD2"/>
-    <w:pPr>
-      <w:spacing w:after="0" w:line="240" w:lineRule="auto"/>
-    </w:pPr>
-    <w:rPr>
-      <w:rFonts w:ascii="Tahoma" w:hAnsi="Tahoma" w:cs="Tahoma"/>
-      <w:sz w:val="16"/>
-      <w:szCs w:val="16"/>
-    </w:rPr>
-  </w:style>
-  <w:style w:type="character" w:customStyle="1" w:styleId="BalloonTextChar">
-    <w:name w:val="Balloon Text Char"/>
-    <w:basedOn w:val="DefaultParagraphFont"/>
-    <w:link w:val="BalloonText"/>
-    <w:uiPriority w:val="99"/>
-    <w:semiHidden/>
-    <w:rsid w:val="00954AD2"/>
-    <w:rPr>
-      <w:rFonts w:ascii="Tahoma" w:hAnsi="Tahoma" w:cs="Tahoma"/>
-      <w:sz w:val="16"/>
-      <w:szCs w:val="16"/>
+      <w:rFonts w:ascii="Courier New" w:eastAsia="Times New Roman" w:hAnsi="Courier New" w:cs="Courier New"/>
+      <w:sz w:val="20"/>
+      <w:szCs w:val="20"/>
     </w:rPr>
   </w:style>
 </w:styles>
@@ -4299,7 +10186,7 @@
   <a:extraClrSchemeLst/>
   <a:extLst>
     <a:ext uri="{05A4C25C-085E-4340-85A3-A5531E510DB2}">
-      <thm15:themeFamily xmlns:thm15="http://schemas.microsoft.com/office/thememl/2012/main" xmlns="" name="Office Theme" id="{62F939B6-93AF-4DB8-9C6B-D6C7DFDC589F}" vid="{4A3C46E8-61CC-4603-A589-7422A47A8E4A}"/>
+      <thm15:themeFamily xmlns:thm15="http://schemas.microsoft.com/office/thememl/2012/main" name="Office Theme" id="{62F939B6-93AF-4DB8-9C6B-D6C7DFDC589F}" vid="{4A3C46E8-61CC-4603-A589-7422A47A8E4A}"/>
     </a:ext>
   </a:extLst>
 </a:theme>
